--- a/output/BP框架/融资商业计划书框架与撰写指引.docx
+++ b/output/BP框架/融资商业计划书框架与撰写指引.docx
@@ -138,7 +138,7 @@
                 <w:sz w:val="24"/>
                 <w:szCs w:val="24"/>
               </w:rPr>
-              <w:t>2</w:t>
+              <w:t>3</w:t>
             </w:r>
             <w:r>
               <w:rPr>
@@ -226,7 +226,7 @@
                 <w:sz w:val="24"/>
                 <w:szCs w:val="24"/>
               </w:rPr>
-              <w:t>2</w:t>
+              <w:t>3</w:t>
             </w:r>
             <w:r>
               <w:rPr>
@@ -315,7 +315,7 @@
                 <w:sz w:val="24"/>
                 <w:szCs w:val="24"/>
               </w:rPr>
-              <w:t>2</w:t>
+              <w:t>3</w:t>
             </w:r>
             <w:r>
               <w:rPr>
@@ -404,7 +404,7 @@
                 <w:sz w:val="24"/>
                 <w:szCs w:val="24"/>
               </w:rPr>
-              <w:t>2</w:t>
+              <w:t>3</w:t>
             </w:r>
             <w:r>
               <w:rPr>
@@ -485,7 +485,7 @@
                 <w:sz w:val="24"/>
                 <w:szCs w:val="24"/>
               </w:rPr>
-              <w:t>2</w:t>
+              <w:t>3</w:t>
             </w:r>
             <w:r>
               <w:rPr>
@@ -500,12 +500,14 @@
         </w:p>
         <w:p>
           <w:pPr>
-            <w:pStyle w:val="TOC1"/>
+            <w:pStyle w:val="TOC2"/>
             <w:tabs>
               <w:tab w:val="right" w:leader="dot" w:pos="8299"/>
             </w:tabs>
             <w:spacing w:line="360" w:lineRule="auto"/>
+            <w:ind w:left="400"/>
             <w:rPr>
+              <w:rFonts w:eastAsia="宋体"/>
               <w:noProof/>
               <w:sz w:val="24"/>
               <w:szCs w:val="24"/>
@@ -515,15 +517,17 @@
             <w:r>
               <w:rPr>
                 <w:rStyle w:val="a5"/>
-                <w:bCs w:val="0"/>
-                <w:noProof/>
-                <w:sz w:val="24"/>
-                <w:szCs w:val="24"/>
-              </w:rPr>
-              <w:t xml:space="preserve">三、 逐模块内容要求</w:t>
-            </w:r>
-            <w:r>
-              <w:rPr>
+                <w:rFonts w:eastAsia="宋体" w:cs="宋体"/>
+                <w:bCs/>
+                <w:noProof/>
+                <w:sz w:val="24"/>
+                <w:szCs w:val="24"/>
+              </w:rPr>
+              <w:t xml:space="preserve">2.1 十五个核心模块</w:t>
+            </w:r>
+            <w:r>
+              <w:rPr>
+                <w:rFonts w:eastAsia="宋体"/>
                 <w:webHidden/>
                 <w:noProof/>
                 <w:sz w:val="24"/>
@@ -533,6 +537,7 @@
             </w:r>
             <w:r>
               <w:rPr>
+                <w:rFonts w:eastAsia="宋体"/>
                 <w:webHidden/>
                 <w:noProof/>
                 <w:sz w:val="24"/>
@@ -542,6 +547,7 @@
             </w:r>
             <w:r>
               <w:rPr>
+                <w:rFonts w:eastAsia="宋体"/>
                 <w:webHidden/>
                 <w:noProof/>
                 <w:sz w:val="24"/>
@@ -551,6 +557,7 @@
             </w:r>
             <w:r>
               <w:rPr>
+                <w:rFonts w:eastAsia="宋体"/>
                 <w:webHidden/>
                 <w:noProof/>
                 <w:sz w:val="24"/>
@@ -560,6 +567,7 @@
             </w:r>
             <w:r>
               <w:rPr>
+                <w:rFonts w:eastAsia="宋体"/>
                 <w:webHidden/>
                 <w:noProof/>
                 <w:sz w:val="24"/>
@@ -569,6 +577,7 @@
             </w:r>
             <w:r>
               <w:rPr>
+                <w:rFonts w:eastAsia="宋体"/>
                 <w:webHidden/>
                 <w:noProof/>
                 <w:sz w:val="24"/>
@@ -603,7 +612,7 @@
                 <w:sz w:val="24"/>
                 <w:szCs w:val="24"/>
               </w:rPr>
-              <w:t xml:space="preserve">3.1 封面与保密声明</w:t>
+              <w:t xml:space="preserve">2.2 按企业情况增加的七个模块</w:t>
             </w:r>
             <w:r>
               <w:rPr>
@@ -653,7 +662,7 @@
                 <w:sz w:val="24"/>
                 <w:szCs w:val="24"/>
               </w:rPr>
-              <w:t>3</w:t>
+              <w:t>4</w:t>
             </w:r>
             <w:r>
               <w:rPr>
@@ -692,7 +701,7 @@
                 <w:sz w:val="24"/>
                 <w:szCs w:val="24"/>
               </w:rPr>
-              <w:t xml:space="preserve">3.2 核心摘要</w:t>
+              <w:t xml:space="preserve">2.3 两类骨架：先判断自己是哪一类</w:t>
             </w:r>
             <w:r>
               <w:rPr>
@@ -742,7 +751,7 @@
                 <w:sz w:val="24"/>
                 <w:szCs w:val="24"/>
               </w:rPr>
-              <w:t>4</w:t>
+              <w:t>5</w:t>
             </w:r>
             <w:r>
               <w:rPr>
@@ -781,7 +790,7 @@
                 <w:sz w:val="24"/>
                 <w:szCs w:val="24"/>
               </w:rPr>
-              <w:t xml:space="preserve">3.3 公司概况与发展沿革</w:t>
+              <w:t xml:space="preserve">2.4 结构性页面</w:t>
             </w:r>
             <w:r>
               <w:rPr>
@@ -831,7 +840,7 @@
                 <w:sz w:val="24"/>
                 <w:szCs w:val="24"/>
               </w:rPr>
-              <w:t>4</w:t>
+              <w:t>5</w:t>
             </w:r>
             <w:r>
               <w:rPr>
@@ -847,14 +856,12 @@
         </w:p>
         <w:p>
           <w:pPr>
-            <w:pStyle w:val="TOC2"/>
+            <w:pStyle w:val="TOC1"/>
             <w:tabs>
               <w:tab w:val="right" w:leader="dot" w:pos="8299"/>
             </w:tabs>
             <w:spacing w:line="360" w:lineRule="auto"/>
-            <w:ind w:left="400"/>
             <w:rPr>
-              <w:rFonts w:eastAsia="宋体"/>
               <w:noProof/>
               <w:sz w:val="24"/>
               <w:szCs w:val="24"/>
@@ -864,17 +871,15 @@
             <w:r>
               <w:rPr>
                 <w:rStyle w:val="a5"/>
-                <w:rFonts w:eastAsia="宋体" w:cs="宋体"/>
-                <w:bCs/>
-                <w:noProof/>
-                <w:sz w:val="24"/>
-                <w:szCs w:val="24"/>
-              </w:rPr>
-              <w:t xml:space="preserve">3.4 行业与市场空间</w:t>
-            </w:r>
-            <w:r>
-              <w:rPr>
-                <w:rFonts w:eastAsia="宋体"/>
+                <w:bCs w:val="0"/>
+                <w:noProof/>
+                <w:sz w:val="24"/>
+                <w:szCs w:val="24"/>
+              </w:rPr>
+              <w:t xml:space="preserve">三、 逐模块内容要求</w:t>
+            </w:r>
+            <w:r>
+              <w:rPr>
                 <w:webHidden/>
                 <w:noProof/>
                 <w:sz w:val="24"/>
@@ -884,7 +889,6 @@
             </w:r>
             <w:r>
               <w:rPr>
-                <w:rFonts w:eastAsia="宋体"/>
                 <w:webHidden/>
                 <w:noProof/>
                 <w:sz w:val="24"/>
@@ -894,7 +898,6 @@
             </w:r>
             <w:r>
               <w:rPr>
-                <w:rFonts w:eastAsia="宋体"/>
                 <w:webHidden/>
                 <w:noProof/>
                 <w:sz w:val="24"/>
@@ -904,7 +907,6 @@
             </w:r>
             <w:r>
               <w:rPr>
-                <w:rFonts w:eastAsia="宋体"/>
                 <w:webHidden/>
                 <w:noProof/>
                 <w:sz w:val="24"/>
@@ -914,7 +916,6 @@
             </w:r>
             <w:r>
               <w:rPr>
-                <w:rFonts w:eastAsia="宋体"/>
                 <w:webHidden/>
                 <w:noProof/>
                 <w:sz w:val="24"/>
@@ -924,7 +925,6 @@
             </w:r>
             <w:r>
               <w:rPr>
-                <w:rFonts w:eastAsia="宋体"/>
                 <w:webHidden/>
                 <w:noProof/>
                 <w:sz w:val="24"/>
@@ -959,7 +959,7 @@
                 <w:sz w:val="24"/>
                 <w:szCs w:val="24"/>
               </w:rPr>
-              <w:t xml:space="preserve">3.5 客户痛点与解决方案</w:t>
+              <w:t xml:space="preserve">3.1 封面与保密声明</w:t>
             </w:r>
             <w:r>
               <w:rPr>
@@ -1048,7 +1048,7 @@
                 <w:sz w:val="24"/>
                 <w:szCs w:val="24"/>
               </w:rPr>
-              <w:t xml:space="preserve">3.6 产品与技术</w:t>
+              <w:t xml:space="preserve">3.2 核心摘要</w:t>
             </w:r>
             <w:r>
               <w:rPr>
@@ -1098,7 +1098,7 @@
                 <w:sz w:val="24"/>
                 <w:szCs w:val="24"/>
               </w:rPr>
-              <w:t>5</w:t>
+              <w:t>6</w:t>
             </w:r>
             <w:r>
               <w:rPr>
@@ -1137,7 +1137,7 @@
                 <w:sz w:val="24"/>
                 <w:szCs w:val="24"/>
               </w:rPr>
-              <w:t xml:space="preserve">3.7 商业模式与盈利能力</w:t>
+              <w:t xml:space="preserve">3.3 公司概况与发展沿革</w:t>
             </w:r>
             <w:r>
               <w:rPr>
@@ -1226,7 +1226,7 @@
                 <w:sz w:val="24"/>
                 <w:szCs w:val="24"/>
               </w:rPr>
-              <w:t xml:space="preserve">3.8 市场验证与在手订单</w:t>
+              <w:t xml:space="preserve">3.4 行业与市场空间</w:t>
             </w:r>
             <w:r>
               <w:rPr>
@@ -1276,7 +1276,7 @@
                 <w:sz w:val="24"/>
                 <w:szCs w:val="24"/>
               </w:rPr>
-              <w:t>6</w:t>
+              <w:t>7</w:t>
             </w:r>
             <w:r>
               <w:rPr>
@@ -1315,7 +1315,7 @@
                 <w:sz w:val="24"/>
                 <w:szCs w:val="24"/>
               </w:rPr>
-              <w:t xml:space="preserve">3.9 竞争格局与自身定位</w:t>
+              <w:t xml:space="preserve">3.5 客户痛点与解决方案</w:t>
             </w:r>
             <w:r>
               <w:rPr>
@@ -1404,7 +1404,7 @@
                 <w:sz w:val="24"/>
                 <w:szCs w:val="24"/>
               </w:rPr>
-              <w:t xml:space="preserve">3.10 生产制造与供应链</w:t>
+              <w:t xml:space="preserve">3.6 产品与技术</w:t>
             </w:r>
             <w:r>
               <w:rPr>
@@ -1493,7 +1493,7 @@
                 <w:sz w:val="24"/>
                 <w:szCs w:val="24"/>
               </w:rPr>
-              <w:t xml:space="preserve">3.11 财务数据与预测</w:t>
+              <w:t xml:space="preserve">3.7 商业模式与盈利能力</w:t>
             </w:r>
             <w:r>
               <w:rPr>
@@ -1582,7 +1582,7 @@
                 <w:sz w:val="24"/>
                 <w:szCs w:val="24"/>
               </w:rPr>
-              <w:t xml:space="preserve">3.12 发展规划与里程碑</w:t>
+              <w:t xml:space="preserve">3.8 市场验证与在手订单</w:t>
             </w:r>
             <w:r>
               <w:rPr>
@@ -1671,7 +1671,7 @@
                 <w:sz w:val="24"/>
                 <w:szCs w:val="24"/>
               </w:rPr>
-              <w:t xml:space="preserve">3.13 团队与股权结构</w:t>
+              <w:t xml:space="preserve">3.9 竞争格局与自身定位</w:t>
             </w:r>
             <w:r>
               <w:rPr>
@@ -1721,7 +1721,7 @@
                 <w:sz w:val="24"/>
                 <w:szCs w:val="24"/>
               </w:rPr>
-              <w:t>8</w:t>
+              <w:t>9</w:t>
             </w:r>
             <w:r>
               <w:rPr>
@@ -1760,7 +1760,7 @@
                 <w:sz w:val="24"/>
                 <w:szCs w:val="24"/>
               </w:rPr>
-              <w:t xml:space="preserve">3.14 本轮融资方案</w:t>
+              <w:t xml:space="preserve">3.10 生产制造与供应链</w:t>
             </w:r>
             <w:r>
               <w:rPr>
@@ -1849,7 +1849,7 @@
                 <w:sz w:val="24"/>
                 <w:szCs w:val="24"/>
               </w:rPr>
-              <w:t xml:space="preserve">3.15 附录</w:t>
+              <w:t xml:space="preserve">3.11 财务数据与预测</w:t>
             </w:r>
             <w:r>
               <w:rPr>
@@ -1899,7 +1899,7 @@
                 <w:sz w:val="24"/>
                 <w:szCs w:val="24"/>
               </w:rPr>
-              <w:t>9</w:t>
+              <w:t>10</w:t>
             </w:r>
             <w:r>
               <w:rPr>
@@ -1915,12 +1915,14 @@
         </w:p>
         <w:p>
           <w:pPr>
-            <w:pStyle w:val="TOC1"/>
+            <w:pStyle w:val="TOC2"/>
             <w:tabs>
               <w:tab w:val="right" w:leader="dot" w:pos="8299"/>
             </w:tabs>
             <w:spacing w:line="360" w:lineRule="auto"/>
+            <w:ind w:left="400"/>
             <w:rPr>
+              <w:rFonts w:eastAsia="宋体"/>
               <w:noProof/>
               <w:sz w:val="24"/>
               <w:szCs w:val="24"/>
@@ -1930,15 +1932,17 @@
             <w:r>
               <w:rPr>
                 <w:rStyle w:val="a5"/>
-                <w:bCs w:val="0"/>
-                <w:noProof/>
-                <w:sz w:val="24"/>
-                <w:szCs w:val="24"/>
-              </w:rPr>
-              <w:t xml:space="preserve">四、 数据、口径与表述纪律</w:t>
-            </w:r>
-            <w:r>
-              <w:rPr>
+                <w:rFonts w:eastAsia="宋体" w:cs="宋体"/>
+                <w:bCs/>
+                <w:noProof/>
+                <w:sz w:val="24"/>
+                <w:szCs w:val="24"/>
+              </w:rPr>
+              <w:t xml:space="preserve">3.12 发展规划与里程碑</w:t>
+            </w:r>
+            <w:r>
+              <w:rPr>
+                <w:rFonts w:eastAsia="宋体"/>
                 <w:webHidden/>
                 <w:noProof/>
                 <w:sz w:val="24"/>
@@ -1948,6 +1952,7 @@
             </w:r>
             <w:r>
               <w:rPr>
+                <w:rFonts w:eastAsia="宋体"/>
                 <w:webHidden/>
                 <w:noProof/>
                 <w:sz w:val="24"/>
@@ -1957,6 +1962,7 @@
             </w:r>
             <w:r>
               <w:rPr>
+                <w:rFonts w:eastAsia="宋体"/>
                 <w:webHidden/>
                 <w:noProof/>
                 <w:sz w:val="24"/>
@@ -1966,6 +1972,7 @@
             </w:r>
             <w:r>
               <w:rPr>
+                <w:rFonts w:eastAsia="宋体"/>
                 <w:webHidden/>
                 <w:noProof/>
                 <w:sz w:val="24"/>
@@ -1975,6 +1982,7 @@
             </w:r>
             <w:r>
               <w:rPr>
+                <w:rFonts w:eastAsia="宋体"/>
                 <w:webHidden/>
                 <w:noProof/>
                 <w:sz w:val="24"/>
@@ -1984,6 +1992,7 @@
             </w:r>
             <w:r>
               <w:rPr>
+                <w:rFonts w:eastAsia="宋体"/>
                 <w:webHidden/>
                 <w:noProof/>
                 <w:sz w:val="24"/>
@@ -2018,7 +2027,7 @@
                 <w:sz w:val="24"/>
                 <w:szCs w:val="24"/>
               </w:rPr>
-              <w:t xml:space="preserve">4.1 数据口径</w:t>
+              <w:t xml:space="preserve">3.13 团队与股权结构</w:t>
             </w:r>
             <w:r>
               <w:rPr>
@@ -2068,7 +2077,7 @@
                 <w:sz w:val="24"/>
                 <w:szCs w:val="24"/>
               </w:rPr>
-              <w:t>10</w:t>
+              <w:t>11</w:t>
             </w:r>
             <w:r>
               <w:rPr>
@@ -2107,7 +2116,7 @@
                 <w:sz w:val="24"/>
                 <w:szCs w:val="24"/>
               </w:rPr>
-              <w:t xml:space="preserve">4.2 财务数据一致性</w:t>
+              <w:t xml:space="preserve">3.14 本轮融资方案</w:t>
             </w:r>
             <w:r>
               <w:rPr>
@@ -2157,7 +2166,7 @@
                 <w:sz w:val="24"/>
                 <w:szCs w:val="24"/>
               </w:rPr>
-              <w:t>10</w:t>
+              <w:t>11</w:t>
             </w:r>
             <w:r>
               <w:rPr>
@@ -2196,7 +2205,7 @@
                 <w:sz w:val="24"/>
                 <w:szCs w:val="24"/>
               </w:rPr>
-              <w:t xml:space="preserve">4.3 表述纪律</w:t>
+              <w:t xml:space="preserve">3.15 附录</w:t>
             </w:r>
             <w:r>
               <w:rPr>
@@ -2246,11 +2255,91 @@
                 <w:sz w:val="24"/>
                 <w:szCs w:val="24"/>
               </w:rPr>
-              <w:t>10</w:t>
-            </w:r>
-            <w:r>
-              <w:rPr>
-                <w:rFonts w:eastAsia="宋体"/>
+              <w:t>12</w:t>
+            </w:r>
+            <w:r>
+              <w:rPr>
+                <w:rFonts w:eastAsia="宋体"/>
+                <w:webHidden/>
+                <w:noProof/>
+                <w:sz w:val="24"/>
+                <w:szCs w:val="24"/>
+              </w:rPr>
+              <w:fldChar w:fldCharType="end"/>
+            </w:r>
+          </w:hyperlink>
+        </w:p>
+        <w:p>
+          <w:pPr>
+            <w:pStyle w:val="TOC1"/>
+            <w:tabs>
+              <w:tab w:val="right" w:leader="dot" w:pos="8299"/>
+            </w:tabs>
+            <w:spacing w:line="360" w:lineRule="auto"/>
+            <w:rPr>
+              <w:noProof/>
+              <w:sz w:val="24"/>
+              <w:szCs w:val="24"/>
+            </w:rPr>
+          </w:pPr>
+          <w:hyperlink w:anchor="_Toc900025" w:history="1">
+            <w:r>
+              <w:rPr>
+                <w:rStyle w:val="a5"/>
+                <w:bCs w:val="0"/>
+                <w:noProof/>
+                <w:sz w:val="24"/>
+                <w:szCs w:val="24"/>
+              </w:rPr>
+              <w:t xml:space="preserve">四、 按企业情况增加的模块</w:t>
+            </w:r>
+            <w:r>
+              <w:rPr>
+                <w:webHidden/>
+                <w:noProof/>
+                <w:sz w:val="24"/>
+                <w:szCs w:val="24"/>
+              </w:rPr>
+              <w:tab/>
+            </w:r>
+            <w:r>
+              <w:rPr>
+                <w:webHidden/>
+                <w:noProof/>
+                <w:sz w:val="24"/>
+                <w:szCs w:val="24"/>
+              </w:rPr>
+              <w:fldChar w:fldCharType="begin"/>
+            </w:r>
+            <w:r>
+              <w:rPr>
+                <w:webHidden/>
+                <w:noProof/>
+                <w:sz w:val="24"/>
+                <w:szCs w:val="24"/>
+              </w:rPr>
+              <w:instrText xml:space="preserve"> PAGEREF _Toc900025 \h </w:instrText>
+            </w:r>
+            <w:r>
+              <w:rPr>
+                <w:webHidden/>
+                <w:noProof/>
+                <w:sz w:val="24"/>
+                <w:szCs w:val="24"/>
+              </w:rPr>
+              <w:fldChar w:fldCharType="separate"/>
+            </w:r>
+            <w:r>
+              <w:rPr>
+                <w:webHidden/>
+                <w:noProof/>
+                <w:sz w:val="24"/>
+                <w:szCs w:val="24"/>
+              </w:rPr>
+              <w:t>12</w:t>
+            </w:r>
+            <w:r>
+              <w:rPr>
                 <w:webHidden/>
                 <w:noProof/>
                 <w:sz w:val="24"/>
@@ -2275,7 +2364,7 @@
               <w:szCs w:val="24"/>
             </w:rPr>
           </w:pPr>
-          <w:hyperlink w:anchor="_Toc900025" w:history="1">
+          <w:hyperlink w:anchor="_Toc900026" w:history="1">
             <w:r>
               <w:rPr>
                 <w:rStyle w:val="a5"/>
@@ -2285,7 +2374,7 @@
                 <w:sz w:val="24"/>
                 <w:szCs w:val="24"/>
               </w:rPr>
-              <w:t xml:space="preserve">4.4 一页一结论</w:t>
+              <w:t xml:space="preserve">4.1 关键数字看板</w:t>
             </w:r>
             <w:r>
               <w:rPr>
@@ -2315,7 +2404,7 @@
                 <w:sz w:val="24"/>
                 <w:szCs w:val="24"/>
               </w:rPr>
-              <w:instrText xml:space="preserve"> PAGEREF _Toc900025 \h </w:instrText>
+              <w:instrText xml:space="preserve"> PAGEREF _Toc900026 \h </w:instrText>
             </w:r>
             <w:r>
               <w:rPr>
@@ -2335,7 +2424,541 @@
                 <w:sz w:val="24"/>
                 <w:szCs w:val="24"/>
               </w:rPr>
-              <w:t>10</w:t>
+              <w:t>12</w:t>
+            </w:r>
+            <w:r>
+              <w:rPr>
+                <w:rFonts w:eastAsia="宋体"/>
+                <w:webHidden/>
+                <w:noProof/>
+                <w:sz w:val="24"/>
+                <w:szCs w:val="24"/>
+              </w:rPr>
+              <w:fldChar w:fldCharType="end"/>
+            </w:r>
+          </w:hyperlink>
+        </w:p>
+        <w:p>
+          <w:pPr>
+            <w:pStyle w:val="TOC2"/>
+            <w:tabs>
+              <w:tab w:val="right" w:leader="dot" w:pos="8299"/>
+            </w:tabs>
+            <w:spacing w:line="360" w:lineRule="auto"/>
+            <w:ind w:left="400"/>
+            <w:rPr>
+              <w:rFonts w:eastAsia="宋体"/>
+              <w:noProof/>
+              <w:sz w:val="24"/>
+              <w:szCs w:val="24"/>
+            </w:rPr>
+          </w:pPr>
+          <w:hyperlink w:anchor="_Toc900027" w:history="1">
+            <w:r>
+              <w:rPr>
+                <w:rStyle w:val="a5"/>
+                <w:rFonts w:eastAsia="宋体" w:cs="宋体"/>
+                <w:bCs/>
+                <w:noProof/>
+                <w:sz w:val="24"/>
+                <w:szCs w:val="24"/>
+              </w:rPr>
+              <w:t xml:space="preserve">4.2 销售与渠道网络</w:t>
+            </w:r>
+            <w:r>
+              <w:rPr>
+                <w:rFonts w:eastAsia="宋体"/>
+                <w:webHidden/>
+                <w:noProof/>
+                <w:sz w:val="24"/>
+                <w:szCs w:val="24"/>
+              </w:rPr>
+              <w:tab/>
+            </w:r>
+            <w:r>
+              <w:rPr>
+                <w:rFonts w:eastAsia="宋体"/>
+                <w:webHidden/>
+                <w:noProof/>
+                <w:sz w:val="24"/>
+                <w:szCs w:val="24"/>
+              </w:rPr>
+              <w:fldChar w:fldCharType="begin"/>
+            </w:r>
+            <w:r>
+              <w:rPr>
+                <w:rFonts w:eastAsia="宋体"/>
+                <w:webHidden/>
+                <w:noProof/>
+                <w:sz w:val="24"/>
+                <w:szCs w:val="24"/>
+              </w:rPr>
+              <w:instrText xml:space="preserve"> PAGEREF _Toc900027 \h </w:instrText>
+            </w:r>
+            <w:r>
+              <w:rPr>
+                <w:rFonts w:eastAsia="宋体"/>
+                <w:webHidden/>
+                <w:noProof/>
+                <w:sz w:val="24"/>
+                <w:szCs w:val="24"/>
+              </w:rPr>
+              <w:fldChar w:fldCharType="separate"/>
+            </w:r>
+            <w:r>
+              <w:rPr>
+                <w:rFonts w:eastAsia="宋体"/>
+                <w:webHidden/>
+                <w:noProof/>
+                <w:sz w:val="24"/>
+                <w:szCs w:val="24"/>
+              </w:rPr>
+              <w:t>13</w:t>
+            </w:r>
+            <w:r>
+              <w:rPr>
+                <w:rFonts w:eastAsia="宋体"/>
+                <w:webHidden/>
+                <w:noProof/>
+                <w:sz w:val="24"/>
+                <w:szCs w:val="24"/>
+              </w:rPr>
+              <w:fldChar w:fldCharType="end"/>
+            </w:r>
+          </w:hyperlink>
+        </w:p>
+        <w:p>
+          <w:pPr>
+            <w:pStyle w:val="TOC2"/>
+            <w:tabs>
+              <w:tab w:val="right" w:leader="dot" w:pos="8299"/>
+            </w:tabs>
+            <w:spacing w:line="360" w:lineRule="auto"/>
+            <w:ind w:left="400"/>
+            <w:rPr>
+              <w:rFonts w:eastAsia="宋体"/>
+              <w:noProof/>
+              <w:sz w:val="24"/>
+              <w:szCs w:val="24"/>
+            </w:rPr>
+          </w:pPr>
+          <w:hyperlink w:anchor="_Toc900028" w:history="1">
+            <w:r>
+              <w:rPr>
+                <w:rStyle w:val="a5"/>
+                <w:rFonts w:eastAsia="宋体" w:cs="宋体"/>
+                <w:bCs/>
+                <w:noProof/>
+                <w:sz w:val="24"/>
+                <w:szCs w:val="24"/>
+              </w:rPr>
+              <w:t xml:space="preserve">4.3 研发管线与在研产品</w:t>
+            </w:r>
+            <w:r>
+              <w:rPr>
+                <w:rFonts w:eastAsia="宋体"/>
+                <w:webHidden/>
+                <w:noProof/>
+                <w:sz w:val="24"/>
+                <w:szCs w:val="24"/>
+              </w:rPr>
+              <w:tab/>
+            </w:r>
+            <w:r>
+              <w:rPr>
+                <w:rFonts w:eastAsia="宋体"/>
+                <w:webHidden/>
+                <w:noProof/>
+                <w:sz w:val="24"/>
+                <w:szCs w:val="24"/>
+              </w:rPr>
+              <w:fldChar w:fldCharType="begin"/>
+            </w:r>
+            <w:r>
+              <w:rPr>
+                <w:rFonts w:eastAsia="宋体"/>
+                <w:webHidden/>
+                <w:noProof/>
+                <w:sz w:val="24"/>
+                <w:szCs w:val="24"/>
+              </w:rPr>
+              <w:instrText xml:space="preserve"> PAGEREF _Toc900028 \h </w:instrText>
+            </w:r>
+            <w:r>
+              <w:rPr>
+                <w:rFonts w:eastAsia="宋体"/>
+                <w:webHidden/>
+                <w:noProof/>
+                <w:sz w:val="24"/>
+                <w:szCs w:val="24"/>
+              </w:rPr>
+              <w:fldChar w:fldCharType="separate"/>
+            </w:r>
+            <w:r>
+              <w:rPr>
+                <w:rFonts w:eastAsia="宋体"/>
+                <w:webHidden/>
+                <w:noProof/>
+                <w:sz w:val="24"/>
+                <w:szCs w:val="24"/>
+              </w:rPr>
+              <w:t>13</w:t>
+            </w:r>
+            <w:r>
+              <w:rPr>
+                <w:rFonts w:eastAsia="宋体"/>
+                <w:webHidden/>
+                <w:noProof/>
+                <w:sz w:val="24"/>
+                <w:szCs w:val="24"/>
+              </w:rPr>
+              <w:fldChar w:fldCharType="end"/>
+            </w:r>
+          </w:hyperlink>
+        </w:p>
+        <w:p>
+          <w:pPr>
+            <w:pStyle w:val="TOC2"/>
+            <w:tabs>
+              <w:tab w:val="right" w:leader="dot" w:pos="8299"/>
+            </w:tabs>
+            <w:spacing w:line="360" w:lineRule="auto"/>
+            <w:ind w:left="400"/>
+            <w:rPr>
+              <w:rFonts w:eastAsia="宋体"/>
+              <w:noProof/>
+              <w:sz w:val="24"/>
+              <w:szCs w:val="24"/>
+            </w:rPr>
+          </w:pPr>
+          <w:hyperlink w:anchor="_Toc900029" w:history="1">
+            <w:r>
+              <w:rPr>
+                <w:rStyle w:val="a5"/>
+                <w:rFonts w:eastAsia="宋体" w:cs="宋体"/>
+                <w:bCs/>
+                <w:noProof/>
+                <w:sz w:val="24"/>
+                <w:szCs w:val="24"/>
+              </w:rPr>
+              <w:t xml:space="preserve">4.4 资质与产品注册清单</w:t>
+            </w:r>
+            <w:r>
+              <w:rPr>
+                <w:rFonts w:eastAsia="宋体"/>
+                <w:webHidden/>
+                <w:noProof/>
+                <w:sz w:val="24"/>
+                <w:szCs w:val="24"/>
+              </w:rPr>
+              <w:tab/>
+            </w:r>
+            <w:r>
+              <w:rPr>
+                <w:rFonts w:eastAsia="宋体"/>
+                <w:webHidden/>
+                <w:noProof/>
+                <w:sz w:val="24"/>
+                <w:szCs w:val="24"/>
+              </w:rPr>
+              <w:fldChar w:fldCharType="begin"/>
+            </w:r>
+            <w:r>
+              <w:rPr>
+                <w:rFonts w:eastAsia="宋体"/>
+                <w:webHidden/>
+                <w:noProof/>
+                <w:sz w:val="24"/>
+                <w:szCs w:val="24"/>
+              </w:rPr>
+              <w:instrText xml:space="preserve"> PAGEREF _Toc900029 \h </w:instrText>
+            </w:r>
+            <w:r>
+              <w:rPr>
+                <w:rFonts w:eastAsia="宋体"/>
+                <w:webHidden/>
+                <w:noProof/>
+                <w:sz w:val="24"/>
+                <w:szCs w:val="24"/>
+              </w:rPr>
+              <w:fldChar w:fldCharType="separate"/>
+            </w:r>
+            <w:r>
+              <w:rPr>
+                <w:rFonts w:eastAsia="宋体"/>
+                <w:webHidden/>
+                <w:noProof/>
+                <w:sz w:val="24"/>
+                <w:szCs w:val="24"/>
+              </w:rPr>
+              <w:t>13</w:t>
+            </w:r>
+            <w:r>
+              <w:rPr>
+                <w:rFonts w:eastAsia="宋体"/>
+                <w:webHidden/>
+                <w:noProof/>
+                <w:sz w:val="24"/>
+                <w:szCs w:val="24"/>
+              </w:rPr>
+              <w:fldChar w:fldCharType="end"/>
+            </w:r>
+          </w:hyperlink>
+        </w:p>
+        <w:p>
+          <w:pPr>
+            <w:pStyle w:val="TOC2"/>
+            <w:tabs>
+              <w:tab w:val="right" w:leader="dot" w:pos="8299"/>
+            </w:tabs>
+            <w:spacing w:line="360" w:lineRule="auto"/>
+            <w:ind w:left="400"/>
+            <w:rPr>
+              <w:rFonts w:eastAsia="宋体"/>
+              <w:noProof/>
+              <w:sz w:val="24"/>
+              <w:szCs w:val="24"/>
+            </w:rPr>
+          </w:pPr>
+          <w:hyperlink w:anchor="_Toc900030" w:history="1">
+            <w:r>
+              <w:rPr>
+                <w:rStyle w:val="a5"/>
+                <w:rFonts w:eastAsia="宋体" w:cs="宋体"/>
+                <w:bCs/>
+                <w:noProof/>
+                <w:sz w:val="24"/>
+                <w:szCs w:val="24"/>
+              </w:rPr>
+              <w:t xml:space="preserve">4.5 并购与整合成效</w:t>
+            </w:r>
+            <w:r>
+              <w:rPr>
+                <w:rFonts w:eastAsia="宋体"/>
+                <w:webHidden/>
+                <w:noProof/>
+                <w:sz w:val="24"/>
+                <w:szCs w:val="24"/>
+              </w:rPr>
+              <w:tab/>
+            </w:r>
+            <w:r>
+              <w:rPr>
+                <w:rFonts w:eastAsia="宋体"/>
+                <w:webHidden/>
+                <w:noProof/>
+                <w:sz w:val="24"/>
+                <w:szCs w:val="24"/>
+              </w:rPr>
+              <w:fldChar w:fldCharType="begin"/>
+            </w:r>
+            <w:r>
+              <w:rPr>
+                <w:rFonts w:eastAsia="宋体"/>
+                <w:webHidden/>
+                <w:noProof/>
+                <w:sz w:val="24"/>
+                <w:szCs w:val="24"/>
+              </w:rPr>
+              <w:instrText xml:space="preserve"> PAGEREF _Toc900030 \h </w:instrText>
+            </w:r>
+            <w:r>
+              <w:rPr>
+                <w:rFonts w:eastAsia="宋体"/>
+                <w:webHidden/>
+                <w:noProof/>
+                <w:sz w:val="24"/>
+                <w:szCs w:val="24"/>
+              </w:rPr>
+              <w:fldChar w:fldCharType="separate"/>
+            </w:r>
+            <w:r>
+              <w:rPr>
+                <w:rFonts w:eastAsia="宋体"/>
+                <w:webHidden/>
+                <w:noProof/>
+                <w:sz w:val="24"/>
+                <w:szCs w:val="24"/>
+              </w:rPr>
+              <w:t>14</w:t>
+            </w:r>
+            <w:r>
+              <w:rPr>
+                <w:rFonts w:eastAsia="宋体"/>
+                <w:webHidden/>
+                <w:noProof/>
+                <w:sz w:val="24"/>
+                <w:szCs w:val="24"/>
+              </w:rPr>
+              <w:fldChar w:fldCharType="end"/>
+            </w:r>
+          </w:hyperlink>
+        </w:p>
+        <w:p>
+          <w:pPr>
+            <w:pStyle w:val="TOC2"/>
+            <w:tabs>
+              <w:tab w:val="right" w:leader="dot" w:pos="8299"/>
+            </w:tabs>
+            <w:spacing w:line="360" w:lineRule="auto"/>
+            <w:ind w:left="400"/>
+            <w:rPr>
+              <w:rFonts w:eastAsia="宋体"/>
+              <w:noProof/>
+              <w:sz w:val="24"/>
+              <w:szCs w:val="24"/>
+            </w:rPr>
+          </w:pPr>
+          <w:hyperlink w:anchor="_Toc900031" w:history="1">
+            <w:r>
+              <w:rPr>
+                <w:rStyle w:val="a5"/>
+                <w:rFonts w:eastAsia="宋体" w:cs="宋体"/>
+                <w:bCs/>
+                <w:noProof/>
+                <w:sz w:val="24"/>
+                <w:szCs w:val="24"/>
+              </w:rPr>
+              <w:t xml:space="preserve">4.6 国际业务</w:t>
+            </w:r>
+            <w:r>
+              <w:rPr>
+                <w:rFonts w:eastAsia="宋体"/>
+                <w:webHidden/>
+                <w:noProof/>
+                <w:sz w:val="24"/>
+                <w:szCs w:val="24"/>
+              </w:rPr>
+              <w:tab/>
+            </w:r>
+            <w:r>
+              <w:rPr>
+                <w:rFonts w:eastAsia="宋体"/>
+                <w:webHidden/>
+                <w:noProof/>
+                <w:sz w:val="24"/>
+                <w:szCs w:val="24"/>
+              </w:rPr>
+              <w:fldChar w:fldCharType="begin"/>
+            </w:r>
+            <w:r>
+              <w:rPr>
+                <w:rFonts w:eastAsia="宋体"/>
+                <w:webHidden/>
+                <w:noProof/>
+                <w:sz w:val="24"/>
+                <w:szCs w:val="24"/>
+              </w:rPr>
+              <w:instrText xml:space="preserve"> PAGEREF _Toc900031 \h </w:instrText>
+            </w:r>
+            <w:r>
+              <w:rPr>
+                <w:rFonts w:eastAsia="宋体"/>
+                <w:webHidden/>
+                <w:noProof/>
+                <w:sz w:val="24"/>
+                <w:szCs w:val="24"/>
+              </w:rPr>
+              <w:fldChar w:fldCharType="separate"/>
+            </w:r>
+            <w:r>
+              <w:rPr>
+                <w:rFonts w:eastAsia="宋体"/>
+                <w:webHidden/>
+                <w:noProof/>
+                <w:sz w:val="24"/>
+                <w:szCs w:val="24"/>
+              </w:rPr>
+              <w:t>14</w:t>
+            </w:r>
+            <w:r>
+              <w:rPr>
+                <w:rFonts w:eastAsia="宋体"/>
+                <w:webHidden/>
+                <w:noProof/>
+                <w:sz w:val="24"/>
+                <w:szCs w:val="24"/>
+              </w:rPr>
+              <w:fldChar w:fldCharType="end"/>
+            </w:r>
+          </w:hyperlink>
+        </w:p>
+        <w:p>
+          <w:pPr>
+            <w:pStyle w:val="TOC2"/>
+            <w:tabs>
+              <w:tab w:val="right" w:leader="dot" w:pos="8299"/>
+            </w:tabs>
+            <w:spacing w:line="360" w:lineRule="auto"/>
+            <w:ind w:left="400"/>
+            <w:rPr>
+              <w:rFonts w:eastAsia="宋体"/>
+              <w:noProof/>
+              <w:sz w:val="24"/>
+              <w:szCs w:val="24"/>
+            </w:rPr>
+          </w:pPr>
+          <w:hyperlink w:anchor="_Toc900032" w:history="1">
+            <w:r>
+              <w:rPr>
+                <w:rStyle w:val="a5"/>
+                <w:rFonts w:eastAsia="宋体" w:cs="宋体"/>
+                <w:bCs/>
+                <w:noProof/>
+                <w:sz w:val="24"/>
+                <w:szCs w:val="24"/>
+              </w:rPr>
+              <w:t xml:space="preserve">4.7 外部顾问与科研合作</w:t>
+            </w:r>
+            <w:r>
+              <w:rPr>
+                <w:rFonts w:eastAsia="宋体"/>
+                <w:webHidden/>
+                <w:noProof/>
+                <w:sz w:val="24"/>
+                <w:szCs w:val="24"/>
+              </w:rPr>
+              <w:tab/>
+            </w:r>
+            <w:r>
+              <w:rPr>
+                <w:rFonts w:eastAsia="宋体"/>
+                <w:webHidden/>
+                <w:noProof/>
+                <w:sz w:val="24"/>
+                <w:szCs w:val="24"/>
+              </w:rPr>
+              <w:fldChar w:fldCharType="begin"/>
+            </w:r>
+            <w:r>
+              <w:rPr>
+                <w:rFonts w:eastAsia="宋体"/>
+                <w:webHidden/>
+                <w:noProof/>
+                <w:sz w:val="24"/>
+                <w:szCs w:val="24"/>
+              </w:rPr>
+              <w:instrText xml:space="preserve"> PAGEREF _Toc900032 \h </w:instrText>
+            </w:r>
+            <w:r>
+              <w:rPr>
+                <w:rFonts w:eastAsia="宋体"/>
+                <w:webHidden/>
+                <w:noProof/>
+                <w:sz w:val="24"/>
+                <w:szCs w:val="24"/>
+              </w:rPr>
+              <w:fldChar w:fldCharType="separate"/>
+            </w:r>
+            <w:r>
+              <w:rPr>
+                <w:rFonts w:eastAsia="宋体"/>
+                <w:webHidden/>
+                <w:noProof/>
+                <w:sz w:val="24"/>
+                <w:szCs w:val="24"/>
+              </w:rPr>
+              <w:t>14</w:t>
             </w:r>
             <w:r>
               <w:rPr>
@@ -2362,7 +2985,7 @@
               <w:szCs w:val="24"/>
             </w:rPr>
           </w:pPr>
-          <w:hyperlink w:anchor="_Toc900026" w:history="1">
+          <w:hyperlink w:anchor="_Toc900033" w:history="1">
             <w:r>
               <w:rPr>
                 <w:rStyle w:val="a5"/>
@@ -2371,7 +2994,7 @@
                 <w:sz w:val="24"/>
                 <w:szCs w:val="24"/>
               </w:rPr>
-              <w:t xml:space="preserve">五、 动手前要准备的材料</w:t>
+              <w:t xml:space="preserve">五、 数据、口径与表述纪律</w:t>
             </w:r>
             <w:r>
               <w:rPr>
@@ -2398,7 +3021,7 @@
                 <w:sz w:val="24"/>
                 <w:szCs w:val="24"/>
               </w:rPr>
-              <w:instrText xml:space="preserve"> PAGEREF _Toc900026 \h </w:instrText>
+              <w:instrText xml:space="preserve"> PAGEREF _Toc900033 \h </w:instrText>
             </w:r>
             <w:r>
               <w:rPr>
@@ -2416,10 +3039,544 @@
                 <w:sz w:val="24"/>
                 <w:szCs w:val="24"/>
               </w:rPr>
-              <w:t>10</w:t>
-            </w:r>
-            <w:r>
-              <w:rPr>
+              <w:t>15</w:t>
+            </w:r>
+            <w:r>
+              <w:rPr>
+                <w:webHidden/>
+                <w:noProof/>
+                <w:sz w:val="24"/>
+                <w:szCs w:val="24"/>
+              </w:rPr>
+              <w:fldChar w:fldCharType="end"/>
+            </w:r>
+          </w:hyperlink>
+        </w:p>
+        <w:p>
+          <w:pPr>
+            <w:pStyle w:val="TOC2"/>
+            <w:tabs>
+              <w:tab w:val="right" w:leader="dot" w:pos="8299"/>
+            </w:tabs>
+            <w:spacing w:line="360" w:lineRule="auto"/>
+            <w:ind w:left="400"/>
+            <w:rPr>
+              <w:rFonts w:eastAsia="宋体"/>
+              <w:noProof/>
+              <w:sz w:val="24"/>
+              <w:szCs w:val="24"/>
+            </w:rPr>
+          </w:pPr>
+          <w:hyperlink w:anchor="_Toc900034" w:history="1">
+            <w:r>
+              <w:rPr>
+                <w:rStyle w:val="a5"/>
+                <w:rFonts w:eastAsia="宋体" w:cs="宋体"/>
+                <w:bCs/>
+                <w:noProof/>
+                <w:sz w:val="24"/>
+                <w:szCs w:val="24"/>
+              </w:rPr>
+              <w:t xml:space="preserve">5.1 数据口径</w:t>
+            </w:r>
+            <w:r>
+              <w:rPr>
+                <w:rFonts w:eastAsia="宋体"/>
+                <w:webHidden/>
+                <w:noProof/>
+                <w:sz w:val="24"/>
+                <w:szCs w:val="24"/>
+              </w:rPr>
+              <w:tab/>
+            </w:r>
+            <w:r>
+              <w:rPr>
+                <w:rFonts w:eastAsia="宋体"/>
+                <w:webHidden/>
+                <w:noProof/>
+                <w:sz w:val="24"/>
+                <w:szCs w:val="24"/>
+              </w:rPr>
+              <w:fldChar w:fldCharType="begin"/>
+            </w:r>
+            <w:r>
+              <w:rPr>
+                <w:rFonts w:eastAsia="宋体"/>
+                <w:webHidden/>
+                <w:noProof/>
+                <w:sz w:val="24"/>
+                <w:szCs w:val="24"/>
+              </w:rPr>
+              <w:instrText xml:space="preserve"> PAGEREF _Toc900034 \h </w:instrText>
+            </w:r>
+            <w:r>
+              <w:rPr>
+                <w:rFonts w:eastAsia="宋体"/>
+                <w:webHidden/>
+                <w:noProof/>
+                <w:sz w:val="24"/>
+                <w:szCs w:val="24"/>
+              </w:rPr>
+              <w:fldChar w:fldCharType="separate"/>
+            </w:r>
+            <w:r>
+              <w:rPr>
+                <w:rFonts w:eastAsia="宋体"/>
+                <w:webHidden/>
+                <w:noProof/>
+                <w:sz w:val="24"/>
+                <w:szCs w:val="24"/>
+              </w:rPr>
+              <w:t>15</w:t>
+            </w:r>
+            <w:r>
+              <w:rPr>
+                <w:rFonts w:eastAsia="宋体"/>
+                <w:webHidden/>
+                <w:noProof/>
+                <w:sz w:val="24"/>
+                <w:szCs w:val="24"/>
+              </w:rPr>
+              <w:fldChar w:fldCharType="end"/>
+            </w:r>
+          </w:hyperlink>
+        </w:p>
+        <w:p>
+          <w:pPr>
+            <w:pStyle w:val="TOC2"/>
+            <w:tabs>
+              <w:tab w:val="right" w:leader="dot" w:pos="8299"/>
+            </w:tabs>
+            <w:spacing w:line="360" w:lineRule="auto"/>
+            <w:ind w:left="400"/>
+            <w:rPr>
+              <w:rFonts w:eastAsia="宋体"/>
+              <w:noProof/>
+              <w:sz w:val="24"/>
+              <w:szCs w:val="24"/>
+            </w:rPr>
+          </w:pPr>
+          <w:hyperlink w:anchor="_Toc900035" w:history="1">
+            <w:r>
+              <w:rPr>
+                <w:rStyle w:val="a5"/>
+                <w:rFonts w:eastAsia="宋体" w:cs="宋体"/>
+                <w:bCs/>
+                <w:noProof/>
+                <w:sz w:val="24"/>
+                <w:szCs w:val="24"/>
+              </w:rPr>
+              <w:t xml:space="preserve">5.2 财务数据一致性</w:t>
+            </w:r>
+            <w:r>
+              <w:rPr>
+                <w:rFonts w:eastAsia="宋体"/>
+                <w:webHidden/>
+                <w:noProof/>
+                <w:sz w:val="24"/>
+                <w:szCs w:val="24"/>
+              </w:rPr>
+              <w:tab/>
+            </w:r>
+            <w:r>
+              <w:rPr>
+                <w:rFonts w:eastAsia="宋体"/>
+                <w:webHidden/>
+                <w:noProof/>
+                <w:sz w:val="24"/>
+                <w:szCs w:val="24"/>
+              </w:rPr>
+              <w:fldChar w:fldCharType="begin"/>
+            </w:r>
+            <w:r>
+              <w:rPr>
+                <w:rFonts w:eastAsia="宋体"/>
+                <w:webHidden/>
+                <w:noProof/>
+                <w:sz w:val="24"/>
+                <w:szCs w:val="24"/>
+              </w:rPr>
+              <w:instrText xml:space="preserve"> PAGEREF _Toc900035 \h </w:instrText>
+            </w:r>
+            <w:r>
+              <w:rPr>
+                <w:rFonts w:eastAsia="宋体"/>
+                <w:webHidden/>
+                <w:noProof/>
+                <w:sz w:val="24"/>
+                <w:szCs w:val="24"/>
+              </w:rPr>
+              <w:fldChar w:fldCharType="separate"/>
+            </w:r>
+            <w:r>
+              <w:rPr>
+                <w:rFonts w:eastAsia="宋体"/>
+                <w:webHidden/>
+                <w:noProof/>
+                <w:sz w:val="24"/>
+                <w:szCs w:val="24"/>
+              </w:rPr>
+              <w:t>15</w:t>
+            </w:r>
+            <w:r>
+              <w:rPr>
+                <w:rFonts w:eastAsia="宋体"/>
+                <w:webHidden/>
+                <w:noProof/>
+                <w:sz w:val="24"/>
+                <w:szCs w:val="24"/>
+              </w:rPr>
+              <w:fldChar w:fldCharType="end"/>
+            </w:r>
+          </w:hyperlink>
+        </w:p>
+        <w:p>
+          <w:pPr>
+            <w:pStyle w:val="TOC2"/>
+            <w:tabs>
+              <w:tab w:val="right" w:leader="dot" w:pos="8299"/>
+            </w:tabs>
+            <w:spacing w:line="360" w:lineRule="auto"/>
+            <w:ind w:left="400"/>
+            <w:rPr>
+              <w:rFonts w:eastAsia="宋体"/>
+              <w:noProof/>
+              <w:sz w:val="24"/>
+              <w:szCs w:val="24"/>
+            </w:rPr>
+          </w:pPr>
+          <w:hyperlink w:anchor="_Toc900036" w:history="1">
+            <w:r>
+              <w:rPr>
+                <w:rStyle w:val="a5"/>
+                <w:rFonts w:eastAsia="宋体" w:cs="宋体"/>
+                <w:bCs/>
+                <w:noProof/>
+                <w:sz w:val="24"/>
+                <w:szCs w:val="24"/>
+              </w:rPr>
+              <w:t xml:space="preserve">5.3 表述纪律</w:t>
+            </w:r>
+            <w:r>
+              <w:rPr>
+                <w:rFonts w:eastAsia="宋体"/>
+                <w:webHidden/>
+                <w:noProof/>
+                <w:sz w:val="24"/>
+                <w:szCs w:val="24"/>
+              </w:rPr>
+              <w:tab/>
+            </w:r>
+            <w:r>
+              <w:rPr>
+                <w:rFonts w:eastAsia="宋体"/>
+                <w:webHidden/>
+                <w:noProof/>
+                <w:sz w:val="24"/>
+                <w:szCs w:val="24"/>
+              </w:rPr>
+              <w:fldChar w:fldCharType="begin"/>
+            </w:r>
+            <w:r>
+              <w:rPr>
+                <w:rFonts w:eastAsia="宋体"/>
+                <w:webHidden/>
+                <w:noProof/>
+                <w:sz w:val="24"/>
+                <w:szCs w:val="24"/>
+              </w:rPr>
+              <w:instrText xml:space="preserve"> PAGEREF _Toc900036 \h </w:instrText>
+            </w:r>
+            <w:r>
+              <w:rPr>
+                <w:rFonts w:eastAsia="宋体"/>
+                <w:webHidden/>
+                <w:noProof/>
+                <w:sz w:val="24"/>
+                <w:szCs w:val="24"/>
+              </w:rPr>
+              <w:fldChar w:fldCharType="separate"/>
+            </w:r>
+            <w:r>
+              <w:rPr>
+                <w:rFonts w:eastAsia="宋体"/>
+                <w:webHidden/>
+                <w:noProof/>
+                <w:sz w:val="24"/>
+                <w:szCs w:val="24"/>
+              </w:rPr>
+              <w:t>15</w:t>
+            </w:r>
+            <w:r>
+              <w:rPr>
+                <w:rFonts w:eastAsia="宋体"/>
+                <w:webHidden/>
+                <w:noProof/>
+                <w:sz w:val="24"/>
+                <w:szCs w:val="24"/>
+              </w:rPr>
+              <w:fldChar w:fldCharType="end"/>
+            </w:r>
+          </w:hyperlink>
+        </w:p>
+        <w:p>
+          <w:pPr>
+            <w:pStyle w:val="TOC2"/>
+            <w:tabs>
+              <w:tab w:val="right" w:leader="dot" w:pos="8299"/>
+            </w:tabs>
+            <w:spacing w:line="360" w:lineRule="auto"/>
+            <w:ind w:left="400"/>
+            <w:rPr>
+              <w:rFonts w:eastAsia="宋体"/>
+              <w:noProof/>
+              <w:sz w:val="24"/>
+              <w:szCs w:val="24"/>
+            </w:rPr>
+          </w:pPr>
+          <w:hyperlink w:anchor="_Toc900037" w:history="1">
+            <w:r>
+              <w:rPr>
+                <w:rStyle w:val="a5"/>
+                <w:rFonts w:eastAsia="宋体" w:cs="宋体"/>
+                <w:bCs/>
+                <w:noProof/>
+                <w:sz w:val="24"/>
+                <w:szCs w:val="24"/>
+              </w:rPr>
+              <w:t xml:space="preserve">5.4 一页一结论</w:t>
+            </w:r>
+            <w:r>
+              <w:rPr>
+                <w:rFonts w:eastAsia="宋体"/>
+                <w:webHidden/>
+                <w:noProof/>
+                <w:sz w:val="24"/>
+                <w:szCs w:val="24"/>
+              </w:rPr>
+              <w:tab/>
+            </w:r>
+            <w:r>
+              <w:rPr>
+                <w:rFonts w:eastAsia="宋体"/>
+                <w:webHidden/>
+                <w:noProof/>
+                <w:sz w:val="24"/>
+                <w:szCs w:val="24"/>
+              </w:rPr>
+              <w:fldChar w:fldCharType="begin"/>
+            </w:r>
+            <w:r>
+              <w:rPr>
+                <w:rFonts w:eastAsia="宋体"/>
+                <w:webHidden/>
+                <w:noProof/>
+                <w:sz w:val="24"/>
+                <w:szCs w:val="24"/>
+              </w:rPr>
+              <w:instrText xml:space="preserve"> PAGEREF _Toc900037 \h </w:instrText>
+            </w:r>
+            <w:r>
+              <w:rPr>
+                <w:rFonts w:eastAsia="宋体"/>
+                <w:webHidden/>
+                <w:noProof/>
+                <w:sz w:val="24"/>
+                <w:szCs w:val="24"/>
+              </w:rPr>
+              <w:fldChar w:fldCharType="separate"/>
+            </w:r>
+            <w:r>
+              <w:rPr>
+                <w:rFonts w:eastAsia="宋体"/>
+                <w:webHidden/>
+                <w:noProof/>
+                <w:sz w:val="24"/>
+                <w:szCs w:val="24"/>
+              </w:rPr>
+              <w:t>15</w:t>
+            </w:r>
+            <w:r>
+              <w:rPr>
+                <w:rFonts w:eastAsia="宋体"/>
+                <w:webHidden/>
+                <w:noProof/>
+                <w:sz w:val="24"/>
+                <w:szCs w:val="24"/>
+              </w:rPr>
+              <w:fldChar w:fldCharType="end"/>
+            </w:r>
+          </w:hyperlink>
+        </w:p>
+        <w:p>
+          <w:pPr>
+            <w:pStyle w:val="TOC2"/>
+            <w:tabs>
+              <w:tab w:val="right" w:leader="dot" w:pos="8299"/>
+            </w:tabs>
+            <w:spacing w:line="360" w:lineRule="auto"/>
+            <w:ind w:left="400"/>
+            <w:rPr>
+              <w:rFonts w:eastAsia="宋体"/>
+              <w:noProof/>
+              <w:sz w:val="24"/>
+              <w:szCs w:val="24"/>
+            </w:rPr>
+          </w:pPr>
+          <w:hyperlink w:anchor="_Toc900038" w:history="1">
+            <w:r>
+              <w:rPr>
+                <w:rStyle w:val="a5"/>
+                <w:rFonts w:eastAsia="宋体" w:cs="宋体"/>
+                <w:bCs/>
+                <w:noProof/>
+                <w:sz w:val="24"/>
+                <w:szCs w:val="24"/>
+              </w:rPr>
+              <w:t xml:space="preserve">5.5 对外版本的脱密处理</w:t>
+            </w:r>
+            <w:r>
+              <w:rPr>
+                <w:rFonts w:eastAsia="宋体"/>
+                <w:webHidden/>
+                <w:noProof/>
+                <w:sz w:val="24"/>
+                <w:szCs w:val="24"/>
+              </w:rPr>
+              <w:tab/>
+            </w:r>
+            <w:r>
+              <w:rPr>
+                <w:rFonts w:eastAsia="宋体"/>
+                <w:webHidden/>
+                <w:noProof/>
+                <w:sz w:val="24"/>
+                <w:szCs w:val="24"/>
+              </w:rPr>
+              <w:fldChar w:fldCharType="begin"/>
+            </w:r>
+            <w:r>
+              <w:rPr>
+                <w:rFonts w:eastAsia="宋体"/>
+                <w:webHidden/>
+                <w:noProof/>
+                <w:sz w:val="24"/>
+                <w:szCs w:val="24"/>
+              </w:rPr>
+              <w:instrText xml:space="preserve"> PAGEREF _Toc900038 \h </w:instrText>
+            </w:r>
+            <w:r>
+              <w:rPr>
+                <w:rFonts w:eastAsia="宋体"/>
+                <w:webHidden/>
+                <w:noProof/>
+                <w:sz w:val="24"/>
+                <w:szCs w:val="24"/>
+              </w:rPr>
+              <w:fldChar w:fldCharType="separate"/>
+            </w:r>
+            <w:r>
+              <w:rPr>
+                <w:rFonts w:eastAsia="宋体"/>
+                <w:webHidden/>
+                <w:noProof/>
+                <w:sz w:val="24"/>
+                <w:szCs w:val="24"/>
+              </w:rPr>
+              <w:t>15</w:t>
+            </w:r>
+            <w:r>
+              <w:rPr>
+                <w:rFonts w:eastAsia="宋体"/>
+                <w:webHidden/>
+                <w:noProof/>
+                <w:sz w:val="24"/>
+                <w:szCs w:val="24"/>
+              </w:rPr>
+              <w:fldChar w:fldCharType="end"/>
+            </w:r>
+          </w:hyperlink>
+        </w:p>
+        <w:p>
+          <w:pPr>
+            <w:pStyle w:val="TOC2"/>
+            <w:tabs>
+              <w:tab w:val="right" w:leader="dot" w:pos="8299"/>
+            </w:tabs>
+            <w:spacing w:line="360" w:lineRule="auto"/>
+            <w:ind w:left="400"/>
+            <w:rPr>
+              <w:rFonts w:eastAsia="宋体"/>
+              <w:noProof/>
+              <w:sz w:val="24"/>
+              <w:szCs w:val="24"/>
+            </w:rPr>
+          </w:pPr>
+          <w:hyperlink w:anchor="_Toc900039" w:history="1">
+            <w:r>
+              <w:rPr>
+                <w:rStyle w:val="a5"/>
+                <w:rFonts w:eastAsia="宋体" w:cs="宋体"/>
+                <w:bCs/>
+                <w:noProof/>
+                <w:sz w:val="24"/>
+                <w:szCs w:val="24"/>
+              </w:rPr>
+              <w:t xml:space="preserve">5.6 页脚来源与免责说明</w:t>
+            </w:r>
+            <w:r>
+              <w:rPr>
+                <w:rFonts w:eastAsia="宋体"/>
+                <w:webHidden/>
+                <w:noProof/>
+                <w:sz w:val="24"/>
+                <w:szCs w:val="24"/>
+              </w:rPr>
+              <w:tab/>
+            </w:r>
+            <w:r>
+              <w:rPr>
+                <w:rFonts w:eastAsia="宋体"/>
+                <w:webHidden/>
+                <w:noProof/>
+                <w:sz w:val="24"/>
+                <w:szCs w:val="24"/>
+              </w:rPr>
+              <w:fldChar w:fldCharType="begin"/>
+            </w:r>
+            <w:r>
+              <w:rPr>
+                <w:rFonts w:eastAsia="宋体"/>
+                <w:webHidden/>
+                <w:noProof/>
+                <w:sz w:val="24"/>
+                <w:szCs w:val="24"/>
+              </w:rPr>
+              <w:instrText xml:space="preserve"> PAGEREF _Toc900039 \h </w:instrText>
+            </w:r>
+            <w:r>
+              <w:rPr>
+                <w:rFonts w:eastAsia="宋体"/>
+                <w:webHidden/>
+                <w:noProof/>
+                <w:sz w:val="24"/>
+                <w:szCs w:val="24"/>
+              </w:rPr>
+              <w:fldChar w:fldCharType="separate"/>
+            </w:r>
+            <w:r>
+              <w:rPr>
+                <w:rFonts w:eastAsia="宋体"/>
+                <w:webHidden/>
+                <w:noProof/>
+                <w:sz w:val="24"/>
+                <w:szCs w:val="24"/>
+              </w:rPr>
+              <w:t>16</w:t>
+            </w:r>
+            <w:r>
+              <w:rPr>
+                <w:rFonts w:eastAsia="宋体"/>
                 <w:webHidden/>
                 <w:noProof/>
                 <w:sz w:val="24"/>
@@ -2442,7 +3599,7 @@
               <w:szCs w:val="24"/>
             </w:rPr>
           </w:pPr>
-          <w:hyperlink w:anchor="_Toc900027" w:history="1">
+          <w:hyperlink w:anchor="_Toc900040" w:history="1">
             <w:r>
               <w:rPr>
                 <w:rStyle w:val="a5"/>
@@ -2451,7 +3608,7 @@
                 <w:sz w:val="24"/>
                 <w:szCs w:val="24"/>
               </w:rPr>
-              <w:t xml:space="preserve">六、 制作流程与时间安排</w:t>
+              <w:t xml:space="preserve">六、 动手前要准备的材料</w:t>
             </w:r>
             <w:r>
               <w:rPr>
@@ -2478,7 +3635,7 @@
                 <w:sz w:val="24"/>
                 <w:szCs w:val="24"/>
               </w:rPr>
-              <w:instrText xml:space="preserve"> PAGEREF _Toc900027 \h </w:instrText>
+              <w:instrText xml:space="preserve"> PAGEREF _Toc900040 \h </w:instrText>
             </w:r>
             <w:r>
               <w:rPr>
@@ -2496,7 +3653,7 @@
                 <w:sz w:val="24"/>
                 <w:szCs w:val="24"/>
               </w:rPr>
-              <w:t>11</w:t>
+              <w:t>16</w:t>
             </w:r>
             <w:r>
               <w:rPr>
@@ -2522,7 +3679,7 @@
               <w:szCs w:val="24"/>
             </w:rPr>
           </w:pPr>
-          <w:hyperlink w:anchor="_Toc900028" w:history="1">
+          <w:hyperlink w:anchor="_Toc900041" w:history="1">
             <w:r>
               <w:rPr>
                 <w:rStyle w:val="a5"/>
@@ -2531,7 +3688,7 @@
                 <w:sz w:val="24"/>
                 <w:szCs w:val="24"/>
               </w:rPr>
-              <w:t xml:space="preserve">七、 定稿前检查清单</w:t>
+              <w:t xml:space="preserve">七、 制作流程与时间安排</w:t>
             </w:r>
             <w:r>
               <w:rPr>
@@ -2558,7 +3715,7 @@
                 <w:sz w:val="24"/>
                 <w:szCs w:val="24"/>
               </w:rPr>
-              <w:instrText xml:space="preserve"> PAGEREF _Toc900028 \h </w:instrText>
+              <w:instrText xml:space="preserve"> PAGEREF _Toc900041 \h </w:instrText>
             </w:r>
             <w:r>
               <w:rPr>
@@ -2576,10 +3733,348 @@
                 <w:sz w:val="24"/>
                 <w:szCs w:val="24"/>
               </w:rPr>
-              <w:t>12</w:t>
-            </w:r>
-            <w:r>
-              <w:rPr>
+              <w:t>17</w:t>
+            </w:r>
+            <w:r>
+              <w:rPr>
+                <w:webHidden/>
+                <w:noProof/>
+                <w:sz w:val="24"/>
+                <w:szCs w:val="24"/>
+              </w:rPr>
+              <w:fldChar w:fldCharType="end"/>
+            </w:r>
+          </w:hyperlink>
+        </w:p>
+        <w:p>
+          <w:pPr>
+            <w:pStyle w:val="TOC1"/>
+            <w:tabs>
+              <w:tab w:val="right" w:leader="dot" w:pos="8299"/>
+            </w:tabs>
+            <w:spacing w:line="360" w:lineRule="auto"/>
+            <w:rPr>
+              <w:noProof/>
+              <w:sz w:val="24"/>
+              <w:szCs w:val="24"/>
+            </w:rPr>
+          </w:pPr>
+          <w:hyperlink w:anchor="_Toc900042" w:history="1">
+            <w:r>
+              <w:rPr>
+                <w:rStyle w:val="a5"/>
+                <w:bCs w:val="0"/>
+                <w:noProof/>
+                <w:sz w:val="24"/>
+                <w:szCs w:val="24"/>
+              </w:rPr>
+              <w:t xml:space="preserve">八、 定稿前检查清单</w:t>
+            </w:r>
+            <w:r>
+              <w:rPr>
+                <w:webHidden/>
+                <w:noProof/>
+                <w:sz w:val="24"/>
+                <w:szCs w:val="24"/>
+              </w:rPr>
+              <w:tab/>
+            </w:r>
+            <w:r>
+              <w:rPr>
+                <w:webHidden/>
+                <w:noProof/>
+                <w:sz w:val="24"/>
+                <w:szCs w:val="24"/>
+              </w:rPr>
+              <w:fldChar w:fldCharType="begin"/>
+            </w:r>
+            <w:r>
+              <w:rPr>
+                <w:webHidden/>
+                <w:noProof/>
+                <w:sz w:val="24"/>
+                <w:szCs w:val="24"/>
+              </w:rPr>
+              <w:instrText xml:space="preserve"> PAGEREF _Toc900042 \h </w:instrText>
+            </w:r>
+            <w:r>
+              <w:rPr>
+                <w:webHidden/>
+                <w:noProof/>
+                <w:sz w:val="24"/>
+                <w:szCs w:val="24"/>
+              </w:rPr>
+              <w:fldChar w:fldCharType="separate"/>
+            </w:r>
+            <w:r>
+              <w:rPr>
+                <w:webHidden/>
+                <w:noProof/>
+                <w:sz w:val="24"/>
+                <w:szCs w:val="24"/>
+              </w:rPr>
+              <w:t>17</w:t>
+            </w:r>
+            <w:r>
+              <w:rPr>
+                <w:webHidden/>
+                <w:noProof/>
+                <w:sz w:val="24"/>
+                <w:szCs w:val="24"/>
+              </w:rPr>
+              <w:fldChar w:fldCharType="end"/>
+            </w:r>
+          </w:hyperlink>
+        </w:p>
+        <w:p>
+          <w:pPr>
+            <w:pStyle w:val="TOC1"/>
+            <w:tabs>
+              <w:tab w:val="right" w:leader="dot" w:pos="8299"/>
+            </w:tabs>
+            <w:spacing w:line="360" w:lineRule="auto"/>
+            <w:rPr>
+              <w:noProof/>
+              <w:sz w:val="24"/>
+              <w:szCs w:val="24"/>
+            </w:rPr>
+          </w:pPr>
+          <w:hyperlink w:anchor="_Toc900043" w:history="1">
+            <w:r>
+              <w:rPr>
+                <w:rStyle w:val="a5"/>
+                <w:bCs w:val="0"/>
+                <w:noProof/>
+                <w:sz w:val="24"/>
+                <w:szCs w:val="24"/>
+              </w:rPr>
+              <w:t xml:space="preserve">九、 附录：两类骨架的实际页序</w:t>
+            </w:r>
+            <w:r>
+              <w:rPr>
+                <w:webHidden/>
+                <w:noProof/>
+                <w:sz w:val="24"/>
+                <w:szCs w:val="24"/>
+              </w:rPr>
+              <w:tab/>
+            </w:r>
+            <w:r>
+              <w:rPr>
+                <w:webHidden/>
+                <w:noProof/>
+                <w:sz w:val="24"/>
+                <w:szCs w:val="24"/>
+              </w:rPr>
+              <w:fldChar w:fldCharType="begin"/>
+            </w:r>
+            <w:r>
+              <w:rPr>
+                <w:webHidden/>
+                <w:noProof/>
+                <w:sz w:val="24"/>
+                <w:szCs w:val="24"/>
+              </w:rPr>
+              <w:instrText xml:space="preserve"> PAGEREF _Toc900043 \h </w:instrText>
+            </w:r>
+            <w:r>
+              <w:rPr>
+                <w:webHidden/>
+                <w:noProof/>
+                <w:sz w:val="24"/>
+                <w:szCs w:val="24"/>
+              </w:rPr>
+              <w:fldChar w:fldCharType="separate"/>
+            </w:r>
+            <w:r>
+              <w:rPr>
+                <w:webHidden/>
+                <w:noProof/>
+                <w:sz w:val="24"/>
+                <w:szCs w:val="24"/>
+              </w:rPr>
+              <w:t>18</w:t>
+            </w:r>
+            <w:r>
+              <w:rPr>
+                <w:webHidden/>
+                <w:noProof/>
+                <w:sz w:val="24"/>
+                <w:szCs w:val="24"/>
+              </w:rPr>
+              <w:fldChar w:fldCharType="end"/>
+            </w:r>
+          </w:hyperlink>
+        </w:p>
+        <w:p>
+          <w:pPr>
+            <w:pStyle w:val="TOC2"/>
+            <w:tabs>
+              <w:tab w:val="right" w:leader="dot" w:pos="8299"/>
+            </w:tabs>
+            <w:spacing w:line="360" w:lineRule="auto"/>
+            <w:ind w:left="400"/>
+            <w:rPr>
+              <w:rFonts w:eastAsia="宋体"/>
+              <w:noProof/>
+              <w:sz w:val="24"/>
+              <w:szCs w:val="24"/>
+            </w:rPr>
+          </w:pPr>
+          <w:hyperlink w:anchor="_Toc900044" w:history="1">
+            <w:r>
+              <w:rPr>
+                <w:rStyle w:val="a5"/>
+                <w:rFonts w:eastAsia="宋体" w:cs="宋体"/>
+                <w:bCs/>
+                <w:noProof/>
+                <w:sz w:val="24"/>
+                <w:szCs w:val="24"/>
+              </w:rPr>
+              <w:t xml:space="preserve">9.1 运营资产型（约四十页）</w:t>
+            </w:r>
+            <w:r>
+              <w:rPr>
+                <w:rFonts w:eastAsia="宋体"/>
+                <w:webHidden/>
+                <w:noProof/>
+                <w:sz w:val="24"/>
+                <w:szCs w:val="24"/>
+              </w:rPr>
+              <w:tab/>
+            </w:r>
+            <w:r>
+              <w:rPr>
+                <w:rFonts w:eastAsia="宋体"/>
+                <w:webHidden/>
+                <w:noProof/>
+                <w:sz w:val="24"/>
+                <w:szCs w:val="24"/>
+              </w:rPr>
+              <w:fldChar w:fldCharType="begin"/>
+            </w:r>
+            <w:r>
+              <w:rPr>
+                <w:rFonts w:eastAsia="宋体"/>
+                <w:webHidden/>
+                <w:noProof/>
+                <w:sz w:val="24"/>
+                <w:szCs w:val="24"/>
+              </w:rPr>
+              <w:instrText xml:space="preserve"> PAGEREF _Toc900044 \h </w:instrText>
+            </w:r>
+            <w:r>
+              <w:rPr>
+                <w:rFonts w:eastAsia="宋体"/>
+                <w:webHidden/>
+                <w:noProof/>
+                <w:sz w:val="24"/>
+                <w:szCs w:val="24"/>
+              </w:rPr>
+              <w:fldChar w:fldCharType="separate"/>
+            </w:r>
+            <w:r>
+              <w:rPr>
+                <w:rFonts w:eastAsia="宋体"/>
+                <w:webHidden/>
+                <w:noProof/>
+                <w:sz w:val="24"/>
+                <w:szCs w:val="24"/>
+              </w:rPr>
+              <w:t>18</w:t>
+            </w:r>
+            <w:r>
+              <w:rPr>
+                <w:rFonts w:eastAsia="宋体"/>
+                <w:webHidden/>
+                <w:noProof/>
+                <w:sz w:val="24"/>
+                <w:szCs w:val="24"/>
+              </w:rPr>
+              <w:fldChar w:fldCharType="end"/>
+            </w:r>
+          </w:hyperlink>
+        </w:p>
+        <w:p>
+          <w:pPr>
+            <w:pStyle w:val="TOC2"/>
+            <w:tabs>
+              <w:tab w:val="right" w:leader="dot" w:pos="8299"/>
+            </w:tabs>
+            <w:spacing w:line="360" w:lineRule="auto"/>
+            <w:ind w:left="400"/>
+            <w:rPr>
+              <w:rFonts w:eastAsia="宋体"/>
+              <w:noProof/>
+              <w:sz w:val="24"/>
+              <w:szCs w:val="24"/>
+            </w:rPr>
+          </w:pPr>
+          <w:hyperlink w:anchor="_Toc900045" w:history="1">
+            <w:r>
+              <w:rPr>
+                <w:rStyle w:val="a5"/>
+                <w:rFonts w:eastAsia="宋体" w:cs="宋体"/>
+                <w:bCs/>
+                <w:noProof/>
+                <w:sz w:val="24"/>
+                <w:szCs w:val="24"/>
+              </w:rPr>
+              <w:t xml:space="preserve">9.2 产品技术型（约二十页）</w:t>
+            </w:r>
+            <w:r>
+              <w:rPr>
+                <w:rFonts w:eastAsia="宋体"/>
+                <w:webHidden/>
+                <w:noProof/>
+                <w:sz w:val="24"/>
+                <w:szCs w:val="24"/>
+              </w:rPr>
+              <w:tab/>
+            </w:r>
+            <w:r>
+              <w:rPr>
+                <w:rFonts w:eastAsia="宋体"/>
+                <w:webHidden/>
+                <w:noProof/>
+                <w:sz w:val="24"/>
+                <w:szCs w:val="24"/>
+              </w:rPr>
+              <w:fldChar w:fldCharType="begin"/>
+            </w:r>
+            <w:r>
+              <w:rPr>
+                <w:rFonts w:eastAsia="宋体"/>
+                <w:webHidden/>
+                <w:noProof/>
+                <w:sz w:val="24"/>
+                <w:szCs w:val="24"/>
+              </w:rPr>
+              <w:instrText xml:space="preserve"> PAGEREF _Toc900045 \h </w:instrText>
+            </w:r>
+            <w:r>
+              <w:rPr>
+                <w:rFonts w:eastAsia="宋体"/>
+                <w:webHidden/>
+                <w:noProof/>
+                <w:sz w:val="24"/>
+                <w:szCs w:val="24"/>
+              </w:rPr>
+              <w:fldChar w:fldCharType="separate"/>
+            </w:r>
+            <w:r>
+              <w:rPr>
+                <w:rFonts w:eastAsia="宋体"/>
+                <w:webHidden/>
+                <w:noProof/>
+                <w:sz w:val="24"/>
+                <w:szCs w:val="24"/>
+              </w:rPr>
+              <w:t>18</w:t>
+            </w:r>
+            <w:r>
+              <w:rPr>
+                <w:rFonts w:eastAsia="宋体"/>
                 <w:webHidden/>
                 <w:noProof/>
                 <w:sz w:val="24"/>
@@ -3174,6 +4669,24 @@
     </w:p>
     <w:p>
       <w:pPr>
+        <w:pStyle w:val="3"/>
+        <w:numPr>
+          <w:ilvl w:val="0"/>
+          <w:numId w:val="0"/>
+        </w:numPr>
+        <w:spacing w:before="156" w:after="156"/>
+      </w:pPr>
+      <w:bookmarkStart w:id="1005" w:name="_Toc900005"/>
+      <w:r>
+        <w:rPr>
+          <w:rFonts w:hint="eastAsia"/>
+        </w:rPr>
+        <w:t>2.1 十五个核心模块</w:t>
+      </w:r>
+      <w:bookmarkEnd w:id="1005"/>
+    </w:p>
+    <w:p>
+      <w:pPr>
         <w:pStyle w:val="a0"/>
       </w:pPr>
       <w:r>
@@ -3194,7 +4707,7 @@
           <w:b/>
           <w:sz w:val="21"/>
         </w:rPr>
-        <w:t>表2  融资 BP 页面框架</w:t>
+        <w:t>表2  融资 BP 的十五个核心模块</w:t>
       </w:r>
     </w:p>
     <w:tbl>
@@ -4801,32 +6314,6 @@
     </w:tbl>
     <w:p>
       <w:pPr>
-        <w:pStyle w:val="a0"/>
-      </w:pPr>
-      <w:r>
-        <w:rPr>
-          <w:rFonts w:hint="eastAsia"/>
-        </w:rPr>
-        <w:t>行业差异体现在模块取舍上：制造类、硬科技类企业模块十必须单列；软件与服务类企业可将模块十并入模块七，但要补充交付与实施能力的说明；尚无收入的早期企业模块十一以历史投入和盈亏平衡测算为主，不要用一张三年高增长预测表代替。</w:t>
-      </w:r>
-    </w:p>
-    <w:p>
-      <w:pPr>
-        <w:pStyle w:val="2"/>
-        <w:spacing w:before="156" w:after="156"/>
-      </w:pPr>
-      <w:bookmarkStart w:id="1005" w:name="_Toc900005"/>
-      <w:r>
-        <w:rPr>
-          <w:rFonts w:hint="eastAsia"/>
-          <w:b/>
-        </w:rPr>
-        <w:t>逐模块内容要求</w:t>
-      </w:r>
-      <w:bookmarkEnd w:id="1005"/>
-    </w:p>
-    <w:p>
-      <w:pPr>
         <w:pStyle w:val="3"/>
         <w:numPr>
           <w:ilvl w:val="0"/>
@@ -4839,7 +6326,7 @@
         <w:rPr>
           <w:rFonts w:hint="eastAsia"/>
         </w:rPr>
-        <w:t>3.1 封面与保密声明</w:t>
+        <w:t>2.2 按企业情况增加的七个模块</w:t>
       </w:r>
       <w:bookmarkEnd w:id="1006"/>
     </w:p>
@@ -4851,86 +6338,465 @@
         <w:rPr>
           <w:rFonts w:hint="eastAsia"/>
         </w:rPr>
-        <w:t>这一部分回答：这是谁、要做什么。</w:t>
-      </w:r>
-    </w:p>
-    <w:p>
-      <w:pPr>
-        <w:pStyle w:val="a0"/>
-      </w:pPr>
-      <w:r>
-        <w:rPr>
-          <w:rFonts w:hint="eastAsia"/>
-        </w:rPr>
-        <w:t>必备内容：</w:t>
-      </w:r>
-    </w:p>
-    <w:p>
-      <w:pPr>
-        <w:pStyle w:val="a0"/>
-      </w:pPr>
-      <w:r>
-        <w:rPr>
-          <w:rFonts w:hint="eastAsia"/>
-        </w:rPr>
-        <w:t>（1）公司全称、标识、材料日期与版本号；</w:t>
-      </w:r>
-    </w:p>
-    <w:p>
-      <w:pPr>
-        <w:pStyle w:val="a0"/>
-      </w:pPr>
-      <w:r>
-        <w:rPr>
-          <w:rFonts w:hint="eastAsia"/>
-        </w:rPr>
-        <w:t>（2）一句话业务定位，不超过二十五个字，说清做什么产品、给谁用；</w:t>
-      </w:r>
-    </w:p>
-    <w:p>
-      <w:pPr>
-        <w:pStyle w:val="a0"/>
-      </w:pPr>
-      <w:r>
-        <w:rPr>
-          <w:rFonts w:hint="eastAsia"/>
-        </w:rPr>
-        <w:t>（3）本轮融资意向，即轮次与拟融资金额，出让比例可暂留白；</w:t>
-      </w:r>
-    </w:p>
-    <w:p>
-      <w:pPr>
-        <w:pStyle w:val="a0"/>
-      </w:pPr>
-      <w:r>
-        <w:rPr>
-          <w:rFonts w:hint="eastAsia"/>
-        </w:rPr>
-        <w:t>（4）联系人姓名、职务与联系方式；</w:t>
-      </w:r>
-    </w:p>
-    <w:p>
-      <w:pPr>
-        <w:pStyle w:val="a0"/>
-      </w:pPr>
-      <w:r>
-        <w:rPr>
-          <w:rFonts w:hint="eastAsia"/>
-        </w:rPr>
-        <w:t>（5）保密声明：本材料含商业秘密，仅供接收方评估本次投资使用，未经书面同意不得复制、摘录或转发。</w:t>
-      </w:r>
-    </w:p>
-    <w:p>
-      <w:pPr>
-        <w:pStyle w:val="a0"/>
-      </w:pPr>
-      <w:r>
-        <w:rPr>
-          <w:rFonts w:hint="eastAsia"/>
-        </w:rPr>
-        <w:t>注意：封面那句业务定位是全篇最重要的一句话，整篇写完后回头再改一遍。不要用“领先的”“创新型”“高科技”这类修饰词开头，用产品和客户说明自己。</w:t>
-      </w:r>
-    </w:p>
+        <w:t>下面七个模块不是每家都要写，但只要企业有对应的事实，就应当单独成页——这些页面在实际递交的 BP 里出现频率很高，放在正文比放进附录有效。各模块的具体写法见第四章。</w:t>
+      </w:r>
+    </w:p>
+    <w:p>
+      <w:pPr>
+        <w:keepNext/>
+        <w:jc w:val="center"/>
+      </w:pPr>
+      <w:r>
+        <w:rPr>
+          <w:rFonts w:hint="eastAsia"/>
+          <w:b/>
+          <w:sz w:val="21"/>
+        </w:rPr>
+        <w:t>表3  按企业情况增加的模块</w:t>
+      </w:r>
+    </w:p>
+    <w:tbl>
+      <w:tblPr>
+        <w:tblW w:w="5352" w:type="pct"/>
+        <w:jc w:val="center"/>
+        <w:tblBorders>
+          <w:top w:val="single" w:sz="12" w:space="0" w:color="010000"/>
+          <w:left w:val="single" w:sz="12" w:space="0" w:color="010000"/>
+          <w:bottom w:val="single" w:sz="12" w:space="0" w:color="010000"/>
+          <w:right w:val="single" w:sz="12" w:space="0" w:color="010000"/>
+          <w:insideH w:val="single" w:sz="4" w:space="0" w:color="010000"/>
+          <w:insideV w:val="single" w:sz="4" w:space="0" w:color="010000"/>
+        </w:tblBorders>
+        <w:tblLook w:firstColumn="1" w:firstRow="1" w:lastColumn="0" w:lastRow="0" w:noHBand="0" w:noVBand="1" w:val="04A0"/>
+      </w:tblPr>
+      <w:tblGrid>
+        <w:gridCol w:w="4153"/>
+        <w:gridCol w:w="4153"/>
+      </w:tblGrid>
+      <w:tr>
+        <w:trPr>
+          <w:cantSplit/>
+          <w:tblHeader/>
+          <w:jc w:val="center"/>
+        </w:trPr>
+        <w:tc>
+          <w:tcPr>
+            <w:tcW w:w="1300" w:type="pct"/>
+            <w:tcBorders>
+              <w:top w:val="single" w:sz="12" w:space="0" w:color="010000"/>
+              <w:bottom w:val="single" w:sz="4" w:space="0" w:color="010000"/>
+            </w:tcBorders>
+            <w:vAlign w:val="center"/>
+          </w:tcPr>
+          <w:p>
+            <w:pPr>
+              <w:keepNext/>
+              <w:jc w:val="center"/>
+            </w:pPr>
+            <w:r/>
+            <w:r>
+              <w:rPr>
+                <w:rFonts w:hint="eastAsia"/>
+                <w:b/>
+                <w:color w:val="000000"/>
+                <w:sz w:val="21"/>
+              </w:rPr>
+              <w:t>模块</w:t>
+            </w:r>
+          </w:p>
+        </w:tc>
+        <w:tc>
+          <w:tcPr>
+            <w:tcW w:w="3700" w:type="pct"/>
+            <w:tcBorders>
+              <w:top w:val="single" w:sz="12" w:space="0" w:color="010000"/>
+              <w:bottom w:val="single" w:sz="4" w:space="0" w:color="010000"/>
+            </w:tcBorders>
+            <w:vAlign w:val="center"/>
+          </w:tcPr>
+          <w:p>
+            <w:pPr>
+              <w:keepNext/>
+              <w:jc w:val="center"/>
+            </w:pPr>
+            <w:r/>
+            <w:r>
+              <w:rPr>
+                <w:rFonts w:hint="eastAsia"/>
+                <w:b/>
+                <w:color w:val="000000"/>
+                <w:sz w:val="21"/>
+              </w:rPr>
+              <w:t>什么情况下必须写</w:t>
+            </w:r>
+          </w:p>
+        </w:tc>
+      </w:tr>
+      <w:tr>
+        <w:trPr>
+          <w:cantSplit/>
+          <w:jc w:val="center"/>
+        </w:trPr>
+        <w:tc>
+          <w:tcPr>
+            <w:tcW w:w="1300" w:type="pct"/>
+            <w:tcBorders>
+              <w:top w:val="single" w:sz="4" w:space="0" w:color="010000"/>
+            </w:tcBorders>
+            <w:vAlign w:val="center"/>
+          </w:tcPr>
+          <w:p>
+            <w:pPr>
+              <w:jc w:val="left"/>
+            </w:pPr>
+            <w:r/>
+            <w:r>
+              <w:rPr>
+                <w:rFonts w:hint="eastAsia"/>
+                <w:color w:val="000000"/>
+                <w:sz w:val="21"/>
+              </w:rPr>
+              <w:t>关键数字看板</w:t>
+            </w:r>
+          </w:p>
+        </w:tc>
+        <w:tc>
+          <w:tcPr>
+            <w:tcW w:w="3700" w:type="pct"/>
+            <w:tcBorders>
+              <w:top w:val="single" w:sz="4" w:space="0" w:color="010000"/>
+            </w:tcBorders>
+            <w:vAlign w:val="center"/>
+          </w:tcPr>
+          <w:p>
+            <w:pPr>
+              <w:jc w:val="left"/>
+            </w:pPr>
+            <w:r/>
+            <w:r>
+              <w:rPr>
+                <w:rFonts w:hint="eastAsia"/>
+                <w:color w:val="000000"/>
+                <w:sz w:val="21"/>
+              </w:rPr>
+              <w:t>有可量化的经营结果。用一页六到八个数字概括全篇</w:t>
+            </w:r>
+          </w:p>
+        </w:tc>
+      </w:tr>
+      <w:tr>
+        <w:trPr>
+          <w:cantSplit/>
+          <w:jc w:val="center"/>
+        </w:trPr>
+        <w:tc>
+          <w:tcPr>
+            <w:tcW w:w="1300" w:type="pct"/>
+            <w:tcBorders>
+              <w:top w:val="single" w:sz="4" w:space="0" w:color="010000"/>
+            </w:tcBorders>
+            <w:vAlign w:val="center"/>
+          </w:tcPr>
+          <w:p>
+            <w:pPr>
+              <w:jc w:val="left"/>
+            </w:pPr>
+            <w:r/>
+            <w:r>
+              <w:rPr>
+                <w:rFonts w:hint="eastAsia"/>
+                <w:color w:val="000000"/>
+                <w:sz w:val="21"/>
+              </w:rPr>
+              <w:t>销售与渠道网络</w:t>
+            </w:r>
+          </w:p>
+        </w:tc>
+        <w:tc>
+          <w:tcPr>
+            <w:tcW w:w="3700" w:type="pct"/>
+            <w:tcBorders>
+              <w:top w:val="single" w:sz="4" w:space="0" w:color="010000"/>
+            </w:tcBorders>
+            <w:vAlign w:val="center"/>
+          </w:tcPr>
+          <w:p>
+            <w:pPr>
+              <w:jc w:val="left"/>
+            </w:pPr>
+            <w:r/>
+            <w:r>
+              <w:rPr>
+                <w:rFonts w:hint="eastAsia"/>
+                <w:color w:val="000000"/>
+                <w:sz w:val="21"/>
+              </w:rPr>
+              <w:t>通过代理商、经销商或招投标销售，或客户分布在多个区域</w:t>
+            </w:r>
+          </w:p>
+        </w:tc>
+      </w:tr>
+      <w:tr>
+        <w:trPr>
+          <w:cantSplit/>
+          <w:jc w:val="center"/>
+        </w:trPr>
+        <w:tc>
+          <w:tcPr>
+            <w:tcW w:w="1300" w:type="pct"/>
+            <w:tcBorders>
+              <w:top w:val="single" w:sz="4" w:space="0" w:color="010000"/>
+            </w:tcBorders>
+            <w:vAlign w:val="center"/>
+          </w:tcPr>
+          <w:p>
+            <w:pPr>
+              <w:jc w:val="left"/>
+            </w:pPr>
+            <w:r/>
+            <w:r>
+              <w:rPr>
+                <w:rFonts w:hint="eastAsia"/>
+                <w:color w:val="000000"/>
+                <w:sz w:val="21"/>
+              </w:rPr>
+              <w:t>研发管线与在研产品</w:t>
+            </w:r>
+          </w:p>
+        </w:tc>
+        <w:tc>
+          <w:tcPr>
+            <w:tcW w:w="3700" w:type="pct"/>
+            <w:tcBorders>
+              <w:top w:val="single" w:sz="4" w:space="0" w:color="010000"/>
+            </w:tcBorders>
+            <w:vAlign w:val="center"/>
+          </w:tcPr>
+          <w:p>
+            <w:pPr>
+              <w:jc w:val="left"/>
+            </w:pPr>
+            <w:r/>
+            <w:r>
+              <w:rPr>
+                <w:rFonts w:hint="eastAsia"/>
+                <w:color w:val="000000"/>
+                <w:sz w:val="21"/>
+              </w:rPr>
+              <w:t>医药、器械、半导体等有明确注册或验证周期的行业</w:t>
+            </w:r>
+          </w:p>
+        </w:tc>
+      </w:tr>
+      <w:tr>
+        <w:trPr>
+          <w:cantSplit/>
+          <w:jc w:val="center"/>
+        </w:trPr>
+        <w:tc>
+          <w:tcPr>
+            <w:tcW w:w="1300" w:type="pct"/>
+            <w:tcBorders>
+              <w:top w:val="single" w:sz="4" w:space="0" w:color="010000"/>
+            </w:tcBorders>
+            <w:vAlign w:val="center"/>
+          </w:tcPr>
+          <w:p>
+            <w:pPr>
+              <w:jc w:val="left"/>
+            </w:pPr>
+            <w:r/>
+            <w:r>
+              <w:rPr>
+                <w:rFonts w:hint="eastAsia"/>
+                <w:color w:val="000000"/>
+                <w:sz w:val="21"/>
+              </w:rPr>
+              <w:t>资质与产品注册清单</w:t>
+            </w:r>
+          </w:p>
+        </w:tc>
+        <w:tc>
+          <w:tcPr>
+            <w:tcW w:w="3700" w:type="pct"/>
+            <w:tcBorders>
+              <w:top w:val="single" w:sz="4" w:space="0" w:color="010000"/>
+            </w:tcBorders>
+            <w:vAlign w:val="center"/>
+          </w:tcPr>
+          <w:p>
+            <w:pPr>
+              <w:jc w:val="left"/>
+            </w:pPr>
+            <w:r/>
+            <w:r>
+              <w:rPr>
+                <w:rFonts w:hint="eastAsia"/>
+                <w:color w:val="000000"/>
+                <w:sz w:val="21"/>
+              </w:rPr>
+              <w:t>产品需要行政许可（医疗器械注册证、生产许可、行业准入）</w:t>
+            </w:r>
+          </w:p>
+        </w:tc>
+      </w:tr>
+      <w:tr>
+        <w:trPr>
+          <w:cantSplit/>
+          <w:jc w:val="center"/>
+        </w:trPr>
+        <w:tc>
+          <w:tcPr>
+            <w:tcW w:w="1300" w:type="pct"/>
+            <w:tcBorders>
+              <w:top w:val="single" w:sz="4" w:space="0" w:color="010000"/>
+            </w:tcBorders>
+            <w:vAlign w:val="center"/>
+          </w:tcPr>
+          <w:p>
+            <w:pPr>
+              <w:jc w:val="left"/>
+            </w:pPr>
+            <w:r/>
+            <w:r>
+              <w:rPr>
+                <w:rFonts w:hint="eastAsia"/>
+                <w:color w:val="000000"/>
+                <w:sz w:val="21"/>
+              </w:rPr>
+              <w:t>并购与整合成效</w:t>
+            </w:r>
+          </w:p>
+        </w:tc>
+        <w:tc>
+          <w:tcPr>
+            <w:tcW w:w="3700" w:type="pct"/>
+            <w:tcBorders>
+              <w:top w:val="single" w:sz="4" w:space="0" w:color="010000"/>
+            </w:tcBorders>
+            <w:vAlign w:val="center"/>
+          </w:tcPr>
+          <w:p>
+            <w:pPr>
+              <w:jc w:val="left"/>
+            </w:pPr>
+            <w:r/>
+            <w:r>
+              <w:rPr>
+                <w:rFonts w:hint="eastAsia"/>
+                <w:color w:val="000000"/>
+                <w:sz w:val="21"/>
+              </w:rPr>
+              <w:t>历史上有过收购，且收购后经营数据有改善</w:t>
+            </w:r>
+          </w:p>
+        </w:tc>
+      </w:tr>
+      <w:tr>
+        <w:trPr>
+          <w:cantSplit/>
+          <w:jc w:val="center"/>
+        </w:trPr>
+        <w:tc>
+          <w:tcPr>
+            <w:tcW w:w="1300" w:type="pct"/>
+            <w:tcBorders>
+              <w:top w:val="single" w:sz="4" w:space="0" w:color="010000"/>
+            </w:tcBorders>
+            <w:vAlign w:val="center"/>
+          </w:tcPr>
+          <w:p>
+            <w:pPr>
+              <w:jc w:val="left"/>
+            </w:pPr>
+            <w:r/>
+            <w:r>
+              <w:rPr>
+                <w:rFonts w:hint="eastAsia"/>
+                <w:color w:val="000000"/>
+                <w:sz w:val="21"/>
+              </w:rPr>
+              <w:t>国际业务</w:t>
+            </w:r>
+          </w:p>
+        </w:tc>
+        <w:tc>
+          <w:tcPr>
+            <w:tcW w:w="3700" w:type="pct"/>
+            <w:tcBorders>
+              <w:top w:val="single" w:sz="4" w:space="0" w:color="010000"/>
+            </w:tcBorders>
+            <w:vAlign w:val="center"/>
+          </w:tcPr>
+          <w:p>
+            <w:pPr>
+              <w:jc w:val="left"/>
+            </w:pPr>
+            <w:r/>
+            <w:r>
+              <w:rPr>
+                <w:rFonts w:hint="eastAsia"/>
+                <w:color w:val="000000"/>
+                <w:sz w:val="21"/>
+              </w:rPr>
+              <w:t>有出口收入或海外客户</w:t>
+            </w:r>
+          </w:p>
+        </w:tc>
+      </w:tr>
+      <w:tr>
+        <w:trPr>
+          <w:cantSplit/>
+          <w:jc w:val="center"/>
+        </w:trPr>
+        <w:tc>
+          <w:tcPr>
+            <w:tcW w:w="1300" w:type="pct"/>
+            <w:tcBorders>
+              <w:top w:val="single" w:sz="4" w:space="0" w:color="010000"/>
+            </w:tcBorders>
+            <w:vAlign w:val="center"/>
+          </w:tcPr>
+          <w:p>
+            <w:pPr>
+              <w:jc w:val="left"/>
+            </w:pPr>
+            <w:r/>
+            <w:r>
+              <w:rPr>
+                <w:rFonts w:hint="eastAsia"/>
+                <w:color w:val="000000"/>
+                <w:sz w:val="21"/>
+              </w:rPr>
+              <w:t>外部顾问与科研合作</w:t>
+            </w:r>
+          </w:p>
+        </w:tc>
+        <w:tc>
+          <w:tcPr>
+            <w:tcW w:w="3700" w:type="pct"/>
+            <w:tcBorders>
+              <w:top w:val="single" w:sz="4" w:space="0" w:color="010000"/>
+            </w:tcBorders>
+            <w:vAlign w:val="center"/>
+          </w:tcPr>
+          <w:p>
+            <w:pPr>
+              <w:jc w:val="left"/>
+            </w:pPr>
+            <w:r/>
+            <w:r>
+              <w:rPr>
+                <w:rFonts w:hint="eastAsia"/>
+                <w:color w:val="000000"/>
+                <w:sz w:val="21"/>
+              </w:rPr>
+              <w:t>与高校、医院、科研院所有在执行的合作项目</w:t>
+            </w:r>
+          </w:p>
+        </w:tc>
+      </w:tr>
+    </w:tbl>
     <w:p>
       <w:pPr>
         <w:pStyle w:val="3"/>
@@ -4945,7 +6811,7 @@
         <w:rPr>
           <w:rFonts w:hint="eastAsia"/>
         </w:rPr>
-        <w:t>3.2 核心摘要</w:t>
+        <w:t>2.3 两类骨架：先判断自己是哪一类</w:t>
       </w:r>
       <w:bookmarkEnd w:id="1007"/>
     </w:p>
@@ -4957,1542 +6823,7 @@
         <w:rPr>
           <w:rFonts w:hint="eastAsia"/>
         </w:rPr>
-        <w:t>这一部分回答：如果投资人只看一页，应该记住什么。</w:t>
-      </w:r>
-    </w:p>
-    <w:p>
-      <w:pPr>
-        <w:pStyle w:val="a0"/>
-      </w:pPr>
-      <w:r>
-        <w:rPr>
-          <w:rFonts w:hint="eastAsia"/>
-        </w:rPr>
-        <w:t>必备内容：</w:t>
-      </w:r>
-    </w:p>
-    <w:p>
-      <w:pPr>
-        <w:pStyle w:val="a0"/>
-      </w:pPr>
-      <w:r>
-        <w:rPr>
-          <w:rFonts w:hint="eastAsia"/>
-        </w:rPr>
-        <w:t>（1）公司做什么：产品、客户、应用场景；</w:t>
-      </w:r>
-    </w:p>
-    <w:p>
-      <w:pPr>
-        <w:pStyle w:val="a0"/>
-      </w:pPr>
-      <w:r>
-        <w:rPr>
-          <w:rFonts w:hint="eastAsia"/>
-        </w:rPr>
-        <w:t>（2）做到了什么程度：三到五个关键经营数据，如收入、客户数、在手订单、产能、已取得的资质认证；</w:t>
-      </w:r>
-    </w:p>
-    <w:p>
-      <w:pPr>
-        <w:pStyle w:val="a0"/>
-      </w:pPr>
-      <w:r>
-        <w:rPr>
-          <w:rFonts w:hint="eastAsia"/>
-        </w:rPr>
-        <w:t>（3）为什么是现在：政策、技术路线切换、国产替代、下游客户导入窗口，每一条都给出具体时间点；</w:t>
-      </w:r>
-    </w:p>
-    <w:p>
-      <w:pPr>
-        <w:pStyle w:val="a0"/>
-      </w:pPr>
-      <w:r>
-        <w:rPr>
-          <w:rFonts w:hint="eastAsia"/>
-        </w:rPr>
-        <w:t>（4）本轮融资金额与主要用途，一句话。</w:t>
-      </w:r>
-    </w:p>
-    <w:p>
-      <w:pPr>
-        <w:pStyle w:val="a0"/>
-      </w:pPr>
-      <w:r>
-        <w:rPr>
-          <w:rFonts w:hint="eastAsia"/>
-        </w:rPr>
-        <w:t>注意：这一页最后写。全篇的关键数字都要在这页出现一次，且与后文完全一致——摘要与正文数字对不上，是投资人最先发现的问题。</w:t>
-      </w:r>
-    </w:p>
-    <w:p>
-      <w:pPr>
-        <w:pStyle w:val="3"/>
-        <w:numPr>
-          <w:ilvl w:val="0"/>
-          <w:numId w:val="0"/>
-        </w:numPr>
-        <w:spacing w:before="156" w:after="156"/>
-      </w:pPr>
-      <w:bookmarkStart w:id="1008" w:name="_Toc900008"/>
-      <w:r>
-        <w:rPr>
-          <w:rFonts w:hint="eastAsia"/>
-        </w:rPr>
-        <w:t>3.3 公司概况与发展沿革</w:t>
-      </w:r>
-      <w:bookmarkEnd w:id="1008"/>
-    </w:p>
-    <w:p>
-      <w:pPr>
-        <w:pStyle w:val="a0"/>
-      </w:pPr>
-      <w:r>
-        <w:rPr>
-          <w:rFonts w:hint="eastAsia"/>
-        </w:rPr>
-        <w:t>这一部分回答：这家公司是什么来历、现在走到哪一步。</w:t>
-      </w:r>
-    </w:p>
-    <w:p>
-      <w:pPr>
-        <w:pStyle w:val="a0"/>
-      </w:pPr>
-      <w:r>
-        <w:rPr>
-          <w:rFonts w:hint="eastAsia"/>
-        </w:rPr>
-        <w:t>必备内容：</w:t>
-      </w:r>
-    </w:p>
-    <w:p>
-      <w:pPr>
-        <w:pStyle w:val="a0"/>
-      </w:pPr>
-      <w:r>
-        <w:rPr>
-          <w:rFonts w:hint="eastAsia"/>
-        </w:rPr>
-        <w:t>（1）基本信息：成立时间、注册地、注册资本与实缴资本、员工人数及研发、生产、销售的人员结构；</w:t>
-      </w:r>
-    </w:p>
-    <w:p>
-      <w:pPr>
-        <w:pStyle w:val="a0"/>
-      </w:pPr>
-      <w:r>
-        <w:rPr>
-          <w:rFonts w:hint="eastAsia"/>
-        </w:rPr>
-        <w:t>（2）主营业务与主要产品线；</w:t>
-      </w:r>
-    </w:p>
-    <w:p>
-      <w:pPr>
-        <w:pStyle w:val="a0"/>
-      </w:pPr>
-      <w:r>
-        <w:rPr>
-          <w:rFonts w:hint="eastAsia"/>
-        </w:rPr>
-        <w:t>（3）发展历程时间轴：公司成立、首个产品定型、首个客户导入、产线投产、重要资质取得、历轮融资，每个节点标注到年月；</w:t>
-      </w:r>
-    </w:p>
-    <w:p>
-      <w:pPr>
-        <w:pStyle w:val="a0"/>
-      </w:pPr>
-      <w:r>
-        <w:rPr>
-          <w:rFonts w:hint="eastAsia"/>
-        </w:rPr>
-        <w:t>（4）主要资质与认证：写明认证名称、发证机构、取得时间与有效期。</w:t>
-      </w:r>
-    </w:p>
-    <w:p>
-      <w:pPr>
-        <w:pStyle w:val="a0"/>
-      </w:pPr>
-      <w:r>
-        <w:rPr>
-          <w:rFonts w:hint="eastAsia"/>
-        </w:rPr>
-        <w:t>注意：时间轴上只放能被文件证明的节点。口头合作意向、尚未落地的战略协议不进时间轴。</w:t>
-      </w:r>
-    </w:p>
-    <w:p>
-      <w:pPr>
-        <w:pStyle w:val="3"/>
-        <w:numPr>
-          <w:ilvl w:val="0"/>
-          <w:numId w:val="0"/>
-        </w:numPr>
-        <w:spacing w:before="156" w:after="156"/>
-      </w:pPr>
-      <w:bookmarkStart w:id="1009" w:name="_Toc900009"/>
-      <w:r>
-        <w:rPr>
-          <w:rFonts w:hint="eastAsia"/>
-        </w:rPr>
-        <w:t>3.4 行业与市场空间</w:t>
-      </w:r>
-      <w:bookmarkEnd w:id="1009"/>
-    </w:p>
-    <w:p>
-      <w:pPr>
-        <w:pStyle w:val="a0"/>
-      </w:pPr>
-      <w:r>
-        <w:rPr>
-          <w:rFonts w:hint="eastAsia"/>
-        </w:rPr>
-        <w:t>这一部分回答：这门生意的天花板在哪、由什么驱动。</w:t>
-      </w:r>
-    </w:p>
-    <w:p>
-      <w:pPr>
-        <w:pStyle w:val="a0"/>
-      </w:pPr>
-      <w:r>
-        <w:rPr>
-          <w:rFonts w:hint="eastAsia"/>
-        </w:rPr>
-        <w:t>必备内容：</w:t>
-      </w:r>
-    </w:p>
-    <w:p>
-      <w:pPr>
-        <w:pStyle w:val="a0"/>
-      </w:pPr>
-      <w:r>
-        <w:rPr>
-          <w:rFonts w:hint="eastAsia"/>
-        </w:rPr>
-        <w:t>（1）行业定义与自身所处环节：画一张产业链图，标出公司在链条上的位置，上游供应商是谁、下游客户是谁；</w:t>
-      </w:r>
-    </w:p>
-    <w:p>
-      <w:pPr>
-        <w:pStyle w:val="a0"/>
-      </w:pPr>
-      <w:r>
-        <w:rPr>
-          <w:rFonts w:hint="eastAsia"/>
-        </w:rPr>
-        <w:t>（2）市场规模与增速：注明统计口径（统计对象、地域、品类、时间）、数据机构名称、报告名称与发布时间；</w:t>
-      </w:r>
-    </w:p>
-    <w:p>
-      <w:pPr>
-        <w:pStyle w:val="a0"/>
-      </w:pPr>
-      <w:r>
-        <w:rPr>
-          <w:rFonts w:hint="eastAsia"/>
-        </w:rPr>
-        <w:t>（3）驱动因素：政策文件名称与发文时间、下游需求量的实际变化、技术路线切换、进口替代空间，用数字和时间说话；</w:t>
-      </w:r>
-    </w:p>
-    <w:p>
-      <w:pPr>
-        <w:pStyle w:val="a0"/>
-      </w:pPr>
-      <w:r>
-        <w:rPr>
-          <w:rFonts w:hint="eastAsia"/>
-        </w:rPr>
-        <w:t>（4）细分赛道选择理由：为什么做这个细分，而不是相邻的那个。</w:t>
-      </w:r>
-    </w:p>
-    <w:p>
-      <w:pPr>
-        <w:pStyle w:val="a0"/>
-      </w:pPr>
-      <w:r>
-        <w:rPr>
-          <w:rFonts w:hint="eastAsia"/>
-        </w:rPr>
-        <w:t>注意：不要用全球总市场规模代替自己实际能触达的市场。建议同时给出行业整体规模和公司可触达市场两层，并写出测算过程（单价 × 数量 × 可覆盖比例）。测算过程必须能被投资人复算一遍。</w:t>
-      </w:r>
-    </w:p>
-    <w:p>
-      <w:pPr>
-        <w:pStyle w:val="3"/>
-        <w:numPr>
-          <w:ilvl w:val="0"/>
-          <w:numId w:val="0"/>
-        </w:numPr>
-        <w:spacing w:before="156" w:after="156"/>
-      </w:pPr>
-      <w:bookmarkStart w:id="1010" w:name="_Toc900010"/>
-      <w:r>
-        <w:rPr>
-          <w:rFonts w:hint="eastAsia"/>
-        </w:rPr>
-        <w:t>3.5 客户痛点与解决方案</w:t>
-      </w:r>
-      <w:bookmarkEnd w:id="1010"/>
-    </w:p>
-    <w:p>
-      <w:pPr>
-        <w:pStyle w:val="a0"/>
-      </w:pPr>
-      <w:r>
-        <w:rPr>
-          <w:rFonts w:hint="eastAsia"/>
-        </w:rPr>
-        <w:t>这一部分回答：谁在为什么问题付钱。</w:t>
-      </w:r>
-    </w:p>
-    <w:p>
-      <w:pPr>
-        <w:pStyle w:val="a0"/>
-      </w:pPr>
-      <w:r>
-        <w:rPr>
-          <w:rFonts w:hint="eastAsia"/>
-        </w:rPr>
-        <w:t>必备内容：</w:t>
-      </w:r>
-    </w:p>
-    <w:p>
-      <w:pPr>
-        <w:pStyle w:val="a0"/>
-      </w:pPr>
-      <w:r>
-        <w:rPr>
-          <w:rFonts w:hint="eastAsia"/>
-        </w:rPr>
-        <w:t>（1）客户是谁：写到具体角色，哪个行业、哪类企业、企业里哪个部门做采购决策；</w:t>
-      </w:r>
-    </w:p>
-    <w:p>
-      <w:pPr>
-        <w:pStyle w:val="a0"/>
-      </w:pPr>
-      <w:r>
-        <w:rPr>
-          <w:rFonts w:hint="eastAsia"/>
-        </w:rPr>
-        <w:t>（2）客户现在怎么解决这个问题、成本和缺陷是什么：给出数字，如良率、能耗、工时、单价、交期、故障率；</w:t>
-      </w:r>
-    </w:p>
-    <w:p>
-      <w:pPr>
-        <w:pStyle w:val="a0"/>
-      </w:pPr>
-      <w:r>
-        <w:rPr>
-          <w:rFonts w:hint="eastAsia"/>
-        </w:rPr>
-        <w:t>（3）公司方案是什么、把上述哪个指标改善了多少：给出改善前后的对比数据；</w:t>
-      </w:r>
-    </w:p>
-    <w:p>
-      <w:pPr>
-        <w:pStyle w:val="a0"/>
-      </w:pPr>
-      <w:r>
-        <w:rPr>
-          <w:rFonts w:hint="eastAsia"/>
-        </w:rPr>
-        <w:t>（4）客户为什么愿意换：更换供应商的成本、验证周期与收益比较。</w:t>
-      </w:r>
-    </w:p>
-    <w:p>
-      <w:pPr>
-        <w:pStyle w:val="a0"/>
-      </w:pPr>
-      <w:r>
-        <w:rPr>
-          <w:rFonts w:hint="eastAsia"/>
-        </w:rPr>
-        <w:t>注意：痛点要用客户的语言和客户的数字来写，不要用一段行业综述代替。说不清楚客户原来怎么干、现在能省多少，这一页就是空的。</w:t>
-      </w:r>
-    </w:p>
-    <w:p>
-      <w:pPr>
-        <w:pStyle w:val="3"/>
-        <w:numPr>
-          <w:ilvl w:val="0"/>
-          <w:numId w:val="0"/>
-        </w:numPr>
-        <w:spacing w:before="156" w:after="156"/>
-      </w:pPr>
-      <w:bookmarkStart w:id="1011" w:name="_Toc900011"/>
-      <w:r>
-        <w:rPr>
-          <w:rFonts w:hint="eastAsia"/>
-        </w:rPr>
-        <w:t>3.6 产品与技术</w:t>
-      </w:r>
-      <w:bookmarkEnd w:id="1011"/>
-    </w:p>
-    <w:p>
-      <w:pPr>
-        <w:pStyle w:val="a0"/>
-      </w:pPr>
-      <w:r>
-        <w:rPr>
-          <w:rFonts w:hint="eastAsia"/>
-        </w:rPr>
-        <w:t>这一部分回答：东西做成什么样、凭什么别人做不出来。</w:t>
-      </w:r>
-    </w:p>
-    <w:p>
-      <w:pPr>
-        <w:pStyle w:val="a0"/>
-      </w:pPr>
-      <w:r>
-        <w:rPr>
-          <w:rFonts w:hint="eastAsia"/>
-        </w:rPr>
-        <w:t>必备内容：</w:t>
-      </w:r>
-    </w:p>
-    <w:p>
-      <w:pPr>
-        <w:pStyle w:val="a0"/>
-      </w:pPr>
-      <w:r>
-        <w:rPr>
-          <w:rFonts w:hint="eastAsia"/>
-        </w:rPr>
-        <w:t>（1）产品矩阵：型号或规格、对应应用场景、量产状态（在研、送样、小批量、量产）、价格区间；</w:t>
-      </w:r>
-    </w:p>
-    <w:p>
-      <w:pPr>
-        <w:pStyle w:val="a0"/>
-      </w:pPr>
-      <w:r>
-        <w:rPr>
-          <w:rFonts w:hint="eastAsia"/>
-        </w:rPr>
-        <w:t>（2）核心技术指标对比：自身产品、主要竞品、行业标准三方并列，同一测试口径、同一测试条件；</w:t>
-      </w:r>
-    </w:p>
-    <w:p>
-      <w:pPr>
-        <w:pStyle w:val="a0"/>
-      </w:pPr>
-      <w:r>
-        <w:rPr>
-          <w:rFonts w:hint="eastAsia"/>
-        </w:rPr>
-        <w:t>（3）知识产权：发明专利、实用新型、软件著作权的数量，核心专利写明名称、授权号、授权时间与剩余保护期，尚在申请中的单独标注；</w:t>
-      </w:r>
-    </w:p>
-    <w:p>
-      <w:pPr>
-        <w:pStyle w:val="a0"/>
-      </w:pPr>
-      <w:r>
-        <w:rPr>
-          <w:rFonts w:hint="eastAsia"/>
-        </w:rPr>
-        <w:t>（4）研发体系：研发人员数量与背景、研发投入及占收入比重、实验与测试设备、与高校院所的合作；</w:t>
-      </w:r>
-    </w:p>
-    <w:p>
-      <w:pPr>
-        <w:pStyle w:val="a0"/>
-      </w:pPr>
-      <w:r>
-        <w:rPr>
-          <w:rFonts w:hint="eastAsia"/>
-        </w:rPr>
-        <w:t>（5）技术路线判断：当前行业主流路线有哪几条、公司选择哪条、理由是什么。</w:t>
-      </w:r>
-    </w:p>
-    <w:p>
-      <w:pPr>
-        <w:pStyle w:val="a0"/>
-      </w:pPr>
-      <w:r>
-        <w:rPr>
-          <w:rFonts w:hint="eastAsia"/>
-        </w:rPr>
-        <w:t>注意：技术指标必须注明测试条件与出处，优先引用第三方检测报告或客户验证报告。无法验证的“国内领先”“国际先进”不要写进去，尽调阶段一定会被要求出具依据。</w:t>
-      </w:r>
-    </w:p>
-    <w:p>
-      <w:pPr>
-        <w:pStyle w:val="3"/>
-        <w:numPr>
-          <w:ilvl w:val="0"/>
-          <w:numId w:val="0"/>
-        </w:numPr>
-        <w:spacing w:before="156" w:after="156"/>
-      </w:pPr>
-      <w:bookmarkStart w:id="1012" w:name="_Toc900012"/>
-      <w:r>
-        <w:rPr>
-          <w:rFonts w:hint="eastAsia"/>
-        </w:rPr>
-        <w:t>3.7 商业模式与盈利能力</w:t>
-      </w:r>
-      <w:bookmarkEnd w:id="1012"/>
-    </w:p>
-    <w:p>
-      <w:pPr>
-        <w:pStyle w:val="a0"/>
-      </w:pPr>
-      <w:r>
-        <w:rPr>
-          <w:rFonts w:hint="eastAsia"/>
-        </w:rPr>
-        <w:t>这一部分回答：怎么赚钱、一单赚多少。</w:t>
-      </w:r>
-    </w:p>
-    <w:p>
-      <w:pPr>
-        <w:pStyle w:val="a0"/>
-      </w:pPr>
-      <w:r>
-        <w:rPr>
-          <w:rFonts w:hint="eastAsia"/>
-        </w:rPr>
-        <w:t>必备内容：</w:t>
-      </w:r>
-    </w:p>
-    <w:p>
-      <w:pPr>
-        <w:pStyle w:val="a0"/>
-      </w:pPr>
-      <w:r>
-        <w:rPr>
-          <w:rFonts w:hint="eastAsia"/>
-        </w:rPr>
-        <w:t>（1）收入模式：设备一次性销售、耗材复购、服务费、授权费等各自占比；</w:t>
-      </w:r>
-    </w:p>
-    <w:p>
-      <w:pPr>
-        <w:pStyle w:val="a0"/>
-      </w:pPr>
-      <w:r>
-        <w:rPr>
-          <w:rFonts w:hint="eastAsia"/>
-        </w:rPr>
-        <w:t>（2）定价逻辑与客户端价值：客户用了以后省多少钱或多赚多少钱；</w:t>
-      </w:r>
-    </w:p>
-    <w:p>
-      <w:pPr>
-        <w:pStyle w:val="a0"/>
-      </w:pPr>
-      <w:r>
-        <w:rPr>
-          <w:rFonts w:hint="eastAsia"/>
-        </w:rPr>
-        <w:t>（3）单位经济模型：单台、单吨或单套的售价、直接材料、直接人工、制造费用、毛利率；</w:t>
-      </w:r>
-    </w:p>
-    <w:p>
-      <w:pPr>
-        <w:pStyle w:val="a0"/>
-      </w:pPr>
-      <w:r>
-        <w:rPr>
-          <w:rFonts w:hint="eastAsia"/>
-        </w:rPr>
-        <w:t>（4）获客方式与销售周期：直销、代理还是招投标，从首次接触到首单的平均周期；</w:t>
-      </w:r>
-    </w:p>
-    <w:p>
-      <w:pPr>
-        <w:pStyle w:val="a0"/>
-      </w:pPr>
-      <w:r>
-        <w:rPr>
-          <w:rFonts w:hint="eastAsia"/>
-        </w:rPr>
-        <w:t>（5）客户结构与集中度：前五大客户收入占比及变化。</w:t>
-      </w:r>
-    </w:p>
-    <w:p>
-      <w:pPr>
-        <w:pStyle w:val="a0"/>
-      </w:pPr>
-      <w:r>
-        <w:rPr>
-          <w:rFonts w:hint="eastAsia"/>
-        </w:rPr>
-        <w:t>注意：单位经济模型是制造类企业被追问最多的一页，其中每个数字都要能和财务报表的成本科目对上。</w:t>
-      </w:r>
-    </w:p>
-    <w:p>
-      <w:pPr>
-        <w:pStyle w:val="3"/>
-        <w:numPr>
-          <w:ilvl w:val="0"/>
-          <w:numId w:val="0"/>
-        </w:numPr>
-        <w:spacing w:before="156" w:after="156"/>
-      </w:pPr>
-      <w:bookmarkStart w:id="1013" w:name="_Toc900013"/>
-      <w:r>
-        <w:rPr>
-          <w:rFonts w:hint="eastAsia"/>
-        </w:rPr>
-        <w:t>3.8 市场验证与在手订单</w:t>
-      </w:r>
-      <w:bookmarkEnd w:id="1013"/>
-    </w:p>
-    <w:p>
-      <w:pPr>
-        <w:pStyle w:val="a0"/>
-      </w:pPr>
-      <w:r>
-        <w:rPr>
-          <w:rFonts w:hint="eastAsia"/>
-        </w:rPr>
-        <w:t>这一部分回答：有没有人真的买单。</w:t>
-      </w:r>
-    </w:p>
-    <w:p>
-      <w:pPr>
-        <w:pStyle w:val="a0"/>
-      </w:pPr>
-      <w:r>
-        <w:rPr>
-          <w:rFonts w:hint="eastAsia"/>
-        </w:rPr>
-        <w:t>必备内容：</w:t>
-      </w:r>
-    </w:p>
-    <w:p>
-      <w:pPr>
-        <w:pStyle w:val="a0"/>
-      </w:pPr>
-      <w:r>
-        <w:rPr>
-          <w:rFonts w:hint="eastAsia"/>
-        </w:rPr>
-        <w:t>（1）客户导入进度表：客户名称或脱敏代称、导入阶段、首次送样时间、验证结果、已开始或预计批量供货的时间；</w:t>
-      </w:r>
-    </w:p>
-    <w:p>
-      <w:pPr>
-        <w:pStyle w:val="a0"/>
-      </w:pPr>
-      <w:r>
-        <w:rPr>
-          <w:rFonts w:hint="eastAsia"/>
-        </w:rPr>
-        <w:t>（2）已签合同金额、在手订单金额与交付周期；</w:t>
-      </w:r>
-    </w:p>
-    <w:p>
-      <w:pPr>
-        <w:pStyle w:val="a0"/>
-      </w:pPr>
-      <w:r>
-        <w:rPr>
-          <w:rFonts w:hint="eastAsia"/>
-        </w:rPr>
-        <w:t>（3）标杆案例一到两个：应用场景、使用规模、效果数据、数据来源；</w:t>
-      </w:r>
-    </w:p>
-    <w:p>
-      <w:pPr>
-        <w:pStyle w:val="a0"/>
-      </w:pPr>
-      <w:r>
-        <w:rPr>
-          <w:rFonts w:hint="eastAsia"/>
-        </w:rPr>
-        <w:t>（4）复购情况与替换率。</w:t>
-      </w:r>
-    </w:p>
-    <w:p>
-      <w:pPr>
-        <w:pStyle w:val="a0"/>
-      </w:pPr>
-      <w:r>
-        <w:rPr>
-          <w:rFonts w:hint="eastAsia"/>
-        </w:rPr>
-        <w:t>注意：未签约的客户不写公司名称，写成“国内前三的某类厂商（已完成送样验证）”。夸大客户关系是尽调阶段最常见的翻车点，投资人会直接打电话去问。</w:t>
-      </w:r>
-    </w:p>
-    <w:p>
-      <w:pPr>
-        <w:pStyle w:val="3"/>
-        <w:numPr>
-          <w:ilvl w:val="0"/>
-          <w:numId w:val="0"/>
-        </w:numPr>
-        <w:spacing w:before="156" w:after="156"/>
-      </w:pPr>
-      <w:bookmarkStart w:id="1014" w:name="_Toc900014"/>
-      <w:r>
-        <w:rPr>
-          <w:rFonts w:hint="eastAsia"/>
-        </w:rPr>
-        <w:t>3.9 竞争格局与自身定位</w:t>
-      </w:r>
-      <w:bookmarkEnd w:id="1014"/>
-    </w:p>
-    <w:p>
-      <w:pPr>
-        <w:pStyle w:val="a0"/>
-      </w:pPr>
-      <w:r>
-        <w:rPr>
-          <w:rFonts w:hint="eastAsia"/>
-        </w:rPr>
-        <w:t>这一部分回答：对手是谁、壁垒能维持多久。</w:t>
-      </w:r>
-    </w:p>
-    <w:p>
-      <w:pPr>
-        <w:pStyle w:val="a0"/>
-      </w:pPr>
-      <w:r>
-        <w:rPr>
-          <w:rFonts w:hint="eastAsia"/>
-        </w:rPr>
-        <w:t>必备内容：</w:t>
-      </w:r>
-    </w:p>
-    <w:p>
-      <w:pPr>
-        <w:pStyle w:val="a0"/>
-      </w:pPr>
-      <w:r>
-        <w:rPr>
-          <w:rFonts w:hint="eastAsia"/>
-        </w:rPr>
-        <w:t>（1）主要竞争对手：国内外各列三到五家，上市公司标注证券代码，未上市的标注最近一轮融资情况；</w:t>
-      </w:r>
-    </w:p>
-    <w:p>
-      <w:pPr>
-        <w:pStyle w:val="a0"/>
-      </w:pPr>
-      <w:r>
-        <w:rPr>
-          <w:rFonts w:hint="eastAsia"/>
-        </w:rPr>
-        <w:t>（2）同口径对比表：产品指标、价格、交期、产能、主要客户、资质；</w:t>
-      </w:r>
-    </w:p>
-    <w:p>
-      <w:pPr>
-        <w:pStyle w:val="a0"/>
-      </w:pPr>
-      <w:r>
-        <w:rPr>
-          <w:rFonts w:hint="eastAsia"/>
-        </w:rPr>
-        <w:t>（3）市场份额与集中度：注明统计口径与来源；</w:t>
-      </w:r>
-    </w:p>
-    <w:p>
-      <w:pPr>
-        <w:pStyle w:val="a0"/>
-      </w:pPr>
-      <w:r>
-        <w:rPr>
-          <w:rFonts w:hint="eastAsia"/>
-        </w:rPr>
-        <w:t>（4）自身差异化与壁垒：技术、成本、客户认证周期、产能、牌照等，逐条说明这个壁垒能维持多久、靠什么维持；</w:t>
-      </w:r>
-    </w:p>
-    <w:p>
-      <w:pPr>
-        <w:pStyle w:val="a0"/>
-      </w:pPr>
-      <w:r>
-        <w:rPr>
-          <w:rFonts w:hint="eastAsia"/>
-        </w:rPr>
-        <w:t>（5）潜在替代方案：不只是同类公司，还包括可能替代掉整个环节的其他技术路线。</w:t>
-      </w:r>
-    </w:p>
-    <w:p>
-      <w:pPr>
-        <w:pStyle w:val="a0"/>
-      </w:pPr>
-      <w:r>
-        <w:rPr>
-          <w:rFonts w:hint="eastAsia"/>
-        </w:rPr>
-        <w:t>注意：不要写“我们没有竞争对手”。对手写得越清楚，越说明对行业的理解到位。</w:t>
-      </w:r>
-    </w:p>
-    <w:p>
-      <w:pPr>
-        <w:pStyle w:val="3"/>
-        <w:numPr>
-          <w:ilvl w:val="0"/>
-          <w:numId w:val="0"/>
-        </w:numPr>
-        <w:spacing w:before="156" w:after="156"/>
-      </w:pPr>
-      <w:bookmarkStart w:id="1015" w:name="_Toc900015"/>
-      <w:r>
-        <w:rPr>
-          <w:rFonts w:hint="eastAsia"/>
-        </w:rPr>
-        <w:t>3.10 生产制造与供应链</w:t>
-      </w:r>
-      <w:bookmarkEnd w:id="1015"/>
-    </w:p>
-    <w:p>
-      <w:pPr>
-        <w:pStyle w:val="a0"/>
-      </w:pPr>
-      <w:r>
-        <w:rPr>
-          <w:rFonts w:hint="eastAsia"/>
-        </w:rPr>
-        <w:t>这一部分回答：能不能造得出、造得稳。</w:t>
-      </w:r>
-    </w:p>
-    <w:p>
-      <w:pPr>
-        <w:pStyle w:val="a0"/>
-      </w:pPr>
-      <w:r>
-        <w:rPr>
-          <w:rFonts w:hint="eastAsia"/>
-        </w:rPr>
-        <w:t>必备内容：</w:t>
-      </w:r>
-    </w:p>
-    <w:p>
-      <w:pPr>
-        <w:pStyle w:val="a0"/>
-      </w:pPr>
-      <w:r>
-        <w:rPr>
-          <w:rFonts w:hint="eastAsia"/>
-        </w:rPr>
-        <w:t>（1）现有产能、产能利用率、良率及其变化曲线；</w:t>
-      </w:r>
-    </w:p>
-    <w:p>
-      <w:pPr>
-        <w:pStyle w:val="a0"/>
-      </w:pPr>
-      <w:r>
-        <w:rPr>
-          <w:rFonts w:hint="eastAsia"/>
-        </w:rPr>
-        <w:t>（2）主要生产设备与自动化程度；</w:t>
-      </w:r>
-    </w:p>
-    <w:p>
-      <w:pPr>
-        <w:pStyle w:val="a0"/>
-      </w:pPr>
-      <w:r>
-        <w:rPr>
-          <w:rFonts w:hint="eastAsia"/>
-        </w:rPr>
-        <w:t>（3）关键原材料与供应商：是否单一来源、有无替代方案、价格波动情况、库存策略；</w:t>
-      </w:r>
-    </w:p>
-    <w:p>
-      <w:pPr>
-        <w:pStyle w:val="a0"/>
-      </w:pPr>
-      <w:r>
-        <w:rPr>
-          <w:rFonts w:hint="eastAsia"/>
-        </w:rPr>
-        <w:t>（4）质量体系与不良品处理流程；</w:t>
-      </w:r>
-    </w:p>
-    <w:p>
-      <w:pPr>
-        <w:pStyle w:val="a0"/>
-      </w:pPr>
-      <w:r>
-        <w:rPr>
-          <w:rFonts w:hint="eastAsia"/>
-        </w:rPr>
-        <w:t>（5）扩产计划：新增产能、选址、投资额、建设周期、达产节奏。</w:t>
-      </w:r>
-    </w:p>
-    <w:p>
-      <w:pPr>
-        <w:pStyle w:val="a0"/>
-      </w:pPr>
-      <w:r>
-        <w:rPr>
-          <w:rFonts w:hint="eastAsia"/>
-        </w:rPr>
-        <w:t>注意：扩产计划、融资资金用途、财务预测三者的数字必须互相对得上。这一条对制造类企业是必写项，软件与服务类企业可并入商业模式部分，但要补充交付与实施能力的说明。</w:t>
-      </w:r>
-    </w:p>
-    <w:p>
-      <w:pPr>
-        <w:pStyle w:val="3"/>
-        <w:numPr>
-          <w:ilvl w:val="0"/>
-          <w:numId w:val="0"/>
-        </w:numPr>
-        <w:spacing w:before="156" w:after="156"/>
-      </w:pPr>
-      <w:bookmarkStart w:id="1016" w:name="_Toc900016"/>
-      <w:r>
-        <w:rPr>
-          <w:rFonts w:hint="eastAsia"/>
-        </w:rPr>
-        <w:t>3.11 财务数据与预测</w:t>
-      </w:r>
-      <w:bookmarkEnd w:id="1016"/>
-    </w:p>
-    <w:p>
-      <w:pPr>
-        <w:pStyle w:val="a0"/>
-      </w:pPr>
-      <w:r>
-        <w:rPr>
-          <w:rFonts w:hint="eastAsia"/>
-        </w:rPr>
-        <w:t>这一部分回答：过去的账是什么样、未来靠什么长。</w:t>
-      </w:r>
-    </w:p>
-    <w:p>
-      <w:pPr>
-        <w:pStyle w:val="a0"/>
-      </w:pPr>
-      <w:r>
-        <w:rPr>
-          <w:rFonts w:hint="eastAsia"/>
-        </w:rPr>
-        <w:t>必备内容：</w:t>
-      </w:r>
-    </w:p>
-    <w:p>
-      <w:pPr>
-        <w:pStyle w:val="a0"/>
-      </w:pPr>
-      <w:r>
-        <w:rPr>
-          <w:rFonts w:hint="eastAsia"/>
-        </w:rPr>
-        <w:t>（1）历史数据：近三年及最近一期的营业收入、毛利率、净利润、经营性现金流、应收账款及账龄、存货、资产负债率，标明是否经审计、审计机构名称；</w:t>
-      </w:r>
-    </w:p>
-    <w:p>
-      <w:pPr>
-        <w:pStyle w:val="a0"/>
-      </w:pPr>
-      <w:r>
-        <w:rPr>
-          <w:rFonts w:hint="eastAsia"/>
-        </w:rPr>
-        <w:t>（2）收入拆分：按产品、按客户、按区域三个维度；</w:t>
-      </w:r>
-    </w:p>
-    <w:p>
-      <w:pPr>
-        <w:pStyle w:val="a0"/>
-      </w:pPr>
-      <w:r>
-        <w:rPr>
-          <w:rFonts w:hint="eastAsia"/>
-        </w:rPr>
-        <w:t>（3）未来三年预测：收入、毛利率、净利润，并单独列出核心假设（产能、单价、客户数量、订单转化率）；</w:t>
-      </w:r>
-    </w:p>
-    <w:p>
-      <w:pPr>
-        <w:pStyle w:val="a0"/>
-      </w:pPr>
-      <w:r>
-        <w:rPr>
-          <w:rFonts w:hint="eastAsia"/>
-        </w:rPr>
-        <w:t>（4）尚未盈利的企业：写清盈亏平衡点需要的条件和预计时间。</w:t>
-      </w:r>
-    </w:p>
-    <w:p>
-      <w:pPr>
-        <w:pStyle w:val="a0"/>
-      </w:pPr>
-      <w:r>
-        <w:rPr>
-          <w:rFonts w:hint="eastAsia"/>
-        </w:rPr>
-        <w:t>注意：预测里的每一个数字都要能追到一条假设，每条假设都要能追到已经发生的事实——在手订单、已签框架协议、已建成产能。预测增速与历史增速差距大的，在同一页解释原因。未经审计的数据必须标注“未经审计”。</w:t>
-      </w:r>
-    </w:p>
-    <w:p>
-      <w:pPr>
-        <w:pStyle w:val="3"/>
-        <w:numPr>
-          <w:ilvl w:val="0"/>
-          <w:numId w:val="0"/>
-        </w:numPr>
-        <w:spacing w:before="156" w:after="156"/>
-      </w:pPr>
-      <w:bookmarkStart w:id="1017" w:name="_Toc900017"/>
-      <w:r>
-        <w:rPr>
-          <w:rFonts w:hint="eastAsia"/>
-        </w:rPr>
-        <w:t>3.12 发展规划与里程碑</w:t>
-      </w:r>
-      <w:bookmarkEnd w:id="1017"/>
-    </w:p>
-    <w:p>
-      <w:pPr>
-        <w:pStyle w:val="a0"/>
-      </w:pPr>
-      <w:r>
-        <w:rPr>
-          <w:rFonts w:hint="eastAsia"/>
-        </w:rPr>
-        <w:t>这一部分回答：拿到钱以后一步步做什么。</w:t>
-      </w:r>
-    </w:p>
-    <w:p>
-      <w:pPr>
-        <w:pStyle w:val="a0"/>
-      </w:pPr>
-      <w:r>
-        <w:rPr>
-          <w:rFonts w:hint="eastAsia"/>
-        </w:rPr>
-        <w:t>必备内容：</w:t>
-      </w:r>
-    </w:p>
-    <w:p>
-      <w:pPr>
-        <w:pStyle w:val="a0"/>
-      </w:pPr>
-      <w:r>
-        <w:rPr>
-          <w:rFonts w:hint="eastAsia"/>
-        </w:rPr>
-        <w:t>（1）未来十二、二十四、三十六个月的关键节点：产品定型、认证取得、产线投产、客户导入、收入规模；</w:t>
-      </w:r>
-    </w:p>
-    <w:p>
-      <w:pPr>
-        <w:pStyle w:val="a0"/>
-      </w:pPr>
-      <w:r>
-        <w:rPr>
-          <w:rFonts w:hint="eastAsia"/>
-        </w:rPr>
-        <w:t>（2）每个节点给出时间和可衡量的完成标准。</w:t>
-      </w:r>
-    </w:p>
-    <w:p>
-      <w:pPr>
-        <w:pStyle w:val="a0"/>
-      </w:pPr>
-      <w:r>
-        <w:rPr>
-          <w:rFonts w:hint="eastAsia"/>
-        </w:rPr>
-        <w:t>注意：节点要与融资用途、财务预测一一对应。写“持续拓展市场”这类没有完成标准的节点，等于没写。</w:t>
-      </w:r>
-    </w:p>
-    <w:p>
-      <w:pPr>
-        <w:pStyle w:val="3"/>
-        <w:numPr>
-          <w:ilvl w:val="0"/>
-          <w:numId w:val="0"/>
-        </w:numPr>
-        <w:spacing w:before="156" w:after="156"/>
-      </w:pPr>
-      <w:bookmarkStart w:id="1018" w:name="_Toc900018"/>
-      <w:r>
-        <w:rPr>
-          <w:rFonts w:hint="eastAsia"/>
-        </w:rPr>
-        <w:t>3.13 团队与股权结构</w:t>
-      </w:r>
-      <w:bookmarkEnd w:id="1018"/>
-    </w:p>
-    <w:p>
-      <w:pPr>
-        <w:pStyle w:val="a0"/>
-      </w:pPr>
-      <w:r>
-        <w:rPr>
-          <w:rFonts w:hint="eastAsia"/>
-        </w:rPr>
-        <w:t>这一部分回答：谁在做、谁说了算。</w:t>
-      </w:r>
-    </w:p>
-    <w:p>
-      <w:pPr>
-        <w:pStyle w:val="a0"/>
-      </w:pPr>
-      <w:r>
-        <w:rPr>
-          <w:rFonts w:hint="eastAsia"/>
-        </w:rPr>
-        <w:t>必备内容：</w:t>
-      </w:r>
-    </w:p>
-    <w:p>
-      <w:pPr>
-        <w:pStyle w:val="a0"/>
-      </w:pPr>
-      <w:r>
-        <w:rPr>
-          <w:rFonts w:hint="eastAsia"/>
-        </w:rPr>
-        <w:t>（1）核心团队：姓名、职务、学历、过往任职企业与职位、本领域从业年限、代表性成果；</w:t>
-      </w:r>
-    </w:p>
-    <w:p>
-      <w:pPr>
-        <w:pStyle w:val="a0"/>
-      </w:pPr>
-      <w:r>
-        <w:rPr>
-          <w:rFonts w:hint="eastAsia"/>
-        </w:rPr>
-        <w:t>（2）组织架构与人员构成；</w:t>
-      </w:r>
-    </w:p>
-    <w:p>
-      <w:pPr>
-        <w:pStyle w:val="a0"/>
-      </w:pPr>
-      <w:r>
-        <w:rPr>
-          <w:rFonts w:hint="eastAsia"/>
-        </w:rPr>
-        <w:t>（3）股权结构：股东名称、持股比例、实际控制人、一致行动关系、员工持股平台；</w:t>
-      </w:r>
-    </w:p>
-    <w:p>
-      <w:pPr>
-        <w:pStyle w:val="a0"/>
-      </w:pPr>
-      <w:r>
-        <w:rPr>
-          <w:rFonts w:hint="eastAsia"/>
-        </w:rPr>
-        <w:t>（4）历史融资：轮次、时间、投资方、金额、投后估值；</w:t>
-      </w:r>
-    </w:p>
-    <w:p>
-      <w:pPr>
-        <w:pStyle w:val="a0"/>
-      </w:pPr>
-      <w:r>
-        <w:rPr>
-          <w:rFonts w:hint="eastAsia"/>
-        </w:rPr>
-        <w:t>（5）核心人员绑定安排：任职期限、竞业限制、股权锁定。</w:t>
-      </w:r>
-    </w:p>
-    <w:p>
-      <w:pPr>
-        <w:pStyle w:val="a0"/>
-      </w:pPr>
-      <w:r>
-        <w:rPr>
-          <w:rFonts w:hint="eastAsia"/>
-        </w:rPr>
-        <w:t>注意：团队部分写履历事实，不写评价。历史融资估值会被拿来和本轮估值对照，提前想清楚怎么解释这中间的变化。</w:t>
-      </w:r>
-    </w:p>
-    <w:p>
-      <w:pPr>
-        <w:pStyle w:val="3"/>
-        <w:numPr>
-          <w:ilvl w:val="0"/>
-          <w:numId w:val="0"/>
-        </w:numPr>
-        <w:spacing w:before="156" w:after="156"/>
-      </w:pPr>
-      <w:bookmarkStart w:id="1019" w:name="_Toc900019"/>
-      <w:r>
-        <w:rPr>
-          <w:rFonts w:hint="eastAsia"/>
-        </w:rPr>
-        <w:t>3.14 本轮融资方案</w:t>
-      </w:r>
-      <w:bookmarkEnd w:id="1019"/>
-    </w:p>
-    <w:p>
-      <w:pPr>
-        <w:pStyle w:val="a0"/>
-      </w:pPr>
-      <w:r>
-        <w:rPr>
-          <w:rFonts w:hint="eastAsia"/>
-        </w:rPr>
-        <w:t>这一部分回答：融多少、什么价、钱怎么花。</w:t>
-      </w:r>
-    </w:p>
-    <w:p>
-      <w:pPr>
-        <w:pStyle w:val="a0"/>
-      </w:pPr>
-      <w:r>
-        <w:rPr>
-          <w:rFonts w:hint="eastAsia"/>
-        </w:rPr>
-        <w:t>必备内容：</w:t>
-      </w:r>
-    </w:p>
-    <w:p>
-      <w:pPr>
-        <w:pStyle w:val="a0"/>
-      </w:pPr>
-      <w:r>
-        <w:rPr>
-          <w:rFonts w:hint="eastAsia"/>
-        </w:rPr>
-        <w:t>（1）融资金额、出让比例、投前与投后估值；</w:t>
-      </w:r>
-    </w:p>
-    <w:p>
-      <w:pPr>
-        <w:pStyle w:val="a0"/>
-      </w:pPr>
-      <w:r>
-        <w:rPr>
-          <w:rFonts w:hint="eastAsia"/>
-        </w:rPr>
-        <w:t>（2）交易结构：增资扩股还是老股转让，或两者组合；</w:t>
-      </w:r>
-    </w:p>
-    <w:p>
-      <w:pPr>
-        <w:pStyle w:val="a0"/>
-      </w:pPr>
-      <w:r>
-        <w:rPr>
-          <w:rFonts w:hint="eastAsia"/>
-        </w:rPr>
-        <w:t>（3）资金用途拆分：研发、产线建设、市场投入、铺底流动资金，给出金额和比例；</w:t>
-      </w:r>
-    </w:p>
-    <w:p>
-      <w:pPr>
-        <w:pStyle w:val="a0"/>
-      </w:pPr>
-      <w:r>
-        <w:rPr>
-          <w:rFonts w:hint="eastAsia"/>
-        </w:rPr>
-        <w:t>（4）估值依据：可比公司或可比交易的口径，或按产能、在手订单、利润的测算过程；</w:t>
-      </w:r>
-    </w:p>
-    <w:p>
-      <w:pPr>
-        <w:pStyle w:val="a0"/>
-      </w:pPr>
-      <w:r>
-        <w:rPr>
-          <w:rFonts w:hint="eastAsia"/>
-        </w:rPr>
-        <w:t>（5）投后规划与资本路径：下一轮节奏、拟上市板块及其对应的财务门槛；</w:t>
-      </w:r>
-    </w:p>
-    <w:p>
-      <w:pPr>
-        <w:pStyle w:val="a0"/>
-      </w:pPr>
-      <w:r>
-        <w:rPr>
-          <w:rFonts w:hint="eastAsia"/>
-        </w:rPr>
-        <w:t>（6）除资金外对投资人的诉求：客户资源、产业协同、地方产业政策配套。</w:t>
-      </w:r>
-    </w:p>
-    <w:p>
-      <w:pPr>
-        <w:pStyle w:val="a0"/>
-      </w:pPr>
-      <w:r>
-        <w:rPr>
-          <w:rFonts w:hint="eastAsia"/>
-        </w:rPr>
-        <w:t>注意：估值依据要能被复算。资本路径只写板块与上市条件的对应关系，不承诺上市时间，不承诺投资回报。</w:t>
-      </w:r>
-    </w:p>
-    <w:p>
-      <w:pPr>
-        <w:pStyle w:val="3"/>
-        <w:numPr>
-          <w:ilvl w:val="0"/>
-          <w:numId w:val="0"/>
-        </w:numPr>
-        <w:spacing w:before="156" w:after="156"/>
-      </w:pPr>
-      <w:bookmarkStart w:id="1020" w:name="_Toc900020"/>
-      <w:r>
-        <w:rPr>
-          <w:rFonts w:hint="eastAsia"/>
-        </w:rPr>
-        <w:t>3.15 附录</w:t>
-      </w:r>
-      <w:bookmarkEnd w:id="1020"/>
-    </w:p>
-    <w:p>
-      <w:pPr>
-        <w:pStyle w:val="a0"/>
-      </w:pPr>
-      <w:r>
-        <w:rPr>
-          <w:rFonts w:hint="eastAsia"/>
-        </w:rPr>
-        <w:t>这一部分回答：前面所有说法的证据在哪。</w:t>
-      </w:r>
-    </w:p>
-    <w:p>
-      <w:pPr>
-        <w:pStyle w:val="a0"/>
-      </w:pPr>
-      <w:r>
-        <w:rPr>
-          <w:rFonts w:hint="eastAsia"/>
-        </w:rPr>
-        <w:t>必备内容：</w:t>
-      </w:r>
-    </w:p>
-    <w:p>
-      <w:pPr>
-        <w:pStyle w:val="a0"/>
-      </w:pPr>
-      <w:r>
-        <w:rPr>
-          <w:rFonts w:hint="eastAsia"/>
-        </w:rPr>
-        <w:t>（1）专利与资质清单；</w:t>
-      </w:r>
-    </w:p>
-    <w:p>
-      <w:pPr>
-        <w:pStyle w:val="a0"/>
-      </w:pPr>
-      <w:r>
-        <w:rPr>
-          <w:rFonts w:hint="eastAsia"/>
-        </w:rPr>
-        <w:t>（2）第三方检测报告、客户验证报告；</w:t>
-      </w:r>
-    </w:p>
-    <w:p>
-      <w:pPr>
-        <w:pStyle w:val="a0"/>
-      </w:pPr>
-      <w:r>
-        <w:rPr>
-          <w:rFonts w:hint="eastAsia"/>
-        </w:rPr>
-        <w:t>（3）主要合同或框架协议（脱敏后）；</w:t>
-      </w:r>
-    </w:p>
-    <w:p>
-      <w:pPr>
-        <w:pStyle w:val="a0"/>
-      </w:pPr>
-      <w:r>
-        <w:rPr>
-          <w:rFonts w:hint="eastAsia"/>
-        </w:rPr>
-        <w:t>（4）财务报表明细；</w:t>
-      </w:r>
-    </w:p>
-    <w:p>
-      <w:pPr>
-        <w:pStyle w:val="a0"/>
-      </w:pPr>
-      <w:r>
-        <w:rPr>
-          <w:rFonts w:hint="eastAsia"/>
-        </w:rPr>
-        <w:t>（5）产品图片、产线与厂房照片；</w:t>
-      </w:r>
-    </w:p>
-    <w:p>
-      <w:pPr>
-        <w:pStyle w:val="a0"/>
-      </w:pPr>
-      <w:r>
-        <w:rPr>
-          <w:rFonts w:hint="eastAsia"/>
-        </w:rPr>
-        <w:t>（6）媒体报道与获奖情况。</w:t>
-      </w:r>
-    </w:p>
-    <w:p>
-      <w:pPr>
-        <w:pStyle w:val="a0"/>
-      </w:pPr>
-      <w:r>
-        <w:rPr>
-          <w:rFonts w:hint="eastAsia"/>
-        </w:rPr>
-        <w:t>注意：正文页面保持干净，证据全部放附录，正文里用一句话指向附录页码。</w:t>
-      </w:r>
-    </w:p>
-    <w:p>
-      <w:pPr>
-        <w:pStyle w:val="2"/>
-        <w:spacing w:before="156" w:after="156"/>
-      </w:pPr>
-      <w:bookmarkStart w:id="1021" w:name="_Toc900021"/>
-      <w:r>
-        <w:rPr>
-          <w:rFonts w:hint="eastAsia"/>
-          <w:b/>
-        </w:rPr>
-        <w:t>数据、口径与表述纪律</w:t>
-      </w:r>
-      <w:bookmarkEnd w:id="1021"/>
-    </w:p>
-    <w:p>
-      <w:pPr>
-        <w:pStyle w:val="3"/>
-        <w:numPr>
-          <w:ilvl w:val="0"/>
-          <w:numId w:val="0"/>
-        </w:numPr>
-        <w:spacing w:before="156" w:after="156"/>
-      </w:pPr>
-      <w:bookmarkStart w:id="1022" w:name="_Toc900022"/>
-      <w:r>
-        <w:rPr>
-          <w:rFonts w:hint="eastAsia"/>
-        </w:rPr>
-        <w:t>4.1 数据口径</w:t>
-      </w:r>
-      <w:bookmarkEnd w:id="1022"/>
-    </w:p>
-    <w:p>
-      <w:pPr>
-        <w:pStyle w:val="a0"/>
-      </w:pPr>
-      <w:r>
-        <w:rPr>
-          <w:rFonts w:hint="eastAsia"/>
-        </w:rPr>
-        <w:t>任何一个数字出现之前，先拆清四个维度：统计对象、地域、品类、时间。口径不同的数据并列呈现，不平均、不合并、不跨口径做乘除。引用第三方数据的，写明机构名称、报告名称与发布时间；同一指标存在多个口径且差异较大的，两个都给，并说明差异原因。</w:t>
-      </w:r>
-    </w:p>
-    <w:p>
-      <w:pPr>
-        <w:pStyle w:val="3"/>
-        <w:numPr>
-          <w:ilvl w:val="0"/>
-          <w:numId w:val="0"/>
-        </w:numPr>
-        <w:spacing w:before="156" w:after="156"/>
-      </w:pPr>
-      <w:bookmarkStart w:id="1023" w:name="_Toc900023"/>
-      <w:r>
-        <w:rPr>
-          <w:rFonts w:hint="eastAsia"/>
-        </w:rPr>
-        <w:t>4.2 财务数据一致性</w:t>
-      </w:r>
-      <w:bookmarkEnd w:id="1023"/>
-    </w:p>
-    <w:p>
-      <w:pPr>
-        <w:pStyle w:val="a0"/>
-      </w:pPr>
-      <w:r>
-        <w:rPr>
-          <w:rFonts w:hint="eastAsia"/>
-        </w:rPr>
-        <w:t>BP 中的财务数据与审计报告、纳税申报、银行流水的口径要保持一致。未经审计的数据必须标注。历史数据与预测数据放进同一张表，便于对照。收入确认方式、成本归集口径如与同行不同，在表下用一行说明。</w:t>
-      </w:r>
-    </w:p>
-    <w:p>
-      <w:pPr>
-        <w:pStyle w:val="3"/>
-        <w:numPr>
-          <w:ilvl w:val="0"/>
-          <w:numId w:val="0"/>
-        </w:numPr>
-        <w:spacing w:before="156" w:after="156"/>
-      </w:pPr>
-      <w:bookmarkStart w:id="1024" w:name="_Toc900024"/>
-      <w:r>
-        <w:rPr>
-          <w:rFonts w:hint="eastAsia"/>
-        </w:rPr>
-        <w:t>4.3 表述纪律</w:t>
-      </w:r>
-      <w:bookmarkEnd w:id="1024"/>
-    </w:p>
-    <w:p>
-      <w:pPr>
-        <w:pStyle w:val="a0"/>
-      </w:pPr>
-      <w:r>
-        <w:rPr>
-          <w:rFonts w:hint="eastAsia"/>
-        </w:rPr>
-        <w:t>不用“有望”“或将”“预计将大幅”这类词，用事实和时间点代替；不使用“最大”“第一”“唯一”“国家级”等绝对化用语；未获对方书面授权，不宣称合作关系、不使用对方标识；不承诺投资回报、上市时间与分红安排；涉及保密协议约定或军工等特殊领域的客户信息，按约定脱敏处理。</w:t>
-      </w:r>
-    </w:p>
-    <w:p>
-      <w:pPr>
-        <w:pStyle w:val="3"/>
-        <w:numPr>
-          <w:ilvl w:val="0"/>
-          <w:numId w:val="0"/>
-        </w:numPr>
-        <w:spacing w:before="156" w:after="156"/>
-      </w:pPr>
-      <w:bookmarkStart w:id="1025" w:name="_Toc900025"/>
-      <w:r>
-        <w:rPr>
-          <w:rFonts w:hint="eastAsia"/>
-        </w:rPr>
-        <w:t>4.4 一页一结论</w:t>
-      </w:r>
-      <w:bookmarkEnd w:id="1025"/>
-    </w:p>
-    <w:p>
-      <w:pPr>
-        <w:pStyle w:val="a0"/>
-      </w:pPr>
-      <w:r>
-        <w:rPr>
-          <w:rFonts w:hint="eastAsia"/>
-        </w:rPr>
-        <w:t>每一页的标题直接写这一页的结论，页面内容是这个结论的证据。例如把“产品优势”改成“良率由 65% 提升至 92%，2025 年 11 月起批量交付”。标题写不出结论的页面，说明这一页还没想清楚，先不要做。</w:t>
-      </w:r>
-    </w:p>
-    <w:p>
-      <w:pPr>
-        <w:pStyle w:val="2"/>
-        <w:spacing w:before="156" w:after="156"/>
-      </w:pPr>
-      <w:bookmarkStart w:id="1026" w:name="_Toc900026"/>
-      <w:r>
-        <w:rPr>
-          <w:rFonts w:hint="eastAsia"/>
-          <w:b/>
-        </w:rPr>
-        <w:t>动手前要准备的材料</w:t>
-      </w:r>
-      <w:bookmarkEnd w:id="1026"/>
-    </w:p>
-    <w:p>
-      <w:pPr>
-        <w:pStyle w:val="a0"/>
-      </w:pPr>
-      <w:r>
-        <w:rPr>
-          <w:rFonts w:hint="eastAsia"/>
-        </w:rPr>
-        <w:t>下表所列材料齐备之前不要开始写页面。缺哪一项，对应的页面就只能写形容词。</w:t>
+        <w:t>同样是私募融资 BP，运营资产型企业和产品技术型企业的骨架差别很大。动笔前先判断公司属于哪一类，再决定哪些模块占篇幅。</w:t>
       </w:r>
     </w:p>
     <w:p>
@@ -6506,7 +6837,7 @@
           <w:b/>
           <w:sz w:val="21"/>
         </w:rPr>
-        <w:t>表3  BP 素材准备清单</w:t>
+        <w:t>表4  两类骨架的差别</w:t>
       </w:r>
     </w:p>
     <w:tbl>
@@ -6556,13 +6887,13 @@
                 <w:color w:val="000000"/>
                 <w:sz w:val="21"/>
               </w:rPr>
-              <w:t>类别</w:t>
-            </w:r>
-          </w:p>
-        </w:tc>
-        <w:tc>
-          <w:tcPr>
-            <w:tcW w:w="3000" w:type="pct"/>
+              <w:t>对比项</w:t>
+            </w:r>
+          </w:p>
+        </w:tc>
+        <w:tc>
+          <w:tcPr>
+            <w:tcW w:w="2150" w:type="pct"/>
             <w:tcBorders>
               <w:top w:val="single" w:sz="12" w:space="0" w:color="010000"/>
               <w:bottom w:val="single" w:sz="4" w:space="0" w:color="010000"/>
@@ -6582,13 +6913,13 @@
                 <w:color w:val="000000"/>
                 <w:sz w:val="21"/>
               </w:rPr>
-              <w:t>具体材料</w:t>
-            </w:r>
-          </w:p>
-        </w:tc>
-        <w:tc>
-          <w:tcPr>
-            <w:tcW w:w="1300" w:type="pct"/>
+              <w:t>运营资产型（能源、供热、环保、制造服务）</w:t>
+            </w:r>
+          </w:p>
+        </w:tc>
+        <w:tc>
+          <w:tcPr>
+            <w:tcW w:w="2150" w:type="pct"/>
             <w:tcBorders>
               <w:top w:val="single" w:sz="12" w:space="0" w:color="010000"/>
               <w:bottom w:val="single" w:sz="4" w:space="0" w:color="010000"/>
@@ -6608,7 +6939,7 @@
                 <w:color w:val="000000"/>
                 <w:sz w:val="21"/>
               </w:rPr>
-              <w:t>来源</w:t>
+              <w:t>产品技术型（器械、半导体、材料、软件）</w:t>
             </w:r>
           </w:p>
         </w:tc>
@@ -6628,29 +6959,6 @@
           </w:tcPr>
           <w:p>
             <w:pPr>
-              <w:jc w:val="center"/>
-            </w:pPr>
-            <w:r/>
-            <w:r>
-              <w:rPr>
-                <w:rFonts w:hint="eastAsia"/>
-                <w:color w:val="000000"/>
-                <w:sz w:val="21"/>
-              </w:rPr>
-              <w:t>公司基础</w:t>
-            </w:r>
-          </w:p>
-        </w:tc>
-        <w:tc>
-          <w:tcPr>
-            <w:tcW w:w="3000" w:type="pct"/>
-            <w:tcBorders>
-              <w:top w:val="single" w:sz="4" w:space="0" w:color="010000"/>
-            </w:tcBorders>
-            <w:vAlign w:val="center"/>
-          </w:tcPr>
-          <w:p>
-            <w:pPr>
               <w:jc w:val="left"/>
             </w:pPr>
             <w:r/>
@@ -6660,30 +6968,53 @@
                 <w:color w:val="000000"/>
                 <w:sz w:val="21"/>
               </w:rPr>
-              <w:t>营业执照、公司章程、股东名册、组织架构图、员工花名册</w:t>
-            </w:r>
-          </w:p>
-        </w:tc>
-        <w:tc>
-          <w:tcPr>
-            <w:tcW w:w="1300" w:type="pct"/>
-            <w:tcBorders>
-              <w:top w:val="single" w:sz="4" w:space="0" w:color="010000"/>
-            </w:tcBorders>
-            <w:vAlign w:val="center"/>
-          </w:tcPr>
-          <w:p>
-            <w:pPr>
-              <w:jc w:val="center"/>
-            </w:pPr>
-            <w:r/>
-            <w:r>
-              <w:rPr>
-                <w:rFonts w:hint="eastAsia"/>
-                <w:color w:val="000000"/>
-                <w:sz w:val="21"/>
-              </w:rPr>
-              <w:t>董秘 / 行政</w:t>
+              <w:t>正文展开单位</w:t>
+            </w:r>
+          </w:p>
+        </w:tc>
+        <w:tc>
+          <w:tcPr>
+            <w:tcW w:w="2150" w:type="pct"/>
+            <w:tcBorders>
+              <w:top w:val="single" w:sz="4" w:space="0" w:color="010000"/>
+            </w:tcBorders>
+            <w:vAlign w:val="center"/>
+          </w:tcPr>
+          <w:p>
+            <w:pPr>
+              <w:jc w:val="left"/>
+            </w:pPr>
+            <w:r/>
+            <w:r>
+              <w:rPr>
+                <w:rFonts w:hint="eastAsia"/>
+                <w:color w:val="000000"/>
+                <w:sz w:val="21"/>
+              </w:rPr>
+              <w:t>按项目或子公司逐个介绍，一个项目一页</w:t>
+            </w:r>
+          </w:p>
+        </w:tc>
+        <w:tc>
+          <w:tcPr>
+            <w:tcW w:w="2150" w:type="pct"/>
+            <w:tcBorders>
+              <w:top w:val="single" w:sz="4" w:space="0" w:color="010000"/>
+            </w:tcBorders>
+            <w:vAlign w:val="center"/>
+          </w:tcPr>
+          <w:p>
+            <w:pPr>
+              <w:jc w:val="left"/>
+            </w:pPr>
+            <w:r/>
+            <w:r>
+              <w:rPr>
+                <w:rFonts w:hint="eastAsia"/>
+                <w:color w:val="000000"/>
+                <w:sz w:val="21"/>
+              </w:rPr>
+              <w:t>按产品线或应用领域展开，一个领域一页</w:t>
             </w:r>
           </w:p>
         </w:tc>
@@ -6703,29 +7034,6 @@
           </w:tcPr>
           <w:p>
             <w:pPr>
-              <w:jc w:val="center"/>
-            </w:pPr>
-            <w:r/>
-            <w:r>
-              <w:rPr>
-                <w:rFonts w:hint="eastAsia"/>
-                <w:color w:val="000000"/>
-                <w:sz w:val="21"/>
-              </w:rPr>
-              <w:t>资质文件</w:t>
-            </w:r>
-          </w:p>
-        </w:tc>
-        <w:tc>
-          <w:tcPr>
-            <w:tcW w:w="3000" w:type="pct"/>
-            <w:tcBorders>
-              <w:top w:val="single" w:sz="4" w:space="0" w:color="010000"/>
-            </w:tcBorders>
-            <w:vAlign w:val="center"/>
-          </w:tcPr>
-          <w:p>
-            <w:pPr>
               <w:jc w:val="left"/>
             </w:pPr>
             <w:r/>
@@ -6735,30 +7043,53 @@
                 <w:color w:val="000000"/>
                 <w:sz w:val="21"/>
               </w:rPr>
-              <w:t>各类认证证书、行业准入许可、高新技术企业与专精特新等认定文件</w:t>
-            </w:r>
-          </w:p>
-        </w:tc>
-        <w:tc>
-          <w:tcPr>
-            <w:tcW w:w="1300" w:type="pct"/>
-            <w:tcBorders>
-              <w:top w:val="single" w:sz="4" w:space="0" w:color="010000"/>
-            </w:tcBorders>
-            <w:vAlign w:val="center"/>
-          </w:tcPr>
-          <w:p>
-            <w:pPr>
-              <w:jc w:val="center"/>
-            </w:pPr>
-            <w:r/>
-            <w:r>
-              <w:rPr>
-                <w:rFonts w:hint="eastAsia"/>
-                <w:color w:val="000000"/>
-                <w:sz w:val="21"/>
-              </w:rPr>
-              <w:t>董秘 / 质量</w:t>
+              <w:t>核心经营指标</w:t>
+            </w:r>
+          </w:p>
+        </w:tc>
+        <w:tc>
+          <w:tcPr>
+            <w:tcW w:w="2150" w:type="pct"/>
+            <w:tcBorders>
+              <w:top w:val="single" w:sz="4" w:space="0" w:color="010000"/>
+            </w:tcBorders>
+            <w:vAlign w:val="center"/>
+          </w:tcPr>
+          <w:p>
+            <w:pPr>
+              <w:jc w:val="left"/>
+            </w:pPr>
+            <w:r/>
+            <w:r>
+              <w:rPr>
+                <w:rFonts w:hint="eastAsia"/>
+                <w:color w:val="000000"/>
+                <w:sz w:val="21"/>
+              </w:rPr>
+              <w:t>运营规模（面积、产能、发电量）、利用率、单位成本</w:t>
+            </w:r>
+          </w:p>
+        </w:tc>
+        <w:tc>
+          <w:tcPr>
+            <w:tcW w:w="2150" w:type="pct"/>
+            <w:tcBorders>
+              <w:top w:val="single" w:sz="4" w:space="0" w:color="010000"/>
+            </w:tcBorders>
+            <w:vAlign w:val="center"/>
+          </w:tcPr>
+          <w:p>
+            <w:pPr>
+              <w:jc w:val="left"/>
+            </w:pPr>
+            <w:r/>
+            <w:r>
+              <w:rPr>
+                <w:rFonts w:hint="eastAsia"/>
+                <w:color w:val="000000"/>
+                <w:sz w:val="21"/>
+              </w:rPr>
+              <w:t>产品数量、注册证数量、市占率、终端进院或装机数量</w:t>
             </w:r>
           </w:p>
         </w:tc>
@@ -6778,29 +7109,6 @@
           </w:tcPr>
           <w:p>
             <w:pPr>
-              <w:jc w:val="center"/>
-            </w:pPr>
-            <w:r/>
-            <w:r>
-              <w:rPr>
-                <w:rFonts w:hint="eastAsia"/>
-                <w:color w:val="000000"/>
-                <w:sz w:val="21"/>
-              </w:rPr>
-              <w:t>技术材料</w:t>
-            </w:r>
-          </w:p>
-        </w:tc>
-        <w:tc>
-          <w:tcPr>
-            <w:tcW w:w="3000" w:type="pct"/>
-            <w:tcBorders>
-              <w:top w:val="single" w:sz="4" w:space="0" w:color="010000"/>
-            </w:tcBorders>
-            <w:vAlign w:val="center"/>
-          </w:tcPr>
-          <w:p>
-            <w:pPr>
               <w:jc w:val="left"/>
             </w:pPr>
             <w:r/>
@@ -6810,30 +7118,53 @@
                 <w:color w:val="000000"/>
                 <w:sz w:val="21"/>
               </w:rPr>
-              <w:t>专利证书与申请受理通知书、第三方检测报告、产品规格书、技术路线对比资料</w:t>
-            </w:r>
-          </w:p>
-        </w:tc>
-        <w:tc>
-          <w:tcPr>
-            <w:tcW w:w="1300" w:type="pct"/>
-            <w:tcBorders>
-              <w:top w:val="single" w:sz="4" w:space="0" w:color="010000"/>
-            </w:tcBorders>
-            <w:vAlign w:val="center"/>
-          </w:tcPr>
-          <w:p>
-            <w:pPr>
-              <w:jc w:val="center"/>
-            </w:pPr>
-            <w:r/>
-            <w:r>
-              <w:rPr>
-                <w:rFonts w:hint="eastAsia"/>
-                <w:color w:val="000000"/>
-                <w:sz w:val="21"/>
-              </w:rPr>
-              <w:t>技术负责人</w:t>
+              <w:t>行业章节重点</w:t>
+            </w:r>
+          </w:p>
+        </w:tc>
+        <w:tc>
+          <w:tcPr>
+            <w:tcW w:w="2150" w:type="pct"/>
+            <w:tcBorders>
+              <w:top w:val="single" w:sz="4" w:space="0" w:color="010000"/>
+            </w:tcBorders>
+            <w:vAlign w:val="center"/>
+          </w:tcPr>
+          <w:p>
+            <w:pPr>
+              <w:jc w:val="left"/>
+            </w:pPr>
+            <w:r/>
+            <w:r>
+              <w:rPr>
+                <w:rFonts w:hint="eastAsia"/>
+                <w:color w:val="000000"/>
+                <w:sz w:val="21"/>
+              </w:rPr>
+              <w:t>政策沿革与国家战略、区域需求、下游容量测算</w:t>
+            </w:r>
+          </w:p>
+        </w:tc>
+        <w:tc>
+          <w:tcPr>
+            <w:tcW w:w="2150" w:type="pct"/>
+            <w:tcBorders>
+              <w:top w:val="single" w:sz="4" w:space="0" w:color="010000"/>
+            </w:tcBorders>
+            <w:vAlign w:val="center"/>
+          </w:tcPr>
+          <w:p>
+            <w:pPr>
+              <w:jc w:val="left"/>
+            </w:pPr>
+            <w:r/>
+            <w:r>
+              <w:rPr>
+                <w:rFonts w:hint="eastAsia"/>
+                <w:color w:val="000000"/>
+                <w:sz w:val="21"/>
+              </w:rPr>
+              <w:t>目标人群与适应症拆解、终端使用量趋势、进口替代空间</w:t>
             </w:r>
           </w:p>
         </w:tc>
@@ -6853,29 +7184,6 @@
           </w:tcPr>
           <w:p>
             <w:pPr>
-              <w:jc w:val="center"/>
-            </w:pPr>
-            <w:r/>
-            <w:r>
-              <w:rPr>
-                <w:rFonts w:hint="eastAsia"/>
-                <w:color w:val="000000"/>
-                <w:sz w:val="21"/>
-              </w:rPr>
-              <w:t>业务材料</w:t>
-            </w:r>
-          </w:p>
-        </w:tc>
-        <w:tc>
-          <w:tcPr>
-            <w:tcW w:w="3000" w:type="pct"/>
-            <w:tcBorders>
-              <w:top w:val="single" w:sz="4" w:space="0" w:color="010000"/>
-            </w:tcBorders>
-            <w:vAlign w:val="center"/>
-          </w:tcPr>
-          <w:p>
-            <w:pPr>
               <w:jc w:val="left"/>
             </w:pPr>
             <w:r/>
@@ -6885,30 +7193,53 @@
                 <w:color w:val="000000"/>
                 <w:sz w:val="21"/>
               </w:rPr>
-              <w:t>客户清单与导入进度、已签合同与订单台账、标杆案例资料、价格表</w:t>
-            </w:r>
-          </w:p>
-        </w:tc>
-        <w:tc>
-          <w:tcPr>
-            <w:tcW w:w="1300" w:type="pct"/>
-            <w:tcBorders>
-              <w:top w:val="single" w:sz="4" w:space="0" w:color="010000"/>
-            </w:tcBorders>
-            <w:vAlign w:val="center"/>
-          </w:tcPr>
-          <w:p>
-            <w:pPr>
-              <w:jc w:val="center"/>
-            </w:pPr>
-            <w:r/>
-            <w:r>
-              <w:rPr>
-                <w:rFonts w:hint="eastAsia"/>
-                <w:color w:val="000000"/>
-                <w:sz w:val="21"/>
-              </w:rPr>
-              <w:t>销售负责人</w:t>
+              <w:t>竞争格局写法</w:t>
+            </w:r>
+          </w:p>
+        </w:tc>
+        <w:tc>
+          <w:tcPr>
+            <w:tcW w:w="2150" w:type="pct"/>
+            <w:tcBorders>
+              <w:top w:val="single" w:sz="4" w:space="0" w:color="010000"/>
+            </w:tcBorders>
+            <w:vAlign w:val="center"/>
+          </w:tcPr>
+          <w:p>
+            <w:pPr>
+              <w:jc w:val="left"/>
+            </w:pPr>
+            <w:r/>
+            <w:r>
+              <w:rPr>
+                <w:rFonts w:hint="eastAsia"/>
+                <w:color w:val="000000"/>
+                <w:sz w:val="21"/>
+              </w:rPr>
+              <w:t>可比上市公司经营与估值对照表</w:t>
+            </w:r>
+          </w:p>
+        </w:tc>
+        <w:tc>
+          <w:tcPr>
+            <w:tcW w:w="2150" w:type="pct"/>
+            <w:tcBorders>
+              <w:top w:val="single" w:sz="4" w:space="0" w:color="010000"/>
+            </w:tcBorders>
+            <w:vAlign w:val="center"/>
+          </w:tcPr>
+          <w:p>
+            <w:pPr>
+              <w:jc w:val="left"/>
+            </w:pPr>
+            <w:r/>
+            <w:r>
+              <w:rPr>
+                <w:rFonts w:hint="eastAsia"/>
+                <w:color w:val="000000"/>
+                <w:sz w:val="21"/>
+              </w:rPr>
+              <w:t>产品线覆盖数量对比、细分品类市占率与竞品清单</w:t>
             </w:r>
           </w:p>
         </w:tc>
@@ -6928,29 +7259,6 @@
           </w:tcPr>
           <w:p>
             <w:pPr>
-              <w:jc w:val="center"/>
-            </w:pPr>
-            <w:r/>
-            <w:r>
-              <w:rPr>
-                <w:rFonts w:hint="eastAsia"/>
-                <w:color w:val="000000"/>
-                <w:sz w:val="21"/>
-              </w:rPr>
-              <w:t>生产材料</w:t>
-            </w:r>
-          </w:p>
-        </w:tc>
-        <w:tc>
-          <w:tcPr>
-            <w:tcW w:w="3000" w:type="pct"/>
-            <w:tcBorders>
-              <w:top w:val="single" w:sz="4" w:space="0" w:color="010000"/>
-            </w:tcBorders>
-            <w:vAlign w:val="center"/>
-          </w:tcPr>
-          <w:p>
-            <w:pPr>
               <w:jc w:val="left"/>
             </w:pPr>
             <w:r/>
@@ -6960,30 +7268,53 @@
                 <w:color w:val="000000"/>
                 <w:sz w:val="21"/>
               </w:rPr>
-              <w:t>产能与良率台账、设备清单、主要供应商清单与采购价格、扩产方案</w:t>
-            </w:r>
-          </w:p>
-        </w:tc>
-        <w:tc>
-          <w:tcPr>
-            <w:tcW w:w="1300" w:type="pct"/>
-            <w:tcBorders>
-              <w:top w:val="single" w:sz="4" w:space="0" w:color="010000"/>
-            </w:tcBorders>
-            <w:vAlign w:val="center"/>
-          </w:tcPr>
-          <w:p>
-            <w:pPr>
-              <w:jc w:val="center"/>
-            </w:pPr>
-            <w:r/>
-            <w:r>
-              <w:rPr>
-                <w:rFonts w:hint="eastAsia"/>
-                <w:color w:val="000000"/>
-                <w:sz w:val="21"/>
-              </w:rPr>
-              <w:t>生产负责人</w:t>
+              <w:t>估值锚</w:t>
+            </w:r>
+          </w:p>
+        </w:tc>
+        <w:tc>
+          <w:tcPr>
+            <w:tcW w:w="2150" w:type="pct"/>
+            <w:tcBorders>
+              <w:top w:val="single" w:sz="4" w:space="0" w:color="010000"/>
+            </w:tcBorders>
+            <w:vAlign w:val="center"/>
+          </w:tcPr>
+          <w:p>
+            <w:pPr>
+              <w:jc w:val="left"/>
+            </w:pPr>
+            <w:r/>
+            <w:r>
+              <w:rPr>
+                <w:rFonts w:hint="eastAsia"/>
+                <w:color w:val="000000"/>
+                <w:sz w:val="21"/>
+              </w:rPr>
+              <w:t>可比上市公司市盈率、单位资产（每平米、每千瓦）估值</w:t>
+            </w:r>
+          </w:p>
+        </w:tc>
+        <w:tc>
+          <w:tcPr>
+            <w:tcW w:w="2150" w:type="pct"/>
+            <w:tcBorders>
+              <w:top w:val="single" w:sz="4" w:space="0" w:color="010000"/>
+            </w:tcBorders>
+            <w:vAlign w:val="center"/>
+          </w:tcPr>
+          <w:p>
+            <w:pPr>
+              <w:jc w:val="left"/>
+            </w:pPr>
+            <w:r/>
+            <w:r>
+              <w:rPr>
+                <w:rFonts w:hint="eastAsia"/>
+                <w:color w:val="000000"/>
+                <w:sz w:val="21"/>
+              </w:rPr>
+              <w:t>收入倍数、可比交易、在研管线价值</w:t>
             </w:r>
           </w:p>
         </w:tc>
@@ -7003,16 +7334,2570 @@
           </w:tcPr>
           <w:p>
             <w:pPr>
+              <w:jc w:val="left"/>
+            </w:pPr>
+            <w:r/>
+            <w:r>
+              <w:rPr>
+                <w:rFonts w:hint="eastAsia"/>
+                <w:color w:val="000000"/>
+                <w:sz w:val="21"/>
+              </w:rPr>
+              <w:t>最容易被追问</w:t>
+            </w:r>
+          </w:p>
+        </w:tc>
+        <w:tc>
+          <w:tcPr>
+            <w:tcW w:w="2150" w:type="pct"/>
+            <w:tcBorders>
+              <w:top w:val="single" w:sz="4" w:space="0" w:color="010000"/>
+            </w:tcBorders>
+            <w:vAlign w:val="center"/>
+          </w:tcPr>
+          <w:p>
+            <w:pPr>
+              <w:jc w:val="left"/>
+            </w:pPr>
+            <w:r/>
+            <w:r>
+              <w:rPr>
+                <w:rFonts w:hint="eastAsia"/>
+                <w:color w:val="000000"/>
+                <w:sz w:val="21"/>
+              </w:rPr>
+              <w:t>资产权属、补贴依赖、关联交易、负债与现金流</w:t>
+            </w:r>
+          </w:p>
+        </w:tc>
+        <w:tc>
+          <w:tcPr>
+            <w:tcW w:w="2150" w:type="pct"/>
+            <w:tcBorders>
+              <w:top w:val="single" w:sz="4" w:space="0" w:color="010000"/>
+            </w:tcBorders>
+            <w:vAlign w:val="center"/>
+          </w:tcPr>
+          <w:p>
+            <w:pPr>
+              <w:jc w:val="left"/>
+            </w:pPr>
+            <w:r/>
+            <w:r>
+              <w:rPr>
+                <w:rFonts w:hint="eastAsia"/>
+                <w:color w:val="000000"/>
+                <w:sz w:val="21"/>
+              </w:rPr>
+              <w:t>注册证有效期、专利归属、单一大客户、集采与降价</w:t>
+            </w:r>
+          </w:p>
+        </w:tc>
+      </w:tr>
+    </w:tbl>
+    <w:p>
+      <w:pPr>
+        <w:pStyle w:val="3"/>
+        <w:numPr>
+          <w:ilvl w:val="0"/>
+          <w:numId w:val="0"/>
+        </w:numPr>
+        <w:spacing w:before="156" w:after="156"/>
+      </w:pPr>
+      <w:bookmarkStart w:id="1008" w:name="_Toc900008"/>
+      <w:r>
+        <w:rPr>
+          <w:rFonts w:hint="eastAsia"/>
+        </w:rPr>
+        <w:t>2.4 结构性页面</w:t>
+      </w:r>
+      <w:bookmarkEnd w:id="1008"/>
+    </w:p>
+    <w:p>
+      <w:pPr>
+        <w:pStyle w:val="a0"/>
+      </w:pPr>
+      <w:r>
+        <w:rPr>
+          <w:rFonts w:hint="eastAsia"/>
+        </w:rPr>
+        <w:t>除内容页外，一份正式 BP 还需要三类结构性页面：一是目录页，列出全篇章节，通常放在封面之后；二是章节封面页，每一章前插一页，只写章节名，用于当面讲解时的节奏切换；三是结尾页，写致谢与联系方式（公司名称、联系人、职务、电话、邮箱、地址）。联系方式放在结尾页还是封面都可以，但全篇至少要出现一次。</w:t>
+      </w:r>
+    </w:p>
+    <w:p>
+      <w:pPr>
+        <w:pStyle w:val="2"/>
+        <w:spacing w:before="156" w:after="156"/>
+      </w:pPr>
+      <w:bookmarkStart w:id="1009" w:name="_Toc900009"/>
+      <w:r>
+        <w:rPr>
+          <w:rFonts w:hint="eastAsia"/>
+          <w:b/>
+        </w:rPr>
+        <w:t>逐模块内容要求</w:t>
+      </w:r>
+      <w:bookmarkEnd w:id="1009"/>
+    </w:p>
+    <w:p>
+      <w:pPr>
+        <w:pStyle w:val="3"/>
+        <w:numPr>
+          <w:ilvl w:val="0"/>
+          <w:numId w:val="0"/>
+        </w:numPr>
+        <w:spacing w:before="156" w:after="156"/>
+      </w:pPr>
+      <w:bookmarkStart w:id="1010" w:name="_Toc900010"/>
+      <w:r>
+        <w:rPr>
+          <w:rFonts w:hint="eastAsia"/>
+        </w:rPr>
+        <w:t>3.1 封面与保密声明</w:t>
+      </w:r>
+      <w:bookmarkEnd w:id="1010"/>
+    </w:p>
+    <w:p>
+      <w:pPr>
+        <w:pStyle w:val="a0"/>
+      </w:pPr>
+      <w:r>
+        <w:rPr>
+          <w:rFonts w:hint="eastAsia"/>
+        </w:rPr>
+        <w:t>这一部分回答：这是谁、要做什么。</w:t>
+      </w:r>
+    </w:p>
+    <w:p>
+      <w:pPr>
+        <w:pStyle w:val="a0"/>
+      </w:pPr>
+      <w:r>
+        <w:rPr>
+          <w:rFonts w:hint="eastAsia"/>
+        </w:rPr>
+        <w:t>必备内容：</w:t>
+      </w:r>
+    </w:p>
+    <w:p>
+      <w:pPr>
+        <w:pStyle w:val="a0"/>
+      </w:pPr>
+      <w:r>
+        <w:rPr>
+          <w:rFonts w:hint="eastAsia"/>
+        </w:rPr>
+        <w:t>（1）公司全称、标识、材料日期与版本号；</w:t>
+      </w:r>
+    </w:p>
+    <w:p>
+      <w:pPr>
+        <w:pStyle w:val="a0"/>
+      </w:pPr>
+      <w:r>
+        <w:rPr>
+          <w:rFonts w:hint="eastAsia"/>
+        </w:rPr>
+        <w:t>（2）一句话业务定位，不超过二十五个字，说清做什么产品、给谁用；</w:t>
+      </w:r>
+    </w:p>
+    <w:p>
+      <w:pPr>
+        <w:pStyle w:val="a0"/>
+      </w:pPr>
+      <w:r>
+        <w:rPr>
+          <w:rFonts w:hint="eastAsia"/>
+        </w:rPr>
+        <w:t>（3）本轮融资意向，即轮次与拟融资金额，出让比例可暂留白；</w:t>
+      </w:r>
+    </w:p>
+    <w:p>
+      <w:pPr>
+        <w:pStyle w:val="a0"/>
+      </w:pPr>
+      <w:r>
+        <w:rPr>
+          <w:rFonts w:hint="eastAsia"/>
+        </w:rPr>
+        <w:t>（4）联系人姓名、职务与联系方式；</w:t>
+      </w:r>
+    </w:p>
+    <w:p>
+      <w:pPr>
+        <w:pStyle w:val="a0"/>
+      </w:pPr>
+      <w:r>
+        <w:rPr>
+          <w:rFonts w:hint="eastAsia"/>
+        </w:rPr>
+        <w:t>（5）保密声明：本材料含商业秘密，仅供接收方评估本次投资使用，未经书面同意不得复制、摘录或转发。</w:t>
+      </w:r>
+    </w:p>
+    <w:p>
+      <w:pPr>
+        <w:pStyle w:val="a0"/>
+      </w:pPr>
+      <w:r>
+        <w:rPr>
+          <w:rFonts w:hint="eastAsia"/>
+        </w:rPr>
+        <w:t>注意：封面那句业务定位是全篇最重要的一句话，整篇写完后回头再改一遍。不要用“领先的”“创新型”“高科技”这类修饰词开头，用产品和客户说明自己。</w:t>
+      </w:r>
+    </w:p>
+    <w:p>
+      <w:pPr>
+        <w:pStyle w:val="3"/>
+        <w:numPr>
+          <w:ilvl w:val="0"/>
+          <w:numId w:val="0"/>
+        </w:numPr>
+        <w:spacing w:before="156" w:after="156"/>
+      </w:pPr>
+      <w:bookmarkStart w:id="1011" w:name="_Toc900011"/>
+      <w:r>
+        <w:rPr>
+          <w:rFonts w:hint="eastAsia"/>
+        </w:rPr>
+        <w:t>3.2 核心摘要</w:t>
+      </w:r>
+      <w:bookmarkEnd w:id="1011"/>
+    </w:p>
+    <w:p>
+      <w:pPr>
+        <w:pStyle w:val="a0"/>
+      </w:pPr>
+      <w:r>
+        <w:rPr>
+          <w:rFonts w:hint="eastAsia"/>
+        </w:rPr>
+        <w:t>这一部分回答：如果投资人只看一页，应该记住什么。</w:t>
+      </w:r>
+    </w:p>
+    <w:p>
+      <w:pPr>
+        <w:pStyle w:val="a0"/>
+      </w:pPr>
+      <w:r>
+        <w:rPr>
+          <w:rFonts w:hint="eastAsia"/>
+        </w:rPr>
+        <w:t>必备内容：</w:t>
+      </w:r>
+    </w:p>
+    <w:p>
+      <w:pPr>
+        <w:pStyle w:val="a0"/>
+      </w:pPr>
+      <w:r>
+        <w:rPr>
+          <w:rFonts w:hint="eastAsia"/>
+        </w:rPr>
+        <w:t>（1）公司做什么：产品、客户、应用场景；</w:t>
+      </w:r>
+    </w:p>
+    <w:p>
+      <w:pPr>
+        <w:pStyle w:val="a0"/>
+      </w:pPr>
+      <w:r>
+        <w:rPr>
+          <w:rFonts w:hint="eastAsia"/>
+        </w:rPr>
+        <w:t>（2）做到了什么程度：三到五个关键经营数据，如收入、客户数、在手订单、产能、已取得的资质认证；</w:t>
+      </w:r>
+    </w:p>
+    <w:p>
+      <w:pPr>
+        <w:pStyle w:val="a0"/>
+      </w:pPr>
+      <w:r>
+        <w:rPr>
+          <w:rFonts w:hint="eastAsia"/>
+        </w:rPr>
+        <w:t>（3）为什么是现在：政策、技术路线切换、国产替代、下游客户导入窗口，每一条都给出具体时间点；</w:t>
+      </w:r>
+    </w:p>
+    <w:p>
+      <w:pPr>
+        <w:pStyle w:val="a0"/>
+      </w:pPr>
+      <w:r>
+        <w:rPr>
+          <w:rFonts w:hint="eastAsia"/>
+        </w:rPr>
+        <w:t>（4）本轮融资金额与主要用途，一句话。</w:t>
+      </w:r>
+    </w:p>
+    <w:p>
+      <w:pPr>
+        <w:pStyle w:val="a0"/>
+      </w:pPr>
+      <w:r>
+        <w:rPr>
+          <w:rFonts w:hint="eastAsia"/>
+        </w:rPr>
+        <w:t>注意：这一页最后写。全篇的关键数字都要在这页出现一次，且与后文完全一致——摘要与正文数字对不上，是投资人最先发现的问题。这一页也可以做成数字看板的形式，见 4.1。</w:t>
+      </w:r>
+    </w:p>
+    <w:p>
+      <w:pPr>
+        <w:pStyle w:val="3"/>
+        <w:numPr>
+          <w:ilvl w:val="0"/>
+          <w:numId w:val="0"/>
+        </w:numPr>
+        <w:spacing w:before="156" w:after="156"/>
+      </w:pPr>
+      <w:bookmarkStart w:id="1012" w:name="_Toc900012"/>
+      <w:r>
+        <w:rPr>
+          <w:rFonts w:hint="eastAsia"/>
+        </w:rPr>
+        <w:t>3.3 公司概况与发展沿革</w:t>
+      </w:r>
+      <w:bookmarkEnd w:id="1012"/>
+    </w:p>
+    <w:p>
+      <w:pPr>
+        <w:pStyle w:val="a0"/>
+      </w:pPr>
+      <w:r>
+        <w:rPr>
+          <w:rFonts w:hint="eastAsia"/>
+        </w:rPr>
+        <w:t>这一部分回答：这家公司是什么来历、现在走到哪一步。</w:t>
+      </w:r>
+    </w:p>
+    <w:p>
+      <w:pPr>
+        <w:pStyle w:val="a0"/>
+      </w:pPr>
+      <w:r>
+        <w:rPr>
+          <w:rFonts w:hint="eastAsia"/>
+        </w:rPr>
+        <w:t>必备内容：</w:t>
+      </w:r>
+    </w:p>
+    <w:p>
+      <w:pPr>
+        <w:pStyle w:val="a0"/>
+      </w:pPr>
+      <w:r>
+        <w:rPr>
+          <w:rFonts w:hint="eastAsia"/>
+        </w:rPr>
+        <w:t>（1）基本信息：成立时间、注册地、注册资本与实缴资本、员工人数及研发、生产、销售的人员结构；</w:t>
+      </w:r>
+    </w:p>
+    <w:p>
+      <w:pPr>
+        <w:pStyle w:val="a0"/>
+      </w:pPr>
+      <w:r>
+        <w:rPr>
+          <w:rFonts w:hint="eastAsia"/>
+        </w:rPr>
+        <w:t>（2）主营业务与主要产品线；</w:t>
+      </w:r>
+    </w:p>
+    <w:p>
+      <w:pPr>
+        <w:pStyle w:val="a0"/>
+      </w:pPr>
+      <w:r>
+        <w:rPr>
+          <w:rFonts w:hint="eastAsia"/>
+        </w:rPr>
+        <w:t>（3）发展历程时间轴：公司成立、首个产品定型、首个客户导入、产线投产、重要资质取得、历轮融资，每个节点标注到年月；</w:t>
+      </w:r>
+    </w:p>
+    <w:p>
+      <w:pPr>
+        <w:pStyle w:val="a0"/>
+      </w:pPr>
+      <w:r>
+        <w:rPr>
+          <w:rFonts w:hint="eastAsia"/>
+        </w:rPr>
+        <w:t>（4）主要资质与认证：写明认证名称、发证机构、取得时间与有效期。</w:t>
+      </w:r>
+    </w:p>
+    <w:p>
+      <w:pPr>
+        <w:pStyle w:val="a0"/>
+      </w:pPr>
+      <w:r>
+        <w:rPr>
+          <w:rFonts w:hint="eastAsia"/>
+        </w:rPr>
+        <w:t>注意：时间轴上只放能被文件证明的节点。口头合作意向、尚未落地的战略协议不进时间轴。</w:t>
+      </w:r>
+    </w:p>
+    <w:p>
+      <w:pPr>
+        <w:pStyle w:val="3"/>
+        <w:numPr>
+          <w:ilvl w:val="0"/>
+          <w:numId w:val="0"/>
+        </w:numPr>
+        <w:spacing w:before="156" w:after="156"/>
+      </w:pPr>
+      <w:bookmarkStart w:id="1013" w:name="_Toc900013"/>
+      <w:r>
+        <w:rPr>
+          <w:rFonts w:hint="eastAsia"/>
+        </w:rPr>
+        <w:t>3.4 行业与市场空间</w:t>
+      </w:r>
+      <w:bookmarkEnd w:id="1013"/>
+    </w:p>
+    <w:p>
+      <w:pPr>
+        <w:pStyle w:val="a0"/>
+      </w:pPr>
+      <w:r>
+        <w:rPr>
+          <w:rFonts w:hint="eastAsia"/>
+        </w:rPr>
+        <w:t>这一部分回答：这门生意的天花板在哪、由什么驱动。</w:t>
+      </w:r>
+    </w:p>
+    <w:p>
+      <w:pPr>
+        <w:pStyle w:val="a0"/>
+      </w:pPr>
+      <w:r>
+        <w:rPr>
+          <w:rFonts w:hint="eastAsia"/>
+        </w:rPr>
+        <w:t>必备内容：</w:t>
+      </w:r>
+    </w:p>
+    <w:p>
+      <w:pPr>
+        <w:pStyle w:val="a0"/>
+      </w:pPr>
+      <w:r>
+        <w:rPr>
+          <w:rFonts w:hint="eastAsia"/>
+        </w:rPr>
+        <w:t>（1）行业定义与自身所处环节：画一张产业链图，标出公司在链条上的位置，上游供应商是谁、下游客户是谁；</w:t>
+      </w:r>
+    </w:p>
+    <w:p>
+      <w:pPr>
+        <w:pStyle w:val="a0"/>
+      </w:pPr>
+      <w:r>
+        <w:rPr>
+          <w:rFonts w:hint="eastAsia"/>
+        </w:rPr>
+        <w:t>（2）市场规模与增速：注明统计口径（统计对象、地域、品类、时间）、数据机构名称、报告名称与发布时间；</w:t>
+      </w:r>
+    </w:p>
+    <w:p>
+      <w:pPr>
+        <w:pStyle w:val="a0"/>
+      </w:pPr>
+      <w:r>
+        <w:rPr>
+          <w:rFonts w:hint="eastAsia"/>
+        </w:rPr>
+        <w:t>（3）驱动因素：政策文件名称与发文时间、下游需求量的实际变化、技术路线切换、进口替代空间，用数字和时间说话；</w:t>
+      </w:r>
+    </w:p>
+    <w:p>
+      <w:pPr>
+        <w:pStyle w:val="a0"/>
+      </w:pPr>
+      <w:r>
+        <w:rPr>
+          <w:rFonts w:hint="eastAsia"/>
+        </w:rPr>
+        <w:t>（4）细分赛道选择理由：为什么做这个细分，而不是相邻的那个。</w:t>
+      </w:r>
+    </w:p>
+    <w:p>
+      <w:pPr>
+        <w:pStyle w:val="a0"/>
+      </w:pPr>
+      <w:r>
+        <w:rPr>
+          <w:rFonts w:hint="eastAsia"/>
+        </w:rPr>
+        <w:t>注意：不要用全球总市场规模代替自己实际能触达的市场。建议同时给出行业整体规模和公司可触达市场两层，并写出测算过程（单价 × 数量 × 可覆盖比例）。测算过程必须能被投资人复算一遍。</w:t>
+      </w:r>
+    </w:p>
+    <w:p>
+      <w:pPr>
+        <w:pStyle w:val="3"/>
+        <w:numPr>
+          <w:ilvl w:val="0"/>
+          <w:numId w:val="0"/>
+        </w:numPr>
+        <w:spacing w:before="156" w:after="156"/>
+      </w:pPr>
+      <w:bookmarkStart w:id="1014" w:name="_Toc900014"/>
+      <w:r>
+        <w:rPr>
+          <w:rFonts w:hint="eastAsia"/>
+        </w:rPr>
+        <w:t>3.5 客户痛点与解决方案</w:t>
+      </w:r>
+      <w:bookmarkEnd w:id="1014"/>
+    </w:p>
+    <w:p>
+      <w:pPr>
+        <w:pStyle w:val="a0"/>
+      </w:pPr>
+      <w:r>
+        <w:rPr>
+          <w:rFonts w:hint="eastAsia"/>
+        </w:rPr>
+        <w:t>这一部分回答：谁在为什么问题付钱。</w:t>
+      </w:r>
+    </w:p>
+    <w:p>
+      <w:pPr>
+        <w:pStyle w:val="a0"/>
+      </w:pPr>
+      <w:r>
+        <w:rPr>
+          <w:rFonts w:hint="eastAsia"/>
+        </w:rPr>
+        <w:t>必备内容：</w:t>
+      </w:r>
+    </w:p>
+    <w:p>
+      <w:pPr>
+        <w:pStyle w:val="a0"/>
+      </w:pPr>
+      <w:r>
+        <w:rPr>
+          <w:rFonts w:hint="eastAsia"/>
+        </w:rPr>
+        <w:t>（1）客户是谁：写到具体角色，哪个行业、哪类企业、企业里哪个部门做采购决策；</w:t>
+      </w:r>
+    </w:p>
+    <w:p>
+      <w:pPr>
+        <w:pStyle w:val="a0"/>
+      </w:pPr>
+      <w:r>
+        <w:rPr>
+          <w:rFonts w:hint="eastAsia"/>
+        </w:rPr>
+        <w:t>（2）客户现在怎么解决这个问题、成本和缺陷是什么：给出数字，如良率、能耗、工时、单价、交期、故障率；</w:t>
+      </w:r>
+    </w:p>
+    <w:p>
+      <w:pPr>
+        <w:pStyle w:val="a0"/>
+      </w:pPr>
+      <w:r>
+        <w:rPr>
+          <w:rFonts w:hint="eastAsia"/>
+        </w:rPr>
+        <w:t>（3）公司方案是什么、把上述哪个指标改善了多少：给出改善前后的对比数据；</w:t>
+      </w:r>
+    </w:p>
+    <w:p>
+      <w:pPr>
+        <w:pStyle w:val="a0"/>
+      </w:pPr>
+      <w:r>
+        <w:rPr>
+          <w:rFonts w:hint="eastAsia"/>
+        </w:rPr>
+        <w:t>（4）客户为什么愿意换：更换供应商的成本、验证周期与收益比较。</w:t>
+      </w:r>
+    </w:p>
+    <w:p>
+      <w:pPr>
+        <w:pStyle w:val="a0"/>
+      </w:pPr>
+      <w:r>
+        <w:rPr>
+          <w:rFonts w:hint="eastAsia"/>
+        </w:rPr>
+        <w:t>注意：痛点要用客户的语言和客户的数字来写，不要用一段行业综述代替。说不清楚客户原来怎么干、现在能省多少，这一页就是空的。</w:t>
+      </w:r>
+    </w:p>
+    <w:p>
+      <w:pPr>
+        <w:pStyle w:val="3"/>
+        <w:numPr>
+          <w:ilvl w:val="0"/>
+          <w:numId w:val="0"/>
+        </w:numPr>
+        <w:spacing w:before="156" w:after="156"/>
+      </w:pPr>
+      <w:bookmarkStart w:id="1015" w:name="_Toc900015"/>
+      <w:r>
+        <w:rPr>
+          <w:rFonts w:hint="eastAsia"/>
+        </w:rPr>
+        <w:t>3.6 产品与技术</w:t>
+      </w:r>
+      <w:bookmarkEnd w:id="1015"/>
+    </w:p>
+    <w:p>
+      <w:pPr>
+        <w:pStyle w:val="a0"/>
+      </w:pPr>
+      <w:r>
+        <w:rPr>
+          <w:rFonts w:hint="eastAsia"/>
+        </w:rPr>
+        <w:t>这一部分回答：东西做成什么样、凭什么别人做不出来。</w:t>
+      </w:r>
+    </w:p>
+    <w:p>
+      <w:pPr>
+        <w:pStyle w:val="a0"/>
+      </w:pPr>
+      <w:r>
+        <w:rPr>
+          <w:rFonts w:hint="eastAsia"/>
+        </w:rPr>
+        <w:t>必备内容：</w:t>
+      </w:r>
+    </w:p>
+    <w:p>
+      <w:pPr>
+        <w:pStyle w:val="a0"/>
+      </w:pPr>
+      <w:r>
+        <w:rPr>
+          <w:rFonts w:hint="eastAsia"/>
+        </w:rPr>
+        <w:t>（1）产品矩阵：型号或规格、对应应用场景、量产状态（在研、送样、小批量、量产）、价格区间；</w:t>
+      </w:r>
+    </w:p>
+    <w:p>
+      <w:pPr>
+        <w:pStyle w:val="a0"/>
+      </w:pPr>
+      <w:r>
+        <w:rPr>
+          <w:rFonts w:hint="eastAsia"/>
+        </w:rPr>
+        <w:t>（2）核心技术指标对比：自身产品、主要竞品、行业标准三方并列，同一测试口径、同一测试条件；</w:t>
+      </w:r>
+    </w:p>
+    <w:p>
+      <w:pPr>
+        <w:pStyle w:val="a0"/>
+      </w:pPr>
+      <w:r>
+        <w:rPr>
+          <w:rFonts w:hint="eastAsia"/>
+        </w:rPr>
+        <w:t>（3）知识产权：发明专利、实用新型、软件著作权的数量，核心专利写明名称、授权号、授权时间与剩余保护期，尚在申请中的单独标注；</w:t>
+      </w:r>
+    </w:p>
+    <w:p>
+      <w:pPr>
+        <w:pStyle w:val="a0"/>
+      </w:pPr>
+      <w:r>
+        <w:rPr>
+          <w:rFonts w:hint="eastAsia"/>
+        </w:rPr>
+        <w:t>（4）研发体系：研发人员数量与背景、研发投入及占收入比重、实验与测试设备、与高校院所的合作；</w:t>
+      </w:r>
+    </w:p>
+    <w:p>
+      <w:pPr>
+        <w:pStyle w:val="a0"/>
+      </w:pPr>
+      <w:r>
+        <w:rPr>
+          <w:rFonts w:hint="eastAsia"/>
+        </w:rPr>
+        <w:t>（5）技术路线判断：当前行业主流路线有哪几条、公司选择哪条、理由是什么。</w:t>
+      </w:r>
+    </w:p>
+    <w:p>
+      <w:pPr>
+        <w:pStyle w:val="a0"/>
+      </w:pPr>
+      <w:r>
+        <w:rPr>
+          <w:rFonts w:hint="eastAsia"/>
+        </w:rPr>
+        <w:t>注意：技术指标必须注明测试条件与出处，优先引用第三方检测报告或客户验证报告。无法验证的“国内领先”“国际先进”不要写进去，尽调阶段一定会被要求出具依据。</w:t>
+      </w:r>
+    </w:p>
+    <w:p>
+      <w:pPr>
+        <w:pStyle w:val="3"/>
+        <w:numPr>
+          <w:ilvl w:val="0"/>
+          <w:numId w:val="0"/>
+        </w:numPr>
+        <w:spacing w:before="156" w:after="156"/>
+      </w:pPr>
+      <w:bookmarkStart w:id="1016" w:name="_Toc900016"/>
+      <w:r>
+        <w:rPr>
+          <w:rFonts w:hint="eastAsia"/>
+        </w:rPr>
+        <w:t>3.7 商业模式与盈利能力</w:t>
+      </w:r>
+      <w:bookmarkEnd w:id="1016"/>
+    </w:p>
+    <w:p>
+      <w:pPr>
+        <w:pStyle w:val="a0"/>
+      </w:pPr>
+      <w:r>
+        <w:rPr>
+          <w:rFonts w:hint="eastAsia"/>
+        </w:rPr>
+        <w:t>这一部分回答：怎么赚钱、一单赚多少。</w:t>
+      </w:r>
+    </w:p>
+    <w:p>
+      <w:pPr>
+        <w:pStyle w:val="a0"/>
+      </w:pPr>
+      <w:r>
+        <w:rPr>
+          <w:rFonts w:hint="eastAsia"/>
+        </w:rPr>
+        <w:t>必备内容：</w:t>
+      </w:r>
+    </w:p>
+    <w:p>
+      <w:pPr>
+        <w:pStyle w:val="a0"/>
+      </w:pPr>
+      <w:r>
+        <w:rPr>
+          <w:rFonts w:hint="eastAsia"/>
+        </w:rPr>
+        <w:t>（1）收入模式：设备一次性销售、耗材复购、服务费、授权费等各自占比；</w:t>
+      </w:r>
+    </w:p>
+    <w:p>
+      <w:pPr>
+        <w:pStyle w:val="a0"/>
+      </w:pPr>
+      <w:r>
+        <w:rPr>
+          <w:rFonts w:hint="eastAsia"/>
+        </w:rPr>
+        <w:t>（2）定价逻辑与客户端价值：客户用了以后省多少钱或多赚多少钱；</w:t>
+      </w:r>
+    </w:p>
+    <w:p>
+      <w:pPr>
+        <w:pStyle w:val="a0"/>
+      </w:pPr>
+      <w:r>
+        <w:rPr>
+          <w:rFonts w:hint="eastAsia"/>
+        </w:rPr>
+        <w:t>（3）单位经济模型：单台、单吨或单套的售价、直接材料、直接人工、制造费用、毛利率；</w:t>
+      </w:r>
+    </w:p>
+    <w:p>
+      <w:pPr>
+        <w:pStyle w:val="a0"/>
+      </w:pPr>
+      <w:r>
+        <w:rPr>
+          <w:rFonts w:hint="eastAsia"/>
+        </w:rPr>
+        <w:t>（4）获客方式与销售周期：直销、代理还是招投标，从首次接触到首单的平均周期；</w:t>
+      </w:r>
+    </w:p>
+    <w:p>
+      <w:pPr>
+        <w:pStyle w:val="a0"/>
+      </w:pPr>
+      <w:r>
+        <w:rPr>
+          <w:rFonts w:hint="eastAsia"/>
+        </w:rPr>
+        <w:t>（5）客户结构与集中度：前五大客户收入占比及变化。</w:t>
+      </w:r>
+    </w:p>
+    <w:p>
+      <w:pPr>
+        <w:pStyle w:val="a0"/>
+      </w:pPr>
+      <w:r>
+        <w:rPr>
+          <w:rFonts w:hint="eastAsia"/>
+        </w:rPr>
+        <w:t>注意：单位经济模型是制造类企业被追问最多的一页，其中每个数字都要能和财务报表的成本科目对上。</w:t>
+      </w:r>
+    </w:p>
+    <w:p>
+      <w:pPr>
+        <w:pStyle w:val="3"/>
+        <w:numPr>
+          <w:ilvl w:val="0"/>
+          <w:numId w:val="0"/>
+        </w:numPr>
+        <w:spacing w:before="156" w:after="156"/>
+      </w:pPr>
+      <w:bookmarkStart w:id="1017" w:name="_Toc900017"/>
+      <w:r>
+        <w:rPr>
+          <w:rFonts w:hint="eastAsia"/>
+        </w:rPr>
+        <w:t>3.8 市场验证与在手订单</w:t>
+      </w:r>
+      <w:bookmarkEnd w:id="1017"/>
+    </w:p>
+    <w:p>
+      <w:pPr>
+        <w:pStyle w:val="a0"/>
+      </w:pPr>
+      <w:r>
+        <w:rPr>
+          <w:rFonts w:hint="eastAsia"/>
+        </w:rPr>
+        <w:t>这一部分回答：有没有人真的买单。</w:t>
+      </w:r>
+    </w:p>
+    <w:p>
+      <w:pPr>
+        <w:pStyle w:val="a0"/>
+      </w:pPr>
+      <w:r>
+        <w:rPr>
+          <w:rFonts w:hint="eastAsia"/>
+        </w:rPr>
+        <w:t>必备内容：</w:t>
+      </w:r>
+    </w:p>
+    <w:p>
+      <w:pPr>
+        <w:pStyle w:val="a0"/>
+      </w:pPr>
+      <w:r>
+        <w:rPr>
+          <w:rFonts w:hint="eastAsia"/>
+        </w:rPr>
+        <w:t>（1）客户导入进度表：客户名称或脱敏代称、导入阶段、首次送样时间、验证结果、已开始或预计批量供货的时间；</w:t>
+      </w:r>
+    </w:p>
+    <w:p>
+      <w:pPr>
+        <w:pStyle w:val="a0"/>
+      </w:pPr>
+      <w:r>
+        <w:rPr>
+          <w:rFonts w:hint="eastAsia"/>
+        </w:rPr>
+        <w:t>（2）已签合同金额、在手订单金额与交付周期；</w:t>
+      </w:r>
+    </w:p>
+    <w:p>
+      <w:pPr>
+        <w:pStyle w:val="a0"/>
+      </w:pPr>
+      <w:r>
+        <w:rPr>
+          <w:rFonts w:hint="eastAsia"/>
+        </w:rPr>
+        <w:t>（3）标杆案例一到两个：应用场景、使用规模、效果数据、数据来源；</w:t>
+      </w:r>
+    </w:p>
+    <w:p>
+      <w:pPr>
+        <w:pStyle w:val="a0"/>
+      </w:pPr>
+      <w:r>
+        <w:rPr>
+          <w:rFonts w:hint="eastAsia"/>
+        </w:rPr>
+        <w:t>（4）复购情况与替换率。</w:t>
+      </w:r>
+    </w:p>
+    <w:p>
+      <w:pPr>
+        <w:pStyle w:val="a0"/>
+      </w:pPr>
+      <w:r>
+        <w:rPr>
+          <w:rFonts w:hint="eastAsia"/>
+        </w:rPr>
+        <w:t>注意：未签约的客户不写公司名称，写成“国内前三的某类厂商（已完成送样验证）”。夸大客户关系是尽调阶段最常见的翻车点，投资人会直接打电话去问。</w:t>
+      </w:r>
+    </w:p>
+    <w:p>
+      <w:pPr>
+        <w:pStyle w:val="3"/>
+        <w:numPr>
+          <w:ilvl w:val="0"/>
+          <w:numId w:val="0"/>
+        </w:numPr>
+        <w:spacing w:before="156" w:after="156"/>
+      </w:pPr>
+      <w:bookmarkStart w:id="1018" w:name="_Toc900018"/>
+      <w:r>
+        <w:rPr>
+          <w:rFonts w:hint="eastAsia"/>
+        </w:rPr>
+        <w:t>3.9 竞争格局与自身定位</w:t>
+      </w:r>
+      <w:bookmarkEnd w:id="1018"/>
+    </w:p>
+    <w:p>
+      <w:pPr>
+        <w:pStyle w:val="a0"/>
+      </w:pPr>
+      <w:r>
+        <w:rPr>
+          <w:rFonts w:hint="eastAsia"/>
+        </w:rPr>
+        <w:t>这一部分回答：对手是谁、壁垒能维持多久。</w:t>
+      </w:r>
+    </w:p>
+    <w:p>
+      <w:pPr>
+        <w:pStyle w:val="a0"/>
+      </w:pPr>
+      <w:r>
+        <w:rPr>
+          <w:rFonts w:hint="eastAsia"/>
+        </w:rPr>
+        <w:t>必备内容：</w:t>
+      </w:r>
+    </w:p>
+    <w:p>
+      <w:pPr>
+        <w:pStyle w:val="a0"/>
+      </w:pPr>
+      <w:r>
+        <w:rPr>
+          <w:rFonts w:hint="eastAsia"/>
+        </w:rPr>
+        <w:t>（1）主要竞争对手：国内外各列三到五家，上市公司标注证券代码，未上市的标注最近一轮融资情况；</w:t>
+      </w:r>
+    </w:p>
+    <w:p>
+      <w:pPr>
+        <w:pStyle w:val="a0"/>
+      </w:pPr>
+      <w:r>
+        <w:rPr>
+          <w:rFonts w:hint="eastAsia"/>
+        </w:rPr>
+        <w:t>（2）可比上市公司对照表：上市时间、总股本、资产规模、主营业务收入、主营业务利润、相关业务占比、总市值、市盈率，末行放本公司同口径数据；</w:t>
+      </w:r>
+    </w:p>
+    <w:p>
+      <w:pPr>
+        <w:pStyle w:val="a0"/>
+      </w:pPr>
+      <w:r>
+        <w:rPr>
+          <w:rFonts w:hint="eastAsia"/>
+        </w:rPr>
+        <w:t>（3）同口径产品对比表：产品指标、价格、交期、产能、主要客户、资质；</w:t>
+      </w:r>
+    </w:p>
+    <w:p>
+      <w:pPr>
+        <w:pStyle w:val="a0"/>
+      </w:pPr>
+      <w:r>
+        <w:rPr>
+          <w:rFonts w:hint="eastAsia"/>
+        </w:rPr>
+        <w:t>（4）市场份额与集中度：注明统计口径与来源；</w:t>
+      </w:r>
+    </w:p>
+    <w:p>
+      <w:pPr>
+        <w:pStyle w:val="a0"/>
+      </w:pPr>
+      <w:r>
+        <w:rPr>
+          <w:rFonts w:hint="eastAsia"/>
+        </w:rPr>
+        <w:t>（5）自身差异化与壁垒：技术、成本、客户认证周期、产能、牌照等，逐条说明这个壁垒能维持多久、靠什么维持；</w:t>
+      </w:r>
+    </w:p>
+    <w:p>
+      <w:pPr>
+        <w:pStyle w:val="a0"/>
+      </w:pPr>
+      <w:r>
+        <w:rPr>
+          <w:rFonts w:hint="eastAsia"/>
+        </w:rPr>
+        <w:t>（6）潜在替代方案：不只是同类公司，还包括可能替代掉整个环节的其他技术路线。</w:t>
+      </w:r>
+    </w:p>
+    <w:p>
+      <w:pPr>
+        <w:pStyle w:val="a0"/>
+      </w:pPr>
+      <w:r>
+        <w:rPr>
+          <w:rFonts w:hint="eastAsia"/>
+        </w:rPr>
+        <w:t>注意：不要写“我们没有竞争对手”。对手写得越清楚，越说明对行业的理解到位。</w:t>
+      </w:r>
+    </w:p>
+    <w:p>
+      <w:pPr>
+        <w:pStyle w:val="3"/>
+        <w:numPr>
+          <w:ilvl w:val="0"/>
+          <w:numId w:val="0"/>
+        </w:numPr>
+        <w:spacing w:before="156" w:after="156"/>
+      </w:pPr>
+      <w:bookmarkStart w:id="1019" w:name="_Toc900019"/>
+      <w:r>
+        <w:rPr>
+          <w:rFonts w:hint="eastAsia"/>
+        </w:rPr>
+        <w:t>3.10 生产制造与供应链</w:t>
+      </w:r>
+      <w:bookmarkEnd w:id="1019"/>
+    </w:p>
+    <w:p>
+      <w:pPr>
+        <w:pStyle w:val="a0"/>
+      </w:pPr>
+      <w:r>
+        <w:rPr>
+          <w:rFonts w:hint="eastAsia"/>
+        </w:rPr>
+        <w:t>这一部分回答：能不能造得出、造得稳。</w:t>
+      </w:r>
+    </w:p>
+    <w:p>
+      <w:pPr>
+        <w:pStyle w:val="a0"/>
+      </w:pPr>
+      <w:r>
+        <w:rPr>
+          <w:rFonts w:hint="eastAsia"/>
+        </w:rPr>
+        <w:t>必备内容：</w:t>
+      </w:r>
+    </w:p>
+    <w:p>
+      <w:pPr>
+        <w:pStyle w:val="a0"/>
+      </w:pPr>
+      <w:r>
+        <w:rPr>
+          <w:rFonts w:hint="eastAsia"/>
+        </w:rPr>
+        <w:t>（1）现有产能、产能利用率、良率及其变化曲线；</w:t>
+      </w:r>
+    </w:p>
+    <w:p>
+      <w:pPr>
+        <w:pStyle w:val="a0"/>
+      </w:pPr>
+      <w:r>
+        <w:rPr>
+          <w:rFonts w:hint="eastAsia"/>
+        </w:rPr>
+        <w:t>（2）主要生产设备与自动化程度；</w:t>
+      </w:r>
+    </w:p>
+    <w:p>
+      <w:pPr>
+        <w:pStyle w:val="a0"/>
+      </w:pPr>
+      <w:r>
+        <w:rPr>
+          <w:rFonts w:hint="eastAsia"/>
+        </w:rPr>
+        <w:t>（3）关键原材料与供应商：是否单一来源、有无替代方案、价格波动情况、库存策略；</w:t>
+      </w:r>
+    </w:p>
+    <w:p>
+      <w:pPr>
+        <w:pStyle w:val="a0"/>
+      </w:pPr>
+      <w:r>
+        <w:rPr>
+          <w:rFonts w:hint="eastAsia"/>
+        </w:rPr>
+        <w:t>（4）质量体系与不良品处理流程；</w:t>
+      </w:r>
+    </w:p>
+    <w:p>
+      <w:pPr>
+        <w:pStyle w:val="a0"/>
+      </w:pPr>
+      <w:r>
+        <w:rPr>
+          <w:rFonts w:hint="eastAsia"/>
+        </w:rPr>
+        <w:t>（5）扩产计划：新增产能、选址、投资额、建设周期、达产节奏。</w:t>
+      </w:r>
+    </w:p>
+    <w:p>
+      <w:pPr>
+        <w:pStyle w:val="a0"/>
+      </w:pPr>
+      <w:r>
+        <w:rPr>
+          <w:rFonts w:hint="eastAsia"/>
+        </w:rPr>
+        <w:t>注意：扩产计划、融资资金用途、财务预测三者的数字必须互相对得上。这一条对制造类企业是必写项，软件与服务类企业可并入商业模式部分，但要补充交付与实施能力的说明。</w:t>
+      </w:r>
+    </w:p>
+    <w:p>
+      <w:pPr>
+        <w:pStyle w:val="3"/>
+        <w:numPr>
+          <w:ilvl w:val="0"/>
+          <w:numId w:val="0"/>
+        </w:numPr>
+        <w:spacing w:before="156" w:after="156"/>
+      </w:pPr>
+      <w:bookmarkStart w:id="1020" w:name="_Toc900020"/>
+      <w:r>
+        <w:rPr>
+          <w:rFonts w:hint="eastAsia"/>
+        </w:rPr>
+        <w:t>3.11 财务数据与预测</w:t>
+      </w:r>
+      <w:bookmarkEnd w:id="1020"/>
+    </w:p>
+    <w:p>
+      <w:pPr>
+        <w:pStyle w:val="a0"/>
+      </w:pPr>
+      <w:r>
+        <w:rPr>
+          <w:rFonts w:hint="eastAsia"/>
+        </w:rPr>
+        <w:t>这一部分回答：过去的账是什么样、未来靠什么长。</w:t>
+      </w:r>
+    </w:p>
+    <w:p>
+      <w:pPr>
+        <w:pStyle w:val="a0"/>
+      </w:pPr>
+      <w:r>
+        <w:rPr>
+          <w:rFonts w:hint="eastAsia"/>
+        </w:rPr>
+        <w:t>必备内容：</w:t>
+      </w:r>
+    </w:p>
+    <w:p>
+      <w:pPr>
+        <w:pStyle w:val="a0"/>
+      </w:pPr>
+      <w:r>
+        <w:rPr>
+          <w:rFonts w:hint="eastAsia"/>
+        </w:rPr>
+        <w:t>（1）历史数据：近三年及最近一期的营业收入、毛利率、净利润、经营性现金流、应收账款及账龄、存货、资产负债率，标明是否经审计、审计机构名称；</w:t>
+      </w:r>
+    </w:p>
+    <w:p>
+      <w:pPr>
+        <w:pStyle w:val="a0"/>
+      </w:pPr>
+      <w:r>
+        <w:rPr>
+          <w:rFonts w:hint="eastAsia"/>
+        </w:rPr>
+        <w:t>（2）收入拆分：按产品、按客户、按区域三个维度；</w:t>
+      </w:r>
+    </w:p>
+    <w:p>
+      <w:pPr>
+        <w:pStyle w:val="a0"/>
+      </w:pPr>
+      <w:r>
+        <w:rPr>
+          <w:rFonts w:hint="eastAsia"/>
+        </w:rPr>
+        <w:t>（3）未来三年预测：收入、毛利率、净利润，并单独列出核心假设（产能、单价、客户数量、订单转化率）；</w:t>
+      </w:r>
+    </w:p>
+    <w:p>
+      <w:pPr>
+        <w:pStyle w:val="a0"/>
+      </w:pPr>
+      <w:r>
+        <w:rPr>
+          <w:rFonts w:hint="eastAsia"/>
+        </w:rPr>
+        <w:t>（4）尚未盈利的企业：写清盈亏平衡点需要的条件和预计时间。</w:t>
+      </w:r>
+    </w:p>
+    <w:p>
+      <w:pPr>
+        <w:pStyle w:val="a0"/>
+      </w:pPr>
+      <w:r>
+        <w:rPr>
+          <w:rFonts w:hint="eastAsia"/>
+        </w:rPr>
+        <w:t>注意：预测里的每一个数字都要能追到一条假设，每条假设都要能追到已经发生的事实——在手订单、已签框架协议、已建成产能。预测增速与历史增速差距大的，在同一页解释原因。未经审计的数据必须标注“未经审计”。</w:t>
+      </w:r>
+    </w:p>
+    <w:p>
+      <w:pPr>
+        <w:pStyle w:val="3"/>
+        <w:numPr>
+          <w:ilvl w:val="0"/>
+          <w:numId w:val="0"/>
+        </w:numPr>
+        <w:spacing w:before="156" w:after="156"/>
+      </w:pPr>
+      <w:bookmarkStart w:id="1021" w:name="_Toc900021"/>
+      <w:r>
+        <w:rPr>
+          <w:rFonts w:hint="eastAsia"/>
+        </w:rPr>
+        <w:t>3.12 发展规划与里程碑</w:t>
+      </w:r>
+      <w:bookmarkEnd w:id="1021"/>
+    </w:p>
+    <w:p>
+      <w:pPr>
+        <w:pStyle w:val="a0"/>
+      </w:pPr>
+      <w:r>
+        <w:rPr>
+          <w:rFonts w:hint="eastAsia"/>
+        </w:rPr>
+        <w:t>这一部分回答：拿到钱以后一步步做什么。</w:t>
+      </w:r>
+    </w:p>
+    <w:p>
+      <w:pPr>
+        <w:pStyle w:val="a0"/>
+      </w:pPr>
+      <w:r>
+        <w:rPr>
+          <w:rFonts w:hint="eastAsia"/>
+        </w:rPr>
+        <w:t>必备内容：</w:t>
+      </w:r>
+    </w:p>
+    <w:p>
+      <w:pPr>
+        <w:pStyle w:val="a0"/>
+      </w:pPr>
+      <w:r>
+        <w:rPr>
+          <w:rFonts w:hint="eastAsia"/>
+        </w:rPr>
+        <w:t>（1）未来十二、二十四、三十六个月的关键节点：产品定型、认证取得、产线投产、客户导入、收入规模；</w:t>
+      </w:r>
+    </w:p>
+    <w:p>
+      <w:pPr>
+        <w:pStyle w:val="a0"/>
+      </w:pPr>
+      <w:r>
+        <w:rPr>
+          <w:rFonts w:hint="eastAsia"/>
+        </w:rPr>
+        <w:t>（2）每个节点给出时间和可衡量的完成标准。</w:t>
+      </w:r>
+    </w:p>
+    <w:p>
+      <w:pPr>
+        <w:pStyle w:val="a0"/>
+      </w:pPr>
+      <w:r>
+        <w:rPr>
+          <w:rFonts w:hint="eastAsia"/>
+        </w:rPr>
+        <w:t>注意：节点要与融资用途、财务预测一一对应。写“持续拓展市场”这类没有完成标准的节点，等于没写。</w:t>
+      </w:r>
+    </w:p>
+    <w:p>
+      <w:pPr>
+        <w:pStyle w:val="3"/>
+        <w:numPr>
+          <w:ilvl w:val="0"/>
+          <w:numId w:val="0"/>
+        </w:numPr>
+        <w:spacing w:before="156" w:after="156"/>
+      </w:pPr>
+      <w:bookmarkStart w:id="1022" w:name="_Toc900022"/>
+      <w:r>
+        <w:rPr>
+          <w:rFonts w:hint="eastAsia"/>
+        </w:rPr>
+        <w:t>3.13 团队与股权结构</w:t>
+      </w:r>
+      <w:bookmarkEnd w:id="1022"/>
+    </w:p>
+    <w:p>
+      <w:pPr>
+        <w:pStyle w:val="a0"/>
+      </w:pPr>
+      <w:r>
+        <w:rPr>
+          <w:rFonts w:hint="eastAsia"/>
+        </w:rPr>
+        <w:t>这一部分回答：谁在做、谁说了算。</w:t>
+      </w:r>
+    </w:p>
+    <w:p>
+      <w:pPr>
+        <w:pStyle w:val="a0"/>
+      </w:pPr>
+      <w:r>
+        <w:rPr>
+          <w:rFonts w:hint="eastAsia"/>
+        </w:rPr>
+        <w:t>必备内容：</w:t>
+      </w:r>
+    </w:p>
+    <w:p>
+      <w:pPr>
+        <w:pStyle w:val="a0"/>
+      </w:pPr>
+      <w:r>
+        <w:rPr>
+          <w:rFonts w:hint="eastAsia"/>
+        </w:rPr>
+        <w:t>（1）核心团队：姓名、职务、学历、过往任职企业与职位、本领域从业年限、代表性成果；</w:t>
+      </w:r>
+    </w:p>
+    <w:p>
+      <w:pPr>
+        <w:pStyle w:val="a0"/>
+      </w:pPr>
+      <w:r>
+        <w:rPr>
+          <w:rFonts w:hint="eastAsia"/>
+        </w:rPr>
+        <w:t>（2）组织架构与人员构成；</w:t>
+      </w:r>
+    </w:p>
+    <w:p>
+      <w:pPr>
+        <w:pStyle w:val="a0"/>
+      </w:pPr>
+      <w:r>
+        <w:rPr>
+          <w:rFonts w:hint="eastAsia"/>
+        </w:rPr>
+        <w:t>（3）股权结构：股东名称、持股比例、实际控制人、一致行动关系、员工持股平台；</w:t>
+      </w:r>
+    </w:p>
+    <w:p>
+      <w:pPr>
+        <w:pStyle w:val="a0"/>
+      </w:pPr>
+      <w:r>
+        <w:rPr>
+          <w:rFonts w:hint="eastAsia"/>
+        </w:rPr>
+        <w:t>（4）历史融资：轮次、时间、投资方、金额、投后估值；</w:t>
+      </w:r>
+    </w:p>
+    <w:p>
+      <w:pPr>
+        <w:pStyle w:val="a0"/>
+      </w:pPr>
+      <w:r>
+        <w:rPr>
+          <w:rFonts w:hint="eastAsia"/>
+        </w:rPr>
+        <w:t>（5）核心人员绑定安排：任职期限、竞业限制、股权锁定。</w:t>
+      </w:r>
+    </w:p>
+    <w:p>
+      <w:pPr>
+        <w:pStyle w:val="a0"/>
+      </w:pPr>
+      <w:r>
+        <w:rPr>
+          <w:rFonts w:hint="eastAsia"/>
+        </w:rPr>
+        <w:t>注意：团队部分写履历事实，不写评价。历史融资估值会被拿来和本轮估值对照，提前想清楚怎么解释这中间的变化。发展沿革页可以把历轮融资做成时间轴，标出每轮投资方与累计融资额。外部顾问单独成页，见 4.7。</w:t>
+      </w:r>
+    </w:p>
+    <w:p>
+      <w:pPr>
+        <w:pStyle w:val="3"/>
+        <w:numPr>
+          <w:ilvl w:val="0"/>
+          <w:numId w:val="0"/>
+        </w:numPr>
+        <w:spacing w:before="156" w:after="156"/>
+      </w:pPr>
+      <w:bookmarkStart w:id="1023" w:name="_Toc900023"/>
+      <w:r>
+        <w:rPr>
+          <w:rFonts w:hint="eastAsia"/>
+        </w:rPr>
+        <w:t>3.14 本轮融资方案</w:t>
+      </w:r>
+      <w:bookmarkEnd w:id="1023"/>
+    </w:p>
+    <w:p>
+      <w:pPr>
+        <w:pStyle w:val="a0"/>
+      </w:pPr>
+      <w:r>
+        <w:rPr>
+          <w:rFonts w:hint="eastAsia"/>
+        </w:rPr>
+        <w:t>这一部分回答：融多少、什么价、钱怎么花。</w:t>
+      </w:r>
+    </w:p>
+    <w:p>
+      <w:pPr>
+        <w:pStyle w:val="a0"/>
+      </w:pPr>
+      <w:r>
+        <w:rPr>
+          <w:rFonts w:hint="eastAsia"/>
+        </w:rPr>
+        <w:t>必备内容：</w:t>
+      </w:r>
+    </w:p>
+    <w:p>
+      <w:pPr>
+        <w:pStyle w:val="a0"/>
+      </w:pPr>
+      <w:r>
+        <w:rPr>
+          <w:rFonts w:hint="eastAsia"/>
+        </w:rPr>
+        <w:t>（1）融资金额、出让比例、投前与投后估值；</w:t>
+      </w:r>
+    </w:p>
+    <w:p>
+      <w:pPr>
+        <w:pStyle w:val="a0"/>
+      </w:pPr>
+      <w:r>
+        <w:rPr>
+          <w:rFonts w:hint="eastAsia"/>
+        </w:rPr>
+        <w:t>（2）交易结构：增资扩股、老股转让或两者组合。可以并列给出两个方案（如“老股转让 X + 增资扩股 Y”与“全部增资扩股”），让投资人选；</w:t>
+      </w:r>
+    </w:p>
+    <w:p>
+      <w:pPr>
+        <w:pStyle w:val="a0"/>
+      </w:pPr>
+      <w:r>
+        <w:rPr>
+          <w:rFonts w:hint="eastAsia"/>
+        </w:rPr>
+        <w:t>（3）募资周期：本轮启动与预计交割的时间区间；</w:t>
+      </w:r>
+    </w:p>
+    <w:p>
+      <w:pPr>
+        <w:pStyle w:val="a0"/>
+      </w:pPr>
+      <w:r>
+        <w:rPr>
+          <w:rFonts w:hint="eastAsia"/>
+        </w:rPr>
+        <w:t>（4）资金用途拆分：研发、产线建设、市场投入、铺底流动资金，给出金额和比例；</w:t>
+      </w:r>
+    </w:p>
+    <w:p>
+      <w:pPr>
+        <w:pStyle w:val="a0"/>
+      </w:pPr>
+      <w:r>
+        <w:rPr>
+          <w:rFonts w:hint="eastAsia"/>
+        </w:rPr>
+        <w:t>（5）估值依据：可比公司或可比交易的口径，或按产能、在手订单、利润的测算过程；</w:t>
+      </w:r>
+    </w:p>
+    <w:p>
+      <w:pPr>
+        <w:pStyle w:val="a0"/>
+      </w:pPr>
+      <w:r>
+        <w:rPr>
+          <w:rFonts w:hint="eastAsia"/>
+        </w:rPr>
+        <w:t>（6）投后规划与资本路径：下一轮节奏、拟上市板块及其对应的财务门槛；</w:t>
+      </w:r>
+    </w:p>
+    <w:p>
+      <w:pPr>
+        <w:pStyle w:val="a0"/>
+      </w:pPr>
+      <w:r>
+        <w:rPr>
+          <w:rFonts w:hint="eastAsia"/>
+        </w:rPr>
+        <w:t>（7）退出方式：并列列出可行路径（上市后二级市场退出、股权转让、双方商定的其他方式）；</w:t>
+      </w:r>
+    </w:p>
+    <w:p>
+      <w:pPr>
+        <w:pStyle w:val="a0"/>
+      </w:pPr>
+      <w:r>
+        <w:rPr>
+          <w:rFonts w:hint="eastAsia"/>
+        </w:rPr>
+        <w:t>（8）除资金外对投资人的诉求：客户资源、产业协同、地方产业政策配套。</w:t>
+      </w:r>
+    </w:p>
+    <w:p>
+      <w:pPr>
+        <w:pStyle w:val="a0"/>
+      </w:pPr>
+      <w:r>
+        <w:rPr>
+          <w:rFonts w:hint="eastAsia"/>
+        </w:rPr>
+        <w:t>注意：估值依据要能被复算。资本路径只写板块与上市条件的对应关系，不承诺上市时间，不承诺投资回报。</w:t>
+      </w:r>
+    </w:p>
+    <w:p>
+      <w:pPr>
+        <w:pStyle w:val="3"/>
+        <w:numPr>
+          <w:ilvl w:val="0"/>
+          <w:numId w:val="0"/>
+        </w:numPr>
+        <w:spacing w:before="156" w:after="156"/>
+      </w:pPr>
+      <w:bookmarkStart w:id="1024" w:name="_Toc900024"/>
+      <w:r>
+        <w:rPr>
+          <w:rFonts w:hint="eastAsia"/>
+        </w:rPr>
+        <w:t>3.15 附录</w:t>
+      </w:r>
+      <w:bookmarkEnd w:id="1024"/>
+    </w:p>
+    <w:p>
+      <w:pPr>
+        <w:pStyle w:val="a0"/>
+      </w:pPr>
+      <w:r>
+        <w:rPr>
+          <w:rFonts w:hint="eastAsia"/>
+        </w:rPr>
+        <w:t>这一部分回答：前面所有说法的证据在哪。</w:t>
+      </w:r>
+    </w:p>
+    <w:p>
+      <w:pPr>
+        <w:pStyle w:val="a0"/>
+      </w:pPr>
+      <w:r>
+        <w:rPr>
+          <w:rFonts w:hint="eastAsia"/>
+        </w:rPr>
+        <w:t>必备内容：</w:t>
+      </w:r>
+    </w:p>
+    <w:p>
+      <w:pPr>
+        <w:pStyle w:val="a0"/>
+      </w:pPr>
+      <w:r>
+        <w:rPr>
+          <w:rFonts w:hint="eastAsia"/>
+        </w:rPr>
+        <w:t>（1）专利与资质清单；</w:t>
+      </w:r>
+    </w:p>
+    <w:p>
+      <w:pPr>
+        <w:pStyle w:val="a0"/>
+      </w:pPr>
+      <w:r>
+        <w:rPr>
+          <w:rFonts w:hint="eastAsia"/>
+        </w:rPr>
+        <w:t>（2）第三方检测报告、客户验证报告；</w:t>
+      </w:r>
+    </w:p>
+    <w:p>
+      <w:pPr>
+        <w:pStyle w:val="a0"/>
+      </w:pPr>
+      <w:r>
+        <w:rPr>
+          <w:rFonts w:hint="eastAsia"/>
+        </w:rPr>
+        <w:t>（3）主要合同或框架协议（脱敏后）；</w:t>
+      </w:r>
+    </w:p>
+    <w:p>
+      <w:pPr>
+        <w:pStyle w:val="a0"/>
+      </w:pPr>
+      <w:r>
+        <w:rPr>
+          <w:rFonts w:hint="eastAsia"/>
+        </w:rPr>
+        <w:t>（4）财务报表明细；</w:t>
+      </w:r>
+    </w:p>
+    <w:p>
+      <w:pPr>
+        <w:pStyle w:val="a0"/>
+      </w:pPr>
+      <w:r>
+        <w:rPr>
+          <w:rFonts w:hint="eastAsia"/>
+        </w:rPr>
+        <w:t>（5）产品图片、产线与厂房照片；</w:t>
+      </w:r>
+    </w:p>
+    <w:p>
+      <w:pPr>
+        <w:pStyle w:val="a0"/>
+      </w:pPr>
+      <w:r>
+        <w:rPr>
+          <w:rFonts w:hint="eastAsia"/>
+        </w:rPr>
+        <w:t>（6）媒体报道与获奖情况。</w:t>
+      </w:r>
+    </w:p>
+    <w:p>
+      <w:pPr>
+        <w:pStyle w:val="a0"/>
+      </w:pPr>
+      <w:r>
+        <w:rPr>
+          <w:rFonts w:hint="eastAsia"/>
+        </w:rPr>
+        <w:t>注意：正文页面保持干净，证据全部放附录，正文里用一句话指向附录页码。</w:t>
+      </w:r>
+    </w:p>
+    <w:p>
+      <w:pPr>
+        <w:pStyle w:val="2"/>
+        <w:spacing w:before="156" w:after="156"/>
+      </w:pPr>
+      <w:bookmarkStart w:id="1025" w:name="_Toc900025"/>
+      <w:r>
+        <w:rPr>
+          <w:rFonts w:hint="eastAsia"/>
+          <w:b/>
+        </w:rPr>
+        <w:t>按企业情况增加的模块</w:t>
+      </w:r>
+      <w:bookmarkEnd w:id="1025"/>
+    </w:p>
+    <w:p>
+      <w:pPr>
+        <w:pStyle w:val="a0"/>
+      </w:pPr>
+      <w:r>
+        <w:rPr>
+          <w:rFonts w:hint="eastAsia"/>
+        </w:rPr>
+        <w:t>本章七个模块按表3 的条件取用。写法与第三章一致：先说这一页回答什么，再列必备内容，最后是注意事项。</w:t>
+      </w:r>
+    </w:p>
+    <w:p>
+      <w:pPr>
+        <w:pStyle w:val="3"/>
+        <w:numPr>
+          <w:ilvl w:val="0"/>
+          <w:numId w:val="0"/>
+        </w:numPr>
+        <w:spacing w:before="156" w:after="156"/>
+      </w:pPr>
+      <w:bookmarkStart w:id="1026" w:name="_Toc900026"/>
+      <w:r>
+        <w:rPr>
+          <w:rFonts w:hint="eastAsia"/>
+        </w:rPr>
+        <w:t>4.1 关键数字看板</w:t>
+      </w:r>
+      <w:bookmarkEnd w:id="1026"/>
+    </w:p>
+    <w:p>
+      <w:pPr>
+        <w:pStyle w:val="a0"/>
+      </w:pPr>
+      <w:r>
+        <w:rPr>
+          <w:rFonts w:hint="eastAsia"/>
+        </w:rPr>
+        <w:t>这一部分回答：一屏之内，这家公司做到了什么程度。</w:t>
+      </w:r>
+    </w:p>
+    <w:p>
+      <w:pPr>
+        <w:pStyle w:val="a0"/>
+      </w:pPr>
+      <w:r>
+        <w:rPr>
+          <w:rFonts w:hint="eastAsia"/>
+        </w:rPr>
+        <w:t>必备内容：</w:t>
+      </w:r>
+    </w:p>
+    <w:p>
+      <w:pPr>
+        <w:pStyle w:val="a0"/>
+      </w:pPr>
+      <w:r>
+        <w:rPr>
+          <w:rFonts w:hint="eastAsia"/>
+        </w:rPr>
+        <w:t>（1）六到八个关键数字，每个配一句话说明口径与时点，如营业收入、核心产品销量、终端使用量、累计客户数、已授权知识产权数量、新增资质数量；</w:t>
+      </w:r>
+    </w:p>
+    <w:p>
+      <w:pPr>
+        <w:pStyle w:val="a0"/>
+      </w:pPr>
+      <w:r>
+        <w:rPr>
+          <w:rFonts w:hint="eastAsia"/>
+        </w:rPr>
+        <w:t>（2）同一版式再给出下一年的目标值，与当年实绩并排，用虚线框区分已实现与目标。</w:t>
+      </w:r>
+    </w:p>
+    <w:p>
+      <w:pPr>
+        <w:pStyle w:val="a0"/>
+      </w:pPr>
+      <w:r>
+        <w:rPr>
+          <w:rFonts w:hint="eastAsia"/>
+        </w:rPr>
+        <w:t>注意：数字看板与核心摘要择一即可，不要两页说同样的话。实绩与目标必须在视觉上分开，混排会被认为是把预测当成绩。</w:t>
+      </w:r>
+    </w:p>
+    <w:p>
+      <w:pPr>
+        <w:pStyle w:val="3"/>
+        <w:numPr>
+          <w:ilvl w:val="0"/>
+          <w:numId w:val="0"/>
+        </w:numPr>
+        <w:spacing w:before="156" w:after="156"/>
+      </w:pPr>
+      <w:bookmarkStart w:id="1027" w:name="_Toc900027"/>
+      <w:r>
+        <w:rPr>
+          <w:rFonts w:hint="eastAsia"/>
+        </w:rPr>
+        <w:t>4.2 销售与渠道网络</w:t>
+      </w:r>
+      <w:bookmarkEnd w:id="1027"/>
+    </w:p>
+    <w:p>
+      <w:pPr>
+        <w:pStyle w:val="a0"/>
+      </w:pPr>
+      <w:r>
+        <w:rPr>
+          <w:rFonts w:hint="eastAsia"/>
+        </w:rPr>
+        <w:t>这一部分回答：产品是怎么卖出去的、铺到了什么程度。</w:t>
+      </w:r>
+    </w:p>
+    <w:p>
+      <w:pPr>
+        <w:pStyle w:val="a0"/>
+      </w:pPr>
+      <w:r>
+        <w:rPr>
+          <w:rFonts w:hint="eastAsia"/>
+        </w:rPr>
+        <w:t>必备内容：</w:t>
+      </w:r>
+    </w:p>
+    <w:p>
+      <w:pPr>
+        <w:pStyle w:val="a0"/>
+      </w:pPr>
+      <w:r>
+        <w:rPr>
+          <w:rFonts w:hint="eastAsia"/>
+        </w:rPr>
+        <w:t>（1）广度：覆盖的省份或区域数量、代理商或经销商数量及其变化、空白区域及原因；</w:t>
+      </w:r>
+    </w:p>
+    <w:p>
+      <w:pPr>
+        <w:pStyle w:val="a0"/>
+      </w:pPr>
+      <w:r>
+        <w:rPr>
+          <w:rFonts w:hint="eastAsia"/>
+        </w:rPr>
+        <w:t>（2）深度：进入的终端客户数量（医院、工厂、电站等），与主要竞品的同口径对比；</w:t>
+      </w:r>
+    </w:p>
+    <w:p>
+      <w:pPr>
+        <w:pStyle w:val="a0"/>
+      </w:pPr>
+      <w:r>
+        <w:rPr>
+          <w:rFonts w:hint="eastAsia"/>
+        </w:rPr>
+        <w:t>（3）渠道结构：直销与代理的收入占比、代理商的选择与考核方式；</w:t>
+      </w:r>
+    </w:p>
+    <w:p>
+      <w:pPr>
+        <w:pStyle w:val="a0"/>
+      </w:pPr>
+      <w:r>
+        <w:rPr>
+          <w:rFonts w:hint="eastAsia"/>
+        </w:rPr>
+        <w:t>（4）重点客户或重点终端名单，以标识或名称呈现的须事先取得授权。</w:t>
+      </w:r>
+    </w:p>
+    <w:p>
+      <w:pPr>
+        <w:pStyle w:val="a0"/>
+      </w:pPr>
+      <w:r>
+        <w:rPr>
+          <w:rFonts w:hint="eastAsia"/>
+        </w:rPr>
+        <w:t>注意：渠道数据要注明统计时点与统计依据（如“以招标公示为准，截至某年某月”）。代理商数量增长要与收入增长对照，只增代理不增收入会被追问。</w:t>
+      </w:r>
+    </w:p>
+    <w:p>
+      <w:pPr>
+        <w:pStyle w:val="3"/>
+        <w:numPr>
+          <w:ilvl w:val="0"/>
+          <w:numId w:val="0"/>
+        </w:numPr>
+        <w:spacing w:before="156" w:after="156"/>
+      </w:pPr>
+      <w:bookmarkStart w:id="1028" w:name="_Toc900028"/>
+      <w:r>
+        <w:rPr>
+          <w:rFonts w:hint="eastAsia"/>
+        </w:rPr>
+        <w:t>4.3 研发管线与在研产品</w:t>
+      </w:r>
+      <w:bookmarkEnd w:id="1028"/>
+    </w:p>
+    <w:p>
+      <w:pPr>
+        <w:pStyle w:val="a0"/>
+      </w:pPr>
+      <w:r>
+        <w:rPr>
+          <w:rFonts w:hint="eastAsia"/>
+        </w:rPr>
+        <w:t>这一部分回答：现在的收入之外，下一批产品在哪。</w:t>
+      </w:r>
+    </w:p>
+    <w:p>
+      <w:pPr>
+        <w:pStyle w:val="a0"/>
+      </w:pPr>
+      <w:r>
+        <w:rPr>
+          <w:rFonts w:hint="eastAsia"/>
+        </w:rPr>
+        <w:t>必备内容：</w:t>
+      </w:r>
+    </w:p>
+    <w:p>
+      <w:pPr>
+        <w:pStyle w:val="a0"/>
+      </w:pPr>
+      <w:r>
+        <w:rPr>
+          <w:rFonts w:hint="eastAsia"/>
+        </w:rPr>
+        <w:t>（1）管线清单：产品名称、所处阶段（预研、动物试验、型式检验、临床、注册申请、待批）、预计获批或量产时间；</w:t>
+      </w:r>
+    </w:p>
+    <w:p>
+      <w:pPr>
+        <w:pStyle w:val="a0"/>
+      </w:pPr>
+      <w:r>
+        <w:rPr>
+          <w:rFonts w:hint="eastAsia"/>
+        </w:rPr>
+        <w:t>（2）每个在研产品的目标适应症或应用场景、对应市场规模；</w:t>
+      </w:r>
+    </w:p>
+    <w:p>
+      <w:pPr>
+        <w:pStyle w:val="a0"/>
+      </w:pPr>
+      <w:r>
+        <w:rPr>
+          <w:rFonts w:hint="eastAsia"/>
+        </w:rPr>
+        <w:t>（3）推进节奏时间轴：截至目前完成了什么、下一个节点是什么时候；</w:t>
+      </w:r>
+    </w:p>
+    <w:p>
+      <w:pPr>
+        <w:pStyle w:val="a0"/>
+      </w:pPr>
+      <w:r>
+        <w:rPr>
+          <w:rFonts w:hint="eastAsia"/>
+        </w:rPr>
+        <w:t>（4）研发投入与占收入比重、研发人员数量。</w:t>
+      </w:r>
+    </w:p>
+    <w:p>
+      <w:pPr>
+        <w:pStyle w:val="a0"/>
+      </w:pPr>
+      <w:r>
+        <w:rPr>
+          <w:rFonts w:hint="eastAsia"/>
+        </w:rPr>
+        <w:t>注意：阶段名称要用行业通用口径，不要自造。预计获批时间要与主管部门的实际审评周期对得上，写一个自己都解释不了的时间点，比不写更糟。</w:t>
+      </w:r>
+    </w:p>
+    <w:p>
+      <w:pPr>
+        <w:pStyle w:val="3"/>
+        <w:numPr>
+          <w:ilvl w:val="0"/>
+          <w:numId w:val="0"/>
+        </w:numPr>
+        <w:spacing w:before="156" w:after="156"/>
+      </w:pPr>
+      <w:bookmarkStart w:id="1029" w:name="_Toc900029"/>
+      <w:r>
+        <w:rPr>
+          <w:rFonts w:hint="eastAsia"/>
+        </w:rPr>
+        <w:t>4.4 资质与产品注册清单</w:t>
+      </w:r>
+      <w:bookmarkEnd w:id="1029"/>
+    </w:p>
+    <w:p>
+      <w:pPr>
+        <w:pStyle w:val="a0"/>
+      </w:pPr>
+      <w:r>
+        <w:rPr>
+          <w:rFonts w:hint="eastAsia"/>
+        </w:rPr>
+        <w:t>这一部分回答：哪些产品拿到了合法销售的凭证。</w:t>
+      </w:r>
+    </w:p>
+    <w:p>
+      <w:pPr>
+        <w:pStyle w:val="a0"/>
+      </w:pPr>
+      <w:r>
+        <w:rPr>
+          <w:rFonts w:hint="eastAsia"/>
+        </w:rPr>
+        <w:t>必备内容：</w:t>
+      </w:r>
+    </w:p>
+    <w:p>
+      <w:pPr>
+        <w:pStyle w:val="a0"/>
+      </w:pPr>
+      <w:r>
+        <w:rPr>
+          <w:rFonts w:hint="eastAsia"/>
+        </w:rPr>
+        <w:t>（1）逐项列出：证书编号、产品名称、管理类别或资质等级、发证机构、取得时间、有效期；</w:t>
+      </w:r>
+    </w:p>
+    <w:p>
+      <w:pPr>
+        <w:pStyle w:val="a0"/>
+      </w:pPr>
+      <w:r>
+        <w:rPr>
+          <w:rFonts w:hint="eastAsia"/>
+        </w:rPr>
+        <w:t>（2）按主体分列——集团下有多个持证主体的，分开列清楚；</w:t>
+      </w:r>
+    </w:p>
+    <w:p>
+      <w:pPr>
+        <w:pStyle w:val="a0"/>
+      </w:pPr>
+      <w:r>
+        <w:rPr>
+          <w:rFonts w:hint="eastAsia"/>
+        </w:rPr>
+        <w:t>（3）近两年新增的证书单独标注，未来一到两年预计取得的单独成组。</w:t>
+      </w:r>
+    </w:p>
+    <w:p>
+      <w:pPr>
+        <w:pStyle w:val="a0"/>
+      </w:pPr>
+      <w:r>
+        <w:rPr>
+          <w:rFonts w:hint="eastAsia"/>
+        </w:rPr>
+        <w:t>注意：证书编号要能在主管部门网站上查得到，投资人一定会查。多主体持证的，要说明证照与经营主体的对应关系，这直接关系到后续重组和上市。</w:t>
+      </w:r>
+    </w:p>
+    <w:p>
+      <w:pPr>
+        <w:pStyle w:val="3"/>
+        <w:numPr>
+          <w:ilvl w:val="0"/>
+          <w:numId w:val="0"/>
+        </w:numPr>
+        <w:spacing w:before="156" w:after="156"/>
+      </w:pPr>
+      <w:bookmarkStart w:id="1030" w:name="_Toc900030"/>
+      <w:r>
+        <w:rPr>
+          <w:rFonts w:hint="eastAsia"/>
+        </w:rPr>
+        <w:t>4.5 并购与整合成效</w:t>
+      </w:r>
+      <w:bookmarkEnd w:id="1030"/>
+    </w:p>
+    <w:p>
+      <w:pPr>
+        <w:pStyle w:val="a0"/>
+      </w:pPr>
+      <w:r>
+        <w:rPr>
+          <w:rFonts w:hint="eastAsia"/>
+        </w:rPr>
+        <w:t>这一部分回答：收来的资产有没有做好。</w:t>
+      </w:r>
+    </w:p>
+    <w:p>
+      <w:pPr>
+        <w:pStyle w:val="a0"/>
+      </w:pPr>
+      <w:r>
+        <w:rPr>
+          <w:rFonts w:hint="eastAsia"/>
+        </w:rPr>
+        <w:t>必备内容：</w:t>
+      </w:r>
+    </w:p>
+    <w:p>
+      <w:pPr>
+        <w:pStyle w:val="a0"/>
+      </w:pPr>
+      <w:r>
+        <w:rPr>
+          <w:rFonts w:hint="eastAsia"/>
+        </w:rPr>
+        <w:t>（1）收购标的、收购时间、持股比例、交易对价（可选）；</w:t>
+      </w:r>
+    </w:p>
+    <w:p>
+      <w:pPr>
+        <w:pStyle w:val="a0"/>
+      </w:pPr>
+      <w:r>
+        <w:rPr>
+          <w:rFonts w:hint="eastAsia"/>
+        </w:rPr>
+        <w:t>（2）收购前后的经营对比：核心产品销量、收入、市占率的变化，用同一口径的复合增长率呈现；</w:t>
+      </w:r>
+    </w:p>
+    <w:p>
+      <w:pPr>
+        <w:pStyle w:val="a0"/>
+      </w:pPr>
+      <w:r>
+        <w:rPr>
+          <w:rFonts w:hint="eastAsia"/>
+        </w:rPr>
+        <w:t>（3）整合动作：团队、渠道、产能、供应链上具体做了什么。</w:t>
+      </w:r>
+    </w:p>
+    <w:p>
+      <w:pPr>
+        <w:pStyle w:val="a0"/>
+      </w:pPr>
+      <w:r>
+        <w:rPr>
+          <w:rFonts w:hint="eastAsia"/>
+        </w:rPr>
+        <w:t>注意：图上要明确标出哪一段是收购之后的数据（如用虚线框圈出），不能把标的原有的增长算成自己的整合成效。</w:t>
+      </w:r>
+    </w:p>
+    <w:p>
+      <w:pPr>
+        <w:pStyle w:val="3"/>
+        <w:numPr>
+          <w:ilvl w:val="0"/>
+          <w:numId w:val="0"/>
+        </w:numPr>
+        <w:spacing w:before="156" w:after="156"/>
+      </w:pPr>
+      <w:bookmarkStart w:id="1031" w:name="_Toc900031"/>
+      <w:r>
+        <w:rPr>
+          <w:rFonts w:hint="eastAsia"/>
+        </w:rPr>
+        <w:t>4.6 国际业务</w:t>
+      </w:r>
+      <w:bookmarkEnd w:id="1031"/>
+    </w:p>
+    <w:p>
+      <w:pPr>
+        <w:pStyle w:val="a0"/>
+      </w:pPr>
+      <w:r>
+        <w:rPr>
+          <w:rFonts w:hint="eastAsia"/>
+        </w:rPr>
+        <w:t>这一部分回答：海外市场做到了什么程度。</w:t>
+      </w:r>
+    </w:p>
+    <w:p>
+      <w:pPr>
+        <w:pStyle w:val="a0"/>
+      </w:pPr>
+      <w:r>
+        <w:rPr>
+          <w:rFonts w:hint="eastAsia"/>
+        </w:rPr>
+        <w:t>必备内容：</w:t>
+      </w:r>
+    </w:p>
+    <w:p>
+      <w:pPr>
+        <w:pStyle w:val="a0"/>
+      </w:pPr>
+      <w:r>
+        <w:rPr>
+          <w:rFonts w:hint="eastAsia"/>
+        </w:rPr>
+        <w:t>（1）出口收入及其增速，按国别或地区拆分；</w:t>
+      </w:r>
+    </w:p>
+    <w:p>
+      <w:pPr>
+        <w:pStyle w:val="a0"/>
+      </w:pPr>
+      <w:r>
+        <w:rPr>
+          <w:rFonts w:hint="eastAsia"/>
+        </w:rPr>
+        <w:t>（2）出口国家数量与客户数量；</w:t>
+      </w:r>
+    </w:p>
+    <w:p>
+      <w:pPr>
+        <w:pStyle w:val="a0"/>
+      </w:pPr>
+      <w:r>
+        <w:rPr>
+          <w:rFonts w:hint="eastAsia"/>
+        </w:rPr>
+        <w:t>（3）境外注册或认证进度（如 CE、FDA 或当地准入）；</w:t>
+      </w:r>
+    </w:p>
+    <w:p>
+      <w:pPr>
+        <w:pStyle w:val="a0"/>
+      </w:pPr>
+      <w:r>
+        <w:rPr>
+          <w:rFonts w:hint="eastAsia"/>
+        </w:rPr>
+        <w:t>（4）海外渠道形式：经销、代工还是自建团队。</w:t>
+      </w:r>
+    </w:p>
+    <w:p>
+      <w:pPr>
+        <w:pStyle w:val="a0"/>
+      </w:pPr>
+      <w:r>
+        <w:rPr>
+          <w:rFonts w:hint="eastAsia"/>
+        </w:rPr>
+        <w:t>注意：出口收入占比不高时，重点写增速和国别扩张，不要用绝对额去和国内业务比较。</w:t>
+      </w:r>
+    </w:p>
+    <w:p>
+      <w:pPr>
+        <w:pStyle w:val="3"/>
+        <w:numPr>
+          <w:ilvl w:val="0"/>
+          <w:numId w:val="0"/>
+        </w:numPr>
+        <w:spacing w:before="156" w:after="156"/>
+      </w:pPr>
+      <w:bookmarkStart w:id="1032" w:name="_Toc900032"/>
+      <w:r>
+        <w:rPr>
+          <w:rFonts w:hint="eastAsia"/>
+        </w:rPr>
+        <w:t>4.7 外部顾问与科研合作</w:t>
+      </w:r>
+      <w:bookmarkEnd w:id="1032"/>
+    </w:p>
+    <w:p>
+      <w:pPr>
+        <w:pStyle w:val="a0"/>
+      </w:pPr>
+      <w:r>
+        <w:rPr>
+          <w:rFonts w:hint="eastAsia"/>
+        </w:rPr>
+        <w:t>这一部分回答：外部资源怎么支撑这家公司。</w:t>
+      </w:r>
+    </w:p>
+    <w:p>
+      <w:pPr>
+        <w:pStyle w:val="a0"/>
+      </w:pPr>
+      <w:r>
+        <w:rPr>
+          <w:rFonts w:hint="eastAsia"/>
+        </w:rPr>
+        <w:t>必备内容：</w:t>
+      </w:r>
+    </w:p>
+    <w:p>
+      <w:pPr>
+        <w:pStyle w:val="a0"/>
+      </w:pPr>
+      <w:r>
+        <w:rPr>
+          <w:rFonts w:hint="eastAsia"/>
+        </w:rPr>
+        <w:t>（1）科研合作项目：项目名称、级别（国家、省、市）、牵头单位、合作单位、执行周期、公司承担的部分；</w:t>
+      </w:r>
+    </w:p>
+    <w:p>
+      <w:pPr>
+        <w:pStyle w:val="a0"/>
+      </w:pPr>
+      <w:r>
+        <w:rPr>
+          <w:rFonts w:hint="eastAsia"/>
+        </w:rPr>
+        <w:t>（2）外部顾问：所在机构、职务、专业领域、与公司合作的具体内容；</w:t>
+      </w:r>
+    </w:p>
+    <w:p>
+      <w:pPr>
+        <w:pStyle w:val="a0"/>
+      </w:pPr>
+      <w:r>
+        <w:rPr>
+          <w:rFonts w:hint="eastAsia"/>
+        </w:rPr>
+        <w:t>（3）合作协议或立项文件可作为佐证，涉及对方信息的须脱敏后使用。</w:t>
+      </w:r>
+    </w:p>
+    <w:p>
+      <w:pPr>
+        <w:pStyle w:val="a0"/>
+      </w:pPr>
+      <w:r>
+        <w:rPr>
+          <w:rFonts w:hint="eastAsia"/>
+        </w:rPr>
+        <w:t>注意：顾问名单要事先取得本人同意。只挂名不参与的顾问不要放进来，尽调阶段会逐个访谈。</w:t>
+      </w:r>
+    </w:p>
+    <w:p>
+      <w:pPr>
+        <w:pStyle w:val="2"/>
+        <w:spacing w:before="156" w:after="156"/>
+      </w:pPr>
+      <w:bookmarkStart w:id="1033" w:name="_Toc900033"/>
+      <w:r>
+        <w:rPr>
+          <w:rFonts w:hint="eastAsia"/>
+          <w:b/>
+        </w:rPr>
+        <w:t>数据、口径与表述纪律</w:t>
+      </w:r>
+      <w:bookmarkEnd w:id="1033"/>
+    </w:p>
+    <w:p>
+      <w:pPr>
+        <w:pStyle w:val="3"/>
+        <w:numPr>
+          <w:ilvl w:val="0"/>
+          <w:numId w:val="0"/>
+        </w:numPr>
+        <w:spacing w:before="156" w:after="156"/>
+      </w:pPr>
+      <w:bookmarkStart w:id="1034" w:name="_Toc900034"/>
+      <w:r>
+        <w:rPr>
+          <w:rFonts w:hint="eastAsia"/>
+        </w:rPr>
+        <w:t>5.1 数据口径</w:t>
+      </w:r>
+      <w:bookmarkEnd w:id="1034"/>
+    </w:p>
+    <w:p>
+      <w:pPr>
+        <w:pStyle w:val="a0"/>
+      </w:pPr>
+      <w:r>
+        <w:rPr>
+          <w:rFonts w:hint="eastAsia"/>
+        </w:rPr>
+        <w:t>任何一个数字出现之前，先拆清四个维度：统计对象、地域、品类、时间。口径不同的数据并列呈现，不平均、不合并、不跨口径做乘除。引用第三方数据的，写明机构名称、报告名称与发布时间；同一指标存在多个口径且差异较大的，两个都给，并说明差异原因。</w:t>
+      </w:r>
+    </w:p>
+    <w:p>
+      <w:pPr>
+        <w:pStyle w:val="3"/>
+        <w:numPr>
+          <w:ilvl w:val="0"/>
+          <w:numId w:val="0"/>
+        </w:numPr>
+        <w:spacing w:before="156" w:after="156"/>
+      </w:pPr>
+      <w:bookmarkStart w:id="1035" w:name="_Toc900035"/>
+      <w:r>
+        <w:rPr>
+          <w:rFonts w:hint="eastAsia"/>
+        </w:rPr>
+        <w:t>5.2 财务数据一致性</w:t>
+      </w:r>
+      <w:bookmarkEnd w:id="1035"/>
+    </w:p>
+    <w:p>
+      <w:pPr>
+        <w:pStyle w:val="a0"/>
+      </w:pPr>
+      <w:r>
+        <w:rPr>
+          <w:rFonts w:hint="eastAsia"/>
+        </w:rPr>
+        <w:t>BP 中的财务数据与审计报告、纳税申报、银行流水的口径要保持一致。未经审计的数据必须标注。历史数据与预测数据放进同一张表，便于对照。收入确认方式、成本归集口径如与同行不同，在表下用一行说明。</w:t>
+      </w:r>
+    </w:p>
+    <w:p>
+      <w:pPr>
+        <w:pStyle w:val="3"/>
+        <w:numPr>
+          <w:ilvl w:val="0"/>
+          <w:numId w:val="0"/>
+        </w:numPr>
+        <w:spacing w:before="156" w:after="156"/>
+      </w:pPr>
+      <w:bookmarkStart w:id="1036" w:name="_Toc900036"/>
+      <w:r>
+        <w:rPr>
+          <w:rFonts w:hint="eastAsia"/>
+        </w:rPr>
+        <w:t>5.3 表述纪律</w:t>
+      </w:r>
+      <w:bookmarkEnd w:id="1036"/>
+    </w:p>
+    <w:p>
+      <w:pPr>
+        <w:pStyle w:val="a0"/>
+      </w:pPr>
+      <w:r>
+        <w:rPr>
+          <w:rFonts w:hint="eastAsia"/>
+        </w:rPr>
+        <w:t>不用“有望”“或将”“预计将大幅”这类词，用事实和时间点代替；不使用“最大”“第一”“唯一”“国家级”等绝对化用语；未获对方书面授权，不宣称合作关系、不使用对方标识；不承诺投资回报、上市时间与分红安排；涉及保密协议约定或军工等特殊领域的客户信息，按约定脱敏处理。</w:t>
+      </w:r>
+    </w:p>
+    <w:p>
+      <w:pPr>
+        <w:pStyle w:val="3"/>
+        <w:numPr>
+          <w:ilvl w:val="0"/>
+          <w:numId w:val="0"/>
+        </w:numPr>
+        <w:spacing w:before="156" w:after="156"/>
+      </w:pPr>
+      <w:bookmarkStart w:id="1037" w:name="_Toc900037"/>
+      <w:r>
+        <w:rPr>
+          <w:rFonts w:hint="eastAsia"/>
+        </w:rPr>
+        <w:t>5.4 一页一结论</w:t>
+      </w:r>
+      <w:bookmarkEnd w:id="1037"/>
+    </w:p>
+    <w:p>
+      <w:pPr>
+        <w:pStyle w:val="a0"/>
+      </w:pPr>
+      <w:r>
+        <w:rPr>
+          <w:rFonts w:hint="eastAsia"/>
+        </w:rPr>
+        <w:t>每一页的标题直接写这一页的结论，页面内容是这个结论的证据。例如把“产品优势”改成“良率由 65% 提升至 92%，2025 年 11 月起批量交付”。标题写不出结论的页面，说明这一页还没想清楚，先不要做。</w:t>
+      </w:r>
+    </w:p>
+    <w:p>
+      <w:pPr>
+        <w:pStyle w:val="3"/>
+        <w:numPr>
+          <w:ilvl w:val="0"/>
+          <w:numId w:val="0"/>
+        </w:numPr>
+        <w:spacing w:before="156" w:after="156"/>
+      </w:pPr>
+      <w:bookmarkStart w:id="1038" w:name="_Toc900038"/>
+      <w:r>
+        <w:rPr>
+          <w:rFonts w:hint="eastAsia"/>
+        </w:rPr>
+        <w:t>5.5 对外版本的脱密处理</w:t>
+      </w:r>
+      <w:bookmarkEnd w:id="1038"/>
+    </w:p>
+    <w:p>
+      <w:pPr>
+        <w:pStyle w:val="a0"/>
+      </w:pPr>
+      <w:r>
+        <w:rPr>
+          <w:rFonts w:hint="eastAsia"/>
+        </w:rPr>
+        <w:t>BP 要分内部版和对外版。递给尚未签署保密协议的机构、或在多家机构之间流转的版本，按以下方式处理：公司与关联主体用代称（如“标的公司”“主体一”“主体二”），并在首次出现处说明代称关系；证照、合同、协议的扫描件遮盖企业名称、地址、法定代表人签章；客户与供应商名称按 3.8 的方式脱敏；财务数据只给汇总口径，明细表留到尽调阶段；文件属性里的作者、单位、修订记录一并清空。脱密版与完整版的数字必须一致，脱密只做遮盖，不做修改。</w:t>
+      </w:r>
+    </w:p>
+    <w:p>
+      <w:pPr>
+        <w:pStyle w:val="3"/>
+        <w:numPr>
+          <w:ilvl w:val="0"/>
+          <w:numId w:val="0"/>
+        </w:numPr>
+        <w:spacing w:before="156" w:after="156"/>
+      </w:pPr>
+      <w:bookmarkStart w:id="1039" w:name="_Toc900039"/>
+      <w:r>
+        <w:rPr>
+          <w:rFonts w:hint="eastAsia"/>
+        </w:rPr>
+        <w:t>5.6 页脚来源与免责说明</w:t>
+      </w:r>
+      <w:bookmarkEnd w:id="1039"/>
+    </w:p>
+    <w:p>
+      <w:pPr>
+        <w:pStyle w:val="a0"/>
+      </w:pPr>
+      <w:r>
+        <w:rPr>
+          <w:rFonts w:hint="eastAsia"/>
+        </w:rPr>
+        <w:t>每一页引用了外部数据的，在页脚写明来源，写法为“数据来源：《某白皮书》某年数据”或“数据来源：根据公开资料整理”。依据公开信息整理的竞品或行业清单，在表下加一行说明：上述信息来源于主管部门网站查询、各公司网站等公开信息，受制于信息的局限性，不排除信息遗漏、更迭的可能。这一行不是套话——它划定了信息的边界，出现遗漏时说明的是资料局限，而不是企业隐瞒。</w:t>
+      </w:r>
+    </w:p>
+    <w:p>
+      <w:pPr>
+        <w:pStyle w:val="2"/>
+        <w:spacing w:before="156" w:after="156"/>
+      </w:pPr>
+      <w:bookmarkStart w:id="1040" w:name="_Toc900040"/>
+      <w:r>
+        <w:rPr>
+          <w:rFonts w:hint="eastAsia"/>
+          <w:b/>
+        </w:rPr>
+        <w:t>动手前要准备的材料</w:t>
+      </w:r>
+      <w:bookmarkEnd w:id="1040"/>
+    </w:p>
+    <w:p>
+      <w:pPr>
+        <w:pStyle w:val="a0"/>
+      </w:pPr>
+      <w:r>
+        <w:rPr>
+          <w:rFonts w:hint="eastAsia"/>
+        </w:rPr>
+        <w:t>下表所列材料齐备之前不要开始写页面。缺哪一项，对应的页面就只能写形容词。</w:t>
+      </w:r>
+    </w:p>
+    <w:p>
+      <w:pPr>
+        <w:keepNext/>
+        <w:jc w:val="center"/>
+      </w:pPr>
+      <w:r>
+        <w:rPr>
+          <w:rFonts w:hint="eastAsia"/>
+          <w:b/>
+          <w:sz w:val="21"/>
+        </w:rPr>
+        <w:t>表5  BP 素材准备清单</w:t>
+      </w:r>
+    </w:p>
+    <w:tbl>
+      <w:tblPr>
+        <w:tblW w:w="5352" w:type="pct"/>
+        <w:jc w:val="center"/>
+        <w:tblBorders>
+          <w:top w:val="single" w:sz="12" w:space="0" w:color="010000"/>
+          <w:left w:val="single" w:sz="12" w:space="0" w:color="010000"/>
+          <w:bottom w:val="single" w:sz="12" w:space="0" w:color="010000"/>
+          <w:right w:val="single" w:sz="12" w:space="0" w:color="010000"/>
+          <w:insideH w:val="single" w:sz="4" w:space="0" w:color="010000"/>
+          <w:insideV w:val="single" w:sz="4" w:space="0" w:color="010000"/>
+        </w:tblBorders>
+        <w:tblLook w:firstColumn="1" w:firstRow="1" w:lastColumn="0" w:lastRow="0" w:noHBand="0" w:noVBand="1" w:val="04A0"/>
+      </w:tblPr>
+      <w:tblGrid>
+        <w:gridCol w:w="2769"/>
+        <w:gridCol w:w="2769"/>
+        <w:gridCol w:w="2769"/>
+      </w:tblGrid>
+      <w:tr>
+        <w:trPr>
+          <w:cantSplit/>
+          <w:tblHeader/>
+          <w:jc w:val="center"/>
+        </w:trPr>
+        <w:tc>
+          <w:tcPr>
+            <w:tcW w:w="700" w:type="pct"/>
+            <w:tcBorders>
+              <w:top w:val="single" w:sz="12" w:space="0" w:color="010000"/>
+              <w:bottom w:val="single" w:sz="4" w:space="0" w:color="010000"/>
+            </w:tcBorders>
+            <w:vAlign w:val="center"/>
+          </w:tcPr>
+          <w:p>
+            <w:pPr>
+              <w:keepNext/>
               <w:jc w:val="center"/>
             </w:pPr>
             <w:r/>
             <w:r>
               <w:rPr>
                 <w:rFonts w:hint="eastAsia"/>
-                <w:color w:val="000000"/>
-                <w:sz w:val="21"/>
-              </w:rPr>
-              <w:t>财务材料</w:t>
+                <w:b/>
+                <w:color w:val="000000"/>
+                <w:sz w:val="21"/>
+              </w:rPr>
+              <w:t>类别</w:t>
             </w:r>
           </w:p>
         </w:tc>
@@ -7020,22 +9905,25 @@
           <w:tcPr>
             <w:tcW w:w="3000" w:type="pct"/>
             <w:tcBorders>
-              <w:top w:val="single" w:sz="4" w:space="0" w:color="010000"/>
-            </w:tcBorders>
-            <w:vAlign w:val="center"/>
-          </w:tcPr>
-          <w:p>
-            <w:pPr>
-              <w:jc w:val="left"/>
-            </w:pPr>
-            <w:r/>
-            <w:r>
-              <w:rPr>
-                <w:rFonts w:hint="eastAsia"/>
-                <w:color w:val="000000"/>
-                <w:sz w:val="21"/>
-              </w:rPr>
-              <w:t>近三年及最近一期财务报表、审计报告、纳税申报表、收入成本明细、预测模型</w:t>
+              <w:top w:val="single" w:sz="12" w:space="0" w:color="010000"/>
+              <w:bottom w:val="single" w:sz="4" w:space="0" w:color="010000"/>
+            </w:tcBorders>
+            <w:vAlign w:val="center"/>
+          </w:tcPr>
+          <w:p>
+            <w:pPr>
+              <w:keepNext/>
+              <w:jc w:val="center"/>
+            </w:pPr>
+            <w:r/>
+            <w:r>
+              <w:rPr>
+                <w:rFonts w:hint="eastAsia"/>
+                <w:b/>
+                <w:color w:val="000000"/>
+                <w:sz w:val="21"/>
+              </w:rPr>
+              <w:t>具体材料</w:t>
             </w:r>
           </w:p>
         </w:tc>
@@ -7043,22 +9931,25 @@
           <w:tcPr>
             <w:tcW w:w="1300" w:type="pct"/>
             <w:tcBorders>
-              <w:top w:val="single" w:sz="4" w:space="0" w:color="010000"/>
-            </w:tcBorders>
-            <w:vAlign w:val="center"/>
-          </w:tcPr>
-          <w:p>
-            <w:pPr>
+              <w:top w:val="single" w:sz="12" w:space="0" w:color="010000"/>
+              <w:bottom w:val="single" w:sz="4" w:space="0" w:color="010000"/>
+            </w:tcBorders>
+            <w:vAlign w:val="center"/>
+          </w:tcPr>
+          <w:p>
+            <w:pPr>
+              <w:keepNext/>
               <w:jc w:val="center"/>
             </w:pPr>
             <w:r/>
             <w:r>
               <w:rPr>
                 <w:rFonts w:hint="eastAsia"/>
-                <w:color w:val="000000"/>
-                <w:sz w:val="21"/>
-              </w:rPr>
-              <w:t>财务负责人</w:t>
+                <w:b/>
+                <w:color w:val="000000"/>
+                <w:sz w:val="21"/>
+              </w:rPr>
+              <w:t>来源</w:t>
             </w:r>
           </w:p>
         </w:tc>
@@ -7087,7 +9978,7 @@
                 <w:color w:val="000000"/>
                 <w:sz w:val="21"/>
               </w:rPr>
-              <w:t>融资材料</w:t>
+              <w:t>公司基础</w:t>
             </w:r>
           </w:p>
         </w:tc>
@@ -7110,7 +10001,7 @@
                 <w:color w:val="000000"/>
                 <w:sz w:val="21"/>
               </w:rPr>
-              <w:t>历轮融资协议、估值依据、股权结构表、员工持股平台文件</w:t>
+              <w:t>营业执照、公司章程、股东名册、组织架构图、员工花名册</w:t>
             </w:r>
           </w:p>
         </w:tc>
@@ -7133,7 +10024,7 @@
                 <w:color w:val="000000"/>
                 <w:sz w:val="21"/>
               </w:rPr>
-              <w:t>董秘</w:t>
+              <w:t>董秘 / 行政</w:t>
             </w:r>
           </w:p>
         </w:tc>
@@ -7162,6 +10053,456 @@
                 <w:color w:val="000000"/>
                 <w:sz w:val="21"/>
               </w:rPr>
+              <w:t>资质文件</w:t>
+            </w:r>
+          </w:p>
+        </w:tc>
+        <w:tc>
+          <w:tcPr>
+            <w:tcW w:w="3000" w:type="pct"/>
+            <w:tcBorders>
+              <w:top w:val="single" w:sz="4" w:space="0" w:color="010000"/>
+            </w:tcBorders>
+            <w:vAlign w:val="center"/>
+          </w:tcPr>
+          <w:p>
+            <w:pPr>
+              <w:jc w:val="left"/>
+            </w:pPr>
+            <w:r/>
+            <w:r>
+              <w:rPr>
+                <w:rFonts w:hint="eastAsia"/>
+                <w:color w:val="000000"/>
+                <w:sz w:val="21"/>
+              </w:rPr>
+              <w:t>各类认证证书、行业准入许可、高新技术企业与专精特新等认定文件</w:t>
+            </w:r>
+          </w:p>
+        </w:tc>
+        <w:tc>
+          <w:tcPr>
+            <w:tcW w:w="1300" w:type="pct"/>
+            <w:tcBorders>
+              <w:top w:val="single" w:sz="4" w:space="0" w:color="010000"/>
+            </w:tcBorders>
+            <w:vAlign w:val="center"/>
+          </w:tcPr>
+          <w:p>
+            <w:pPr>
+              <w:jc w:val="center"/>
+            </w:pPr>
+            <w:r/>
+            <w:r>
+              <w:rPr>
+                <w:rFonts w:hint="eastAsia"/>
+                <w:color w:val="000000"/>
+                <w:sz w:val="21"/>
+              </w:rPr>
+              <w:t>董秘 / 质量</w:t>
+            </w:r>
+          </w:p>
+        </w:tc>
+      </w:tr>
+      <w:tr>
+        <w:trPr>
+          <w:cantSplit/>
+          <w:jc w:val="center"/>
+        </w:trPr>
+        <w:tc>
+          <w:tcPr>
+            <w:tcW w:w="700" w:type="pct"/>
+            <w:tcBorders>
+              <w:top w:val="single" w:sz="4" w:space="0" w:color="010000"/>
+            </w:tcBorders>
+            <w:vAlign w:val="center"/>
+          </w:tcPr>
+          <w:p>
+            <w:pPr>
+              <w:jc w:val="center"/>
+            </w:pPr>
+            <w:r/>
+            <w:r>
+              <w:rPr>
+                <w:rFonts w:hint="eastAsia"/>
+                <w:color w:val="000000"/>
+                <w:sz w:val="21"/>
+              </w:rPr>
+              <w:t>技术材料</w:t>
+            </w:r>
+          </w:p>
+        </w:tc>
+        <w:tc>
+          <w:tcPr>
+            <w:tcW w:w="3000" w:type="pct"/>
+            <w:tcBorders>
+              <w:top w:val="single" w:sz="4" w:space="0" w:color="010000"/>
+            </w:tcBorders>
+            <w:vAlign w:val="center"/>
+          </w:tcPr>
+          <w:p>
+            <w:pPr>
+              <w:jc w:val="left"/>
+            </w:pPr>
+            <w:r/>
+            <w:r>
+              <w:rPr>
+                <w:rFonts w:hint="eastAsia"/>
+                <w:color w:val="000000"/>
+                <w:sz w:val="21"/>
+              </w:rPr>
+              <w:t>专利证书与申请受理通知书、第三方检测报告、产品规格书、技术路线对比资料</w:t>
+            </w:r>
+          </w:p>
+        </w:tc>
+        <w:tc>
+          <w:tcPr>
+            <w:tcW w:w="1300" w:type="pct"/>
+            <w:tcBorders>
+              <w:top w:val="single" w:sz="4" w:space="0" w:color="010000"/>
+            </w:tcBorders>
+            <w:vAlign w:val="center"/>
+          </w:tcPr>
+          <w:p>
+            <w:pPr>
+              <w:jc w:val="center"/>
+            </w:pPr>
+            <w:r/>
+            <w:r>
+              <w:rPr>
+                <w:rFonts w:hint="eastAsia"/>
+                <w:color w:val="000000"/>
+                <w:sz w:val="21"/>
+              </w:rPr>
+              <w:t>技术负责人</w:t>
+            </w:r>
+          </w:p>
+        </w:tc>
+      </w:tr>
+      <w:tr>
+        <w:trPr>
+          <w:cantSplit/>
+          <w:jc w:val="center"/>
+        </w:trPr>
+        <w:tc>
+          <w:tcPr>
+            <w:tcW w:w="700" w:type="pct"/>
+            <w:tcBorders>
+              <w:top w:val="single" w:sz="4" w:space="0" w:color="010000"/>
+            </w:tcBorders>
+            <w:vAlign w:val="center"/>
+          </w:tcPr>
+          <w:p>
+            <w:pPr>
+              <w:jc w:val="center"/>
+            </w:pPr>
+            <w:r/>
+            <w:r>
+              <w:rPr>
+                <w:rFonts w:hint="eastAsia"/>
+                <w:color w:val="000000"/>
+                <w:sz w:val="21"/>
+              </w:rPr>
+              <w:t>业务材料</w:t>
+            </w:r>
+          </w:p>
+        </w:tc>
+        <w:tc>
+          <w:tcPr>
+            <w:tcW w:w="3000" w:type="pct"/>
+            <w:tcBorders>
+              <w:top w:val="single" w:sz="4" w:space="0" w:color="010000"/>
+            </w:tcBorders>
+            <w:vAlign w:val="center"/>
+          </w:tcPr>
+          <w:p>
+            <w:pPr>
+              <w:jc w:val="left"/>
+            </w:pPr>
+            <w:r/>
+            <w:r>
+              <w:rPr>
+                <w:rFonts w:hint="eastAsia"/>
+                <w:color w:val="000000"/>
+                <w:sz w:val="21"/>
+              </w:rPr>
+              <w:t>客户清单与导入进度、已签合同与订单台账、标杆案例资料、价格表</w:t>
+            </w:r>
+          </w:p>
+        </w:tc>
+        <w:tc>
+          <w:tcPr>
+            <w:tcW w:w="1300" w:type="pct"/>
+            <w:tcBorders>
+              <w:top w:val="single" w:sz="4" w:space="0" w:color="010000"/>
+            </w:tcBorders>
+            <w:vAlign w:val="center"/>
+          </w:tcPr>
+          <w:p>
+            <w:pPr>
+              <w:jc w:val="center"/>
+            </w:pPr>
+            <w:r/>
+            <w:r>
+              <w:rPr>
+                <w:rFonts w:hint="eastAsia"/>
+                <w:color w:val="000000"/>
+                <w:sz w:val="21"/>
+              </w:rPr>
+              <w:t>销售负责人</w:t>
+            </w:r>
+          </w:p>
+        </w:tc>
+      </w:tr>
+      <w:tr>
+        <w:trPr>
+          <w:cantSplit/>
+          <w:jc w:val="center"/>
+        </w:trPr>
+        <w:tc>
+          <w:tcPr>
+            <w:tcW w:w="700" w:type="pct"/>
+            <w:tcBorders>
+              <w:top w:val="single" w:sz="4" w:space="0" w:color="010000"/>
+            </w:tcBorders>
+            <w:vAlign w:val="center"/>
+          </w:tcPr>
+          <w:p>
+            <w:pPr>
+              <w:jc w:val="center"/>
+            </w:pPr>
+            <w:r/>
+            <w:r>
+              <w:rPr>
+                <w:rFonts w:hint="eastAsia"/>
+                <w:color w:val="000000"/>
+                <w:sz w:val="21"/>
+              </w:rPr>
+              <w:t>生产材料</w:t>
+            </w:r>
+          </w:p>
+        </w:tc>
+        <w:tc>
+          <w:tcPr>
+            <w:tcW w:w="3000" w:type="pct"/>
+            <w:tcBorders>
+              <w:top w:val="single" w:sz="4" w:space="0" w:color="010000"/>
+            </w:tcBorders>
+            <w:vAlign w:val="center"/>
+          </w:tcPr>
+          <w:p>
+            <w:pPr>
+              <w:jc w:val="left"/>
+            </w:pPr>
+            <w:r/>
+            <w:r>
+              <w:rPr>
+                <w:rFonts w:hint="eastAsia"/>
+                <w:color w:val="000000"/>
+                <w:sz w:val="21"/>
+              </w:rPr>
+              <w:t>产能与良率台账、设备清单、主要供应商清单与采购价格、扩产方案</w:t>
+            </w:r>
+          </w:p>
+        </w:tc>
+        <w:tc>
+          <w:tcPr>
+            <w:tcW w:w="1300" w:type="pct"/>
+            <w:tcBorders>
+              <w:top w:val="single" w:sz="4" w:space="0" w:color="010000"/>
+            </w:tcBorders>
+            <w:vAlign w:val="center"/>
+          </w:tcPr>
+          <w:p>
+            <w:pPr>
+              <w:jc w:val="center"/>
+            </w:pPr>
+            <w:r/>
+            <w:r>
+              <w:rPr>
+                <w:rFonts w:hint="eastAsia"/>
+                <w:color w:val="000000"/>
+                <w:sz w:val="21"/>
+              </w:rPr>
+              <w:t>生产负责人</w:t>
+            </w:r>
+          </w:p>
+        </w:tc>
+      </w:tr>
+      <w:tr>
+        <w:trPr>
+          <w:cantSplit/>
+          <w:jc w:val="center"/>
+        </w:trPr>
+        <w:tc>
+          <w:tcPr>
+            <w:tcW w:w="700" w:type="pct"/>
+            <w:tcBorders>
+              <w:top w:val="single" w:sz="4" w:space="0" w:color="010000"/>
+            </w:tcBorders>
+            <w:vAlign w:val="center"/>
+          </w:tcPr>
+          <w:p>
+            <w:pPr>
+              <w:jc w:val="center"/>
+            </w:pPr>
+            <w:r/>
+            <w:r>
+              <w:rPr>
+                <w:rFonts w:hint="eastAsia"/>
+                <w:color w:val="000000"/>
+                <w:sz w:val="21"/>
+              </w:rPr>
+              <w:t>财务材料</w:t>
+            </w:r>
+          </w:p>
+        </w:tc>
+        <w:tc>
+          <w:tcPr>
+            <w:tcW w:w="3000" w:type="pct"/>
+            <w:tcBorders>
+              <w:top w:val="single" w:sz="4" w:space="0" w:color="010000"/>
+            </w:tcBorders>
+            <w:vAlign w:val="center"/>
+          </w:tcPr>
+          <w:p>
+            <w:pPr>
+              <w:jc w:val="left"/>
+            </w:pPr>
+            <w:r/>
+            <w:r>
+              <w:rPr>
+                <w:rFonts w:hint="eastAsia"/>
+                <w:color w:val="000000"/>
+                <w:sz w:val="21"/>
+              </w:rPr>
+              <w:t>近三年及最近一期财务报表、审计报告、纳税申报表、收入成本明细、预测模型</w:t>
+            </w:r>
+          </w:p>
+        </w:tc>
+        <w:tc>
+          <w:tcPr>
+            <w:tcW w:w="1300" w:type="pct"/>
+            <w:tcBorders>
+              <w:top w:val="single" w:sz="4" w:space="0" w:color="010000"/>
+            </w:tcBorders>
+            <w:vAlign w:val="center"/>
+          </w:tcPr>
+          <w:p>
+            <w:pPr>
+              <w:jc w:val="center"/>
+            </w:pPr>
+            <w:r/>
+            <w:r>
+              <w:rPr>
+                <w:rFonts w:hint="eastAsia"/>
+                <w:color w:val="000000"/>
+                <w:sz w:val="21"/>
+              </w:rPr>
+              <w:t>财务负责人</w:t>
+            </w:r>
+          </w:p>
+        </w:tc>
+      </w:tr>
+      <w:tr>
+        <w:trPr>
+          <w:cantSplit/>
+          <w:jc w:val="center"/>
+        </w:trPr>
+        <w:tc>
+          <w:tcPr>
+            <w:tcW w:w="700" w:type="pct"/>
+            <w:tcBorders>
+              <w:top w:val="single" w:sz="4" w:space="0" w:color="010000"/>
+            </w:tcBorders>
+            <w:vAlign w:val="center"/>
+          </w:tcPr>
+          <w:p>
+            <w:pPr>
+              <w:jc w:val="center"/>
+            </w:pPr>
+            <w:r/>
+            <w:r>
+              <w:rPr>
+                <w:rFonts w:hint="eastAsia"/>
+                <w:color w:val="000000"/>
+                <w:sz w:val="21"/>
+              </w:rPr>
+              <w:t>融资材料</w:t>
+            </w:r>
+          </w:p>
+        </w:tc>
+        <w:tc>
+          <w:tcPr>
+            <w:tcW w:w="3000" w:type="pct"/>
+            <w:tcBorders>
+              <w:top w:val="single" w:sz="4" w:space="0" w:color="010000"/>
+            </w:tcBorders>
+            <w:vAlign w:val="center"/>
+          </w:tcPr>
+          <w:p>
+            <w:pPr>
+              <w:jc w:val="left"/>
+            </w:pPr>
+            <w:r/>
+            <w:r>
+              <w:rPr>
+                <w:rFonts w:hint="eastAsia"/>
+                <w:color w:val="000000"/>
+                <w:sz w:val="21"/>
+              </w:rPr>
+              <w:t>历轮融资协议、估值依据、股权结构表、员工持股平台文件</w:t>
+            </w:r>
+          </w:p>
+        </w:tc>
+        <w:tc>
+          <w:tcPr>
+            <w:tcW w:w="1300" w:type="pct"/>
+            <w:tcBorders>
+              <w:top w:val="single" w:sz="4" w:space="0" w:color="010000"/>
+            </w:tcBorders>
+            <w:vAlign w:val="center"/>
+          </w:tcPr>
+          <w:p>
+            <w:pPr>
+              <w:jc w:val="center"/>
+            </w:pPr>
+            <w:r/>
+            <w:r>
+              <w:rPr>
+                <w:rFonts w:hint="eastAsia"/>
+                <w:color w:val="000000"/>
+                <w:sz w:val="21"/>
+              </w:rPr>
+              <w:t>董秘</w:t>
+            </w:r>
+          </w:p>
+        </w:tc>
+      </w:tr>
+      <w:tr>
+        <w:trPr>
+          <w:cantSplit/>
+          <w:jc w:val="center"/>
+        </w:trPr>
+        <w:tc>
+          <w:tcPr>
+            <w:tcW w:w="700" w:type="pct"/>
+            <w:tcBorders>
+              <w:top w:val="single" w:sz="4" w:space="0" w:color="010000"/>
+            </w:tcBorders>
+            <w:vAlign w:val="center"/>
+          </w:tcPr>
+          <w:p>
+            <w:pPr>
+              <w:jc w:val="center"/>
+            </w:pPr>
+            <w:r/>
+            <w:r>
+              <w:rPr>
+                <w:rFonts w:hint="eastAsia"/>
+                <w:color w:val="000000"/>
+                <w:sz w:val="21"/>
+              </w:rPr>
               <w:t>行业材料</w:t>
             </w:r>
           </w:p>
@@ -7219,7 +10560,7 @@
         <w:pStyle w:val="2"/>
         <w:spacing w:before="156" w:after="156"/>
       </w:pPr>
-      <w:bookmarkStart w:id="1027" w:name="_Toc900027"/>
+      <w:bookmarkStart w:id="1041" w:name="_Toc900041"/>
       <w:r>
         <w:rPr>
           <w:rFonts w:hint="eastAsia"/>
@@ -7227,7 +10568,7 @@
         </w:rPr>
         <w:t>制作流程与时间安排</w:t>
       </w:r>
-      <w:bookmarkEnd w:id="1027"/>
+      <w:bookmarkEnd w:id="1041"/>
     </w:p>
     <w:p>
       <w:pPr>
@@ -7240,7 +10581,7 @@
           <w:b/>
           <w:sz w:val="21"/>
         </w:rPr>
-        <w:t>表4  BP 制作流程与时间安排</w:t>
+        <w:t>表6  BP 制作流程与时间安排</w:t>
       </w:r>
     </w:p>
     <w:tbl>
@@ -7979,7 +11320,7 @@
         <w:pStyle w:val="2"/>
         <w:spacing w:before="156" w:after="156"/>
       </w:pPr>
-      <w:bookmarkStart w:id="1028" w:name="_Toc900028"/>
+      <w:bookmarkStart w:id="1042" w:name="_Toc900042"/>
       <w:r>
         <w:rPr>
           <w:rFonts w:hint="eastAsia"/>
@@ -7987,7 +11328,7 @@
         </w:rPr>
         <w:t>定稿前检查清单</w:t>
       </w:r>
-      <w:bookmarkEnd w:id="1028"/>
+      <w:bookmarkEnd w:id="1042"/>
     </w:p>
     <w:p>
       <w:pPr>
@@ -8151,7 +11492,146 @@
         <w:rPr>
           <w:rFonts w:hint="eastAsia"/>
         </w:rPr>
-        <w:t>（15）文件名包含公司简称、版本与日期，便于对方归档。</w:t>
+        <w:t>（15）引用外部数据的页面，页脚写明了来源；</w:t>
+      </w:r>
+    </w:p>
+    <w:p>
+      <w:pPr>
+        <w:pStyle w:val="a0"/>
+      </w:pPr>
+      <w:r>
+        <w:rPr>
+          <w:rFonts w:hint="eastAsia"/>
+        </w:rPr>
+        <w:t>（16）对外版本已按 5.5 完成脱密，且与完整版数字一致；</w:t>
+      </w:r>
+    </w:p>
+    <w:p>
+      <w:pPr>
+        <w:pStyle w:val="a0"/>
+      </w:pPr>
+      <w:r>
+        <w:rPr>
+          <w:rFonts w:hint="eastAsia"/>
+        </w:rPr>
+        <w:t>（17）文件属性中的作者、单位、修订记录已清空；</w:t>
+      </w:r>
+    </w:p>
+    <w:p>
+      <w:pPr>
+        <w:pStyle w:val="a0"/>
+      </w:pPr>
+      <w:r>
+        <w:rPr>
+          <w:rFonts w:hint="eastAsia"/>
+        </w:rPr>
+        <w:t>（18）文件名包含公司简称、版本与日期，便于对方归档。</w:t>
+      </w:r>
+    </w:p>
+    <w:p>
+      <w:pPr>
+        <w:pStyle w:val="2"/>
+        <w:spacing w:before="156" w:after="156"/>
+      </w:pPr>
+      <w:bookmarkStart w:id="1043" w:name="_Toc900043"/>
+      <w:r>
+        <w:rPr>
+          <w:rFonts w:hint="eastAsia"/>
+          <w:b/>
+        </w:rPr>
+        <w:t>附录：两类骨架的实际页序</w:t>
+      </w:r>
+      <w:bookmarkEnd w:id="1043"/>
+    </w:p>
+    <w:p>
+      <w:pPr>
+        <w:pStyle w:val="a0"/>
+      </w:pPr>
+      <w:r>
+        <w:rPr>
+          <w:rFonts w:hint="eastAsia"/>
+        </w:rPr>
+        <w:t>下面两组页序取自两份已完成的融资 BP，只保留页面顺序，不含任何企业信息与数据，用于对照第二章的模块划分。</w:t>
+      </w:r>
+    </w:p>
+    <w:p>
+      <w:pPr>
+        <w:pStyle w:val="3"/>
+        <w:numPr>
+          <w:ilvl w:val="0"/>
+          <w:numId w:val="0"/>
+        </w:numPr>
+        <w:spacing w:before="156" w:after="156"/>
+      </w:pPr>
+      <w:bookmarkStart w:id="1044" w:name="_Toc900044"/>
+      <w:r>
+        <w:rPr>
+          <w:rFonts w:hint="eastAsia"/>
+        </w:rPr>
+        <w:t>9.1 运营资产型（约四十页）</w:t>
+      </w:r>
+      <w:bookmarkEnd w:id="1044"/>
+    </w:p>
+    <w:p>
+      <w:pPr>
+        <w:pStyle w:val="a0"/>
+      </w:pPr>
+      <w:r>
+        <w:rPr>
+          <w:rFonts w:hint="eastAsia"/>
+        </w:rPr>
+        <w:t>封面 — 目录 — 章节封面（公司介绍） — 公司概述 — 股权结构图 — 组织机构 — 管理团队（两页） — 资质与荣誉 — 管理体系 — 技术优势（两页） — 成本优势 — 项目介绍（每个运营主体一页，共七页） — 合作伙伴 — 章节封面（行业分析） — 政策沿革 — 宏观需求预测 — 细分行业规模 — 驱动因素（两页） — 可比上市公司对照表 — 章节封面（项目发展） — 新建项目规划 — 存量升级改造 — 运营规模增长曲线 — 在建项目清单 — 碳资产收益测算 — 章节封面（财务状况） — 三年历史经营指标 — 三年经营预测 — 章节封面（融资计划） — 募资额度与方式 — 募资用途 — 募资周期与退出方式 — 联系方式</w:t>
+      </w:r>
+    </w:p>
+    <w:p>
+      <w:pPr>
+        <w:pStyle w:val="a0"/>
+      </w:pPr>
+      <w:r>
+        <w:rPr>
+          <w:rFonts w:hint="eastAsia"/>
+        </w:rPr>
+        <w:t>特点：以运营主体为单位逐个铺开，占了全篇近三分之一；行业章节从国家政策讲起；竞争格局直接用可比上市公司的市值与市盈率，为估值提供锚点；没有单独的商业模式页与客户验证页——对这类企业，项目本身就是验证。</w:t>
+      </w:r>
+    </w:p>
+    <w:p>
+      <w:pPr>
+        <w:pStyle w:val="3"/>
+        <w:numPr>
+          <w:ilvl w:val="0"/>
+          <w:numId w:val="0"/>
+        </w:numPr>
+        <w:spacing w:before="156" w:after="156"/>
+      </w:pPr>
+      <w:bookmarkStart w:id="1045" w:name="_Toc900045"/>
+      <w:r>
+        <w:rPr>
+          <w:rFonts w:hint="eastAsia"/>
+        </w:rPr>
+        <w:t>9.2 产品技术型（约二十页）</w:t>
+      </w:r>
+      <w:bookmarkEnd w:id="1045"/>
+    </w:p>
+    <w:p>
+      <w:pPr>
+        <w:pStyle w:val="a0"/>
+      </w:pPr>
+      <w:r>
+        <w:rPr>
+          <w:rFonts w:hint="eastAsia"/>
+        </w:rPr>
+        <w:t>封面（标题即定位） — 发展历程与历轮融资时间轴 — 经营表现（历史与预测） — 市场需求概览 — 终端使用量趋势（两页） — 产品全景图 — 注册证清单 — 产品线覆盖数量对比 — 细分品类市场地位 — 销售网络（广度与深度） — 并购整合成效 — 国际业务 — 研发管线 — 重点在研产品与上市时间轴 — 科研合作 — 核心资质 — 核心团队 — 外部顾问 — 关键数字看板 — 致谢</w:t>
+      </w:r>
+    </w:p>
+    <w:p>
+      <w:pPr>
+        <w:pStyle w:val="a0"/>
+      </w:pPr>
+      <w:r>
+        <w:rPr>
+          <w:rFonts w:hint="eastAsia"/>
+        </w:rPr>
+        <w:t>特点：每页标题都是一句结论，页面内容是这句话的证据；页脚标注数据来源；对外版本对企业名称、证照与协议做了脱密处理；融资方案不在正文，另行提供。全篇二十页左右，密度高但没有一页是形容词。</w:t>
       </w:r>
     </w:p>
     <w:p/>
@@ -8163,7 +11643,7 @@
         <w:rPr>
           <w:rFonts w:hint="eastAsia"/>
         </w:rPr>
-        <w:t>本框架为通用骨架，具体页面的取舍与详略，按企业所处行业、发展阶段与本轮融资对象调整。</w:t>
+        <w:t>本框架为通用骨架，具体页面的取舍与详略，按企业所处行业、发展阶段与本轮融资对象调整。两类骨架不是非此即彼，既有运营资产又有产品线的企业，按收入占比大的那一类搭主骨架。</w:t>
       </w:r>
     </w:p>
     <w:sectPr>
